--- a/4-质量管理/运行记录类文件/HFSJ-ITSS-0413-2025年度管评计划.docx
+++ b/4-质量管理/运行记录类文件/HFSJ-ITSS-0413-2025年度管评计划.docx
@@ -1,11 +1,10 @@
 
 <file path=word/document.xml><?xml version="1.0" encoding="utf-8"?>
-<w:document xmlns:wpc="http://schemas.microsoft.com/office/word/2010/wordprocessingCanvas" xmlns:mc="http://schemas.openxmlformats.org/markup-compatibility/2006" xmlns:o="urn:schemas-microsoft-com:office:office" xmlns:r="http://schemas.openxmlformats.org/officeDocument/2006/relationships" xmlns:m="http://schemas.openxmlformats.org/officeDocument/2006/math" xmlns:v="urn:schemas-microsoft-com:vml" xmlns:wp14="http://schemas.microsoft.com/office/word/2010/wordprocessingDrawing" xmlns:wp="http://schemas.openxmlformats.org/drawingml/2006/wordprocessingDrawing" xmlns:w10="urn:schemas-microsoft-com:office:word" xmlns:w="http://schemas.openxmlformats.org/wordprocessingml/2006/main" xmlns:w14="http://schemas.microsoft.com/office/word/2010/wordml" xmlns:w15="http://schemas.microsoft.com/office/word/2012/wordml" xmlns:wne="http://schemas.microsoft.com/office/word/2006/wordml" xmlns:wpg="http://schemas.microsoft.com/office/word/2010/wordprocessingGroup" xmlns:wpi="http://schemas.microsoft.com/office/word/2010/wordprocessingInk" xmlns:wps="http://schemas.microsoft.com/office/word/2010/wordprocessingShape" mc:Ignorable="w14 w15 wp14">
-  <!-- Generated by Aspose.Words for .NET 13.3.0.1 -->
+<w:document xmlns:wpc="http://schemas.microsoft.com/office/word/2010/wordprocessingCanvas" xmlns:mc="http://schemas.openxmlformats.org/markup-compatibility/2006" xmlns:o="urn:schemas-microsoft-com:office:office" xmlns:r="http://schemas.openxmlformats.org/officeDocument/2006/relationships" xmlns:m="http://schemas.openxmlformats.org/officeDocument/2006/math" xmlns:v="urn:schemas-microsoft-com:vml" xmlns:wp14="http://schemas.microsoft.com/office/word/2010/wordprocessingDrawing" xmlns:wp="http://schemas.openxmlformats.org/drawingml/2006/wordprocessingDrawing" xmlns:w="http://schemas.openxmlformats.org/wordprocessingml/2006/main" xmlns:w14="http://schemas.microsoft.com/office/word/2010/wordml" xmlns:w10="urn:schemas-microsoft-com:office:word" xmlns:w15="http://schemas.microsoft.com/office/word/2012/wordml" xmlns:wpg="http://schemas.microsoft.com/office/word/2010/wordprocessingGroup" xmlns:wpi="http://schemas.microsoft.com/office/word/2010/wordprocessingInk" xmlns:wne="http://schemas.microsoft.com/office/word/2006/wordml" xmlns:wps="http://schemas.microsoft.com/office/word/2010/wordprocessingShape" xmlns:wpsCustomData="http://www.wps.cn/officeDocument/2013/wpsCustomData" mc:Ignorable="w14 w15 wp14">
   <w:body>
     <w:p>
       <w:pPr>
-        <w:pStyle w:val="a"/>
+        <w:pStyle w:val="26"/>
         <w:keepLines w:val="0"/>
         <w:pageBreakBefore w:val="0"/>
         <w:widowControl w:val="0"/>
@@ -37,7 +36,7 @@
     </w:p>
     <w:p>
       <w:pPr>
-        <w:pStyle w:val="a0"/>
+        <w:pStyle w:val="27"/>
         <w:keepLines w:val="0"/>
         <w:pageBreakBefore w:val="0"/>
         <w:widowControl w:val="0"/>
@@ -67,17 +66,18 @@
     </w:p>
     <w:tbl>
       <w:tblPr>
-        <w:tblStyle w:val="TableGrid"/>
+        <w:tblStyle w:val="23"/>
         <w:tblW w:w="8522" w:type="dxa"/>
         <w:jc w:val="center"/>
         <w:tblBorders>
-          <w:top w:val="nil"/>
-          <w:left w:val="nil"/>
-          <w:bottom w:val="nil"/>
-          <w:right w:val="nil"/>
-          <w:insideH w:val="nil"/>
-          <w:insideV w:val="nil"/>
+          <w:top w:val="none" w:color="auto" w:sz="0" w:space="0"/>
+          <w:left w:val="none" w:color="auto" w:sz="0" w:space="0"/>
+          <w:bottom w:val="none" w:color="auto" w:sz="0" w:space="0"/>
+          <w:right w:val="none" w:color="auto" w:sz="0" w:space="0"/>
+          <w:insideH w:val="none" w:color="auto" w:sz="0" w:space="0"/>
+          <w:insideV w:val="none" w:color="auto" w:sz="0" w:space="0"/>
         </w:tblBorders>
+        <w:tblLayout w:type="autofit"/>
         <w:tblCellMar>
           <w:top w:w="0" w:type="dxa"/>
           <w:left w:w="108" w:type="dxa"/>
@@ -93,15 +93,13 @@
       </w:tblGrid>
       <w:tr>
         <w:tblPrEx>
-          <w:tblW w:w="8522" w:type="dxa"/>
-          <w:jc w:val="center"/>
           <w:tblBorders>
-            <w:top w:val="nil"/>
-            <w:left w:val="nil"/>
-            <w:bottom w:val="nil"/>
-            <w:right w:val="nil"/>
-            <w:insideH w:val="nil"/>
-            <w:insideV w:val="nil"/>
+            <w:top w:val="none" w:color="auto" w:sz="0" w:space="0"/>
+            <w:left w:val="none" w:color="auto" w:sz="0" w:space="0"/>
+            <w:bottom w:val="none" w:color="auto" w:sz="0" w:space="0"/>
+            <w:right w:val="none" w:color="auto" w:sz="0" w:space="0"/>
+            <w:insideH w:val="none" w:color="auto" w:sz="0" w:space="0"/>
+            <w:insideV w:val="none" w:color="auto" w:sz="0" w:space="0"/>
           </w:tblBorders>
           <w:tblCellMar>
             <w:top w:w="0" w:type="dxa"/>
@@ -111,7 +109,7 @@
           </w:tblCellMar>
         </w:tblPrEx>
         <w:trPr>
-          <w:trHeight w:val="0"/>
+          <w:trHeight w:val="0" w:hRule="atLeast"/>
           <w:tblHeader/>
           <w:jc w:val="center"/>
         </w:trPr>
@@ -119,8 +117,8 @@
           <w:tcPr>
             <w:tcW w:w="1824" w:type="dxa"/>
             <w:tcBorders>
-              <w:top w:val="single" w:sz="4" w:space="0" w:color="auto"/>
-              <w:left w:val="single" w:sz="4" w:space="0" w:color="auto"/>
+              <w:top w:val="single" w:color="auto" w:sz="4" w:space="0"/>
+              <w:left w:val="single" w:color="auto" w:sz="4" w:space="0"/>
               <w:bottom w:val="nil"/>
               <w:right w:val="nil"/>
             </w:tcBorders>
@@ -165,8 +163,8 @@
           <w:tcPr>
             <w:tcW w:w="3090" w:type="dxa"/>
             <w:tcBorders>
-              <w:top w:val="single" w:sz="4" w:space="0" w:color="auto"/>
-              <w:left w:val="single" w:sz="4" w:space="0" w:color="auto"/>
+              <w:top w:val="single" w:color="auto" w:sz="4" w:space="0"/>
+              <w:left w:val="single" w:color="auto" w:sz="4" w:space="0"/>
               <w:bottom w:val="nil"/>
               <w:right w:val="nil"/>
             </w:tcBorders>
@@ -210,8 +208,8 @@
           <w:tcPr>
             <w:tcW w:w="1824" w:type="dxa"/>
             <w:tcBorders>
-              <w:top w:val="single" w:sz="4" w:space="0" w:color="auto"/>
-              <w:left w:val="single" w:sz="4" w:space="0" w:color="auto"/>
+              <w:top w:val="single" w:color="auto" w:sz="4" w:space="0"/>
+              <w:left w:val="single" w:color="auto" w:sz="4" w:space="0"/>
               <w:bottom w:val="nil"/>
               <w:right w:val="nil"/>
             </w:tcBorders>
@@ -256,10 +254,10 @@
           <w:tcPr>
             <w:tcW w:w="1784" w:type="dxa"/>
             <w:tcBorders>
-              <w:top w:val="single" w:sz="4" w:space="0" w:color="auto"/>
-              <w:left w:val="single" w:sz="4" w:space="0" w:color="auto"/>
-              <w:bottom w:val="nil"/>
-              <w:right w:val="single" w:sz="4" w:space="0" w:color="auto"/>
+              <w:top w:val="single" w:color="auto" w:sz="4" w:space="0"/>
+              <w:left w:val="single" w:color="auto" w:sz="4" w:space="0"/>
+              <w:bottom w:val="nil"/>
+              <w:right w:val="single" w:color="auto" w:sz="4" w:space="0"/>
             </w:tcBorders>
             <w:tcMar>
               <w:top w:w="-1" w:type="dxa"/>
@@ -300,8 +298,14 @@
       </w:tr>
       <w:tr>
         <w:tblPrEx>
-          <w:tblW w:w="8522" w:type="dxa"/>
-          <w:jc w:val="center"/>
+          <w:tblBorders>
+            <w:top w:val="none" w:color="auto" w:sz="0" w:space="0"/>
+            <w:left w:val="none" w:color="auto" w:sz="0" w:space="0"/>
+            <w:bottom w:val="none" w:color="auto" w:sz="0" w:space="0"/>
+            <w:right w:val="none" w:color="auto" w:sz="0" w:space="0"/>
+            <w:insideH w:val="none" w:color="auto" w:sz="0" w:space="0"/>
+            <w:insideV w:val="none" w:color="auto" w:sz="0" w:space="0"/>
+          </w:tblBorders>
           <w:tblCellMar>
             <w:top w:w="0" w:type="dxa"/>
             <w:left w:w="108" w:type="dxa"/>
@@ -310,7 +314,7 @@
           </w:tblCellMar>
         </w:tblPrEx>
         <w:trPr>
-          <w:trHeight w:val="0"/>
+          <w:trHeight w:val="0" w:hRule="atLeast"/>
           <w:tblHeader/>
           <w:jc w:val="center"/>
         </w:trPr>
@@ -318,8 +322,8 @@
           <w:tcPr>
             <w:tcW w:w="1824" w:type="dxa"/>
             <w:tcBorders>
-              <w:top w:val="single" w:sz="4" w:space="0" w:color="auto"/>
-              <w:left w:val="single" w:sz="4" w:space="0" w:color="auto"/>
+              <w:top w:val="single" w:color="auto" w:sz="4" w:space="0"/>
+              <w:left w:val="single" w:color="auto" w:sz="4" w:space="0"/>
               <w:bottom w:val="nil"/>
               <w:right w:val="nil"/>
             </w:tcBorders>
@@ -364,8 +368,8 @@
           <w:tcPr>
             <w:tcW w:w="3090" w:type="dxa"/>
             <w:tcBorders>
-              <w:top w:val="single" w:sz="4" w:space="0" w:color="auto"/>
-              <w:left w:val="single" w:sz="4" w:space="0" w:color="auto"/>
+              <w:top w:val="single" w:color="auto" w:sz="4" w:space="0"/>
+              <w:left w:val="single" w:color="auto" w:sz="4" w:space="0"/>
               <w:bottom w:val="nil"/>
               <w:right w:val="nil"/>
             </w:tcBorders>
@@ -409,8 +413,8 @@
           <w:tcPr>
             <w:tcW w:w="1824" w:type="dxa"/>
             <w:tcBorders>
-              <w:top w:val="single" w:sz="4" w:space="0" w:color="auto"/>
-              <w:left w:val="single" w:sz="4" w:space="0" w:color="auto"/>
+              <w:top w:val="single" w:color="auto" w:sz="4" w:space="0"/>
+              <w:left w:val="single" w:color="auto" w:sz="4" w:space="0"/>
               <w:bottom w:val="nil"/>
               <w:right w:val="nil"/>
             </w:tcBorders>
@@ -455,10 +459,10 @@
           <w:tcPr>
             <w:tcW w:w="1784" w:type="dxa"/>
             <w:tcBorders>
-              <w:top w:val="single" w:sz="4" w:space="0" w:color="auto"/>
-              <w:left w:val="single" w:sz="4" w:space="0" w:color="auto"/>
-              <w:bottom w:val="nil"/>
-              <w:right w:val="single" w:sz="4" w:space="0" w:color="auto"/>
+              <w:top w:val="single" w:color="auto" w:sz="4" w:space="0"/>
+              <w:left w:val="single" w:color="auto" w:sz="4" w:space="0"/>
+              <w:bottom w:val="nil"/>
+              <w:right w:val="single" w:color="auto" w:sz="4" w:space="0"/>
             </w:tcBorders>
             <w:tcMar>
               <w:top w:w="-1" w:type="dxa"/>
@@ -499,8 +503,14 @@
       </w:tr>
       <w:tr>
         <w:tblPrEx>
-          <w:tblW w:w="8522" w:type="dxa"/>
-          <w:jc w:val="center"/>
+          <w:tblBorders>
+            <w:top w:val="none" w:color="auto" w:sz="0" w:space="0"/>
+            <w:left w:val="none" w:color="auto" w:sz="0" w:space="0"/>
+            <w:bottom w:val="none" w:color="auto" w:sz="0" w:space="0"/>
+            <w:right w:val="none" w:color="auto" w:sz="0" w:space="0"/>
+            <w:insideH w:val="none" w:color="auto" w:sz="0" w:space="0"/>
+            <w:insideV w:val="none" w:color="auto" w:sz="0" w:space="0"/>
+          </w:tblBorders>
           <w:tblCellMar>
             <w:top w:w="0" w:type="dxa"/>
             <w:left w:w="108" w:type="dxa"/>
@@ -509,7 +519,7 @@
           </w:tblCellMar>
         </w:tblPrEx>
         <w:trPr>
-          <w:trHeight w:val="0"/>
+          <w:trHeight w:val="0" w:hRule="atLeast"/>
           <w:tblHeader/>
           <w:jc w:val="center"/>
         </w:trPr>
@@ -517,8 +527,8 @@
           <w:tcPr>
             <w:tcW w:w="1824" w:type="dxa"/>
             <w:tcBorders>
-              <w:top w:val="single" w:sz="4" w:space="0" w:color="auto"/>
-              <w:left w:val="single" w:sz="4" w:space="0" w:color="auto"/>
+              <w:top w:val="single" w:color="auto" w:sz="4" w:space="0"/>
+              <w:left w:val="single" w:color="auto" w:sz="4" w:space="0"/>
               <w:bottom w:val="nil"/>
               <w:right w:val="nil"/>
             </w:tcBorders>
@@ -563,8 +573,8 @@
           <w:tcPr>
             <w:tcW w:w="3090" w:type="dxa"/>
             <w:tcBorders>
-              <w:top w:val="single" w:sz="4" w:space="0" w:color="auto"/>
-              <w:left w:val="single" w:sz="4" w:space="0" w:color="auto"/>
+              <w:top w:val="single" w:color="auto" w:sz="4" w:space="0"/>
+              <w:left w:val="single" w:color="auto" w:sz="4" w:space="0"/>
               <w:bottom w:val="nil"/>
               <w:right w:val="nil"/>
             </w:tcBorders>
@@ -608,8 +618,8 @@
           <w:tcPr>
             <w:tcW w:w="1824" w:type="dxa"/>
             <w:tcBorders>
-              <w:top w:val="single" w:sz="4" w:space="0" w:color="auto"/>
-              <w:left w:val="single" w:sz="4" w:space="0" w:color="auto"/>
+              <w:top w:val="single" w:color="auto" w:sz="4" w:space="0"/>
+              <w:left w:val="single" w:color="auto" w:sz="4" w:space="0"/>
               <w:bottom w:val="nil"/>
               <w:right w:val="nil"/>
             </w:tcBorders>
@@ -654,10 +664,10 @@
           <w:tcPr>
             <w:tcW w:w="1784" w:type="dxa"/>
             <w:tcBorders>
-              <w:top w:val="single" w:sz="4" w:space="0" w:color="auto"/>
-              <w:left w:val="single" w:sz="4" w:space="0" w:color="auto"/>
-              <w:bottom w:val="nil"/>
-              <w:right w:val="single" w:sz="4" w:space="0" w:color="auto"/>
+              <w:top w:val="single" w:color="auto" w:sz="4" w:space="0"/>
+              <w:left w:val="single" w:color="auto" w:sz="4" w:space="0"/>
+              <w:bottom w:val="nil"/>
+              <w:right w:val="single" w:color="auto" w:sz="4" w:space="0"/>
             </w:tcBorders>
             <w:tcMar>
               <w:top w:w="-1" w:type="dxa"/>
@@ -698,8 +708,14 @@
       </w:tr>
       <w:tr>
         <w:tblPrEx>
-          <w:tblW w:w="8522" w:type="dxa"/>
-          <w:jc w:val="center"/>
+          <w:tblBorders>
+            <w:top w:val="none" w:color="auto" w:sz="0" w:space="0"/>
+            <w:left w:val="none" w:color="auto" w:sz="0" w:space="0"/>
+            <w:bottom w:val="none" w:color="auto" w:sz="0" w:space="0"/>
+            <w:right w:val="none" w:color="auto" w:sz="0" w:space="0"/>
+            <w:insideH w:val="none" w:color="auto" w:sz="0" w:space="0"/>
+            <w:insideV w:val="none" w:color="auto" w:sz="0" w:space="0"/>
+          </w:tblBorders>
           <w:tblCellMar>
             <w:top w:w="0" w:type="dxa"/>
             <w:left w:w="108" w:type="dxa"/>
@@ -708,7 +724,7 @@
           </w:tblCellMar>
         </w:tblPrEx>
         <w:trPr>
-          <w:trHeight w:val="0"/>
+          <w:trHeight w:val="0" w:hRule="atLeast"/>
           <w:tblHeader/>
           <w:jc w:val="center"/>
         </w:trPr>
@@ -716,8 +732,8 @@
           <w:tcPr>
             <w:tcW w:w="1824" w:type="dxa"/>
             <w:tcBorders>
-              <w:top w:val="single" w:sz="4" w:space="0" w:color="auto"/>
-              <w:left w:val="single" w:sz="4" w:space="0" w:color="auto"/>
+              <w:top w:val="single" w:color="auto" w:sz="4" w:space="0"/>
+              <w:left w:val="single" w:color="auto" w:sz="4" w:space="0"/>
               <w:bottom w:val="nil"/>
               <w:right w:val="nil"/>
             </w:tcBorders>
@@ -762,8 +778,8 @@
           <w:tcPr>
             <w:tcW w:w="3090" w:type="dxa"/>
             <w:tcBorders>
-              <w:top w:val="single" w:sz="4" w:space="0" w:color="auto"/>
-              <w:left w:val="single" w:sz="4" w:space="0" w:color="auto"/>
+              <w:top w:val="single" w:color="auto" w:sz="4" w:space="0"/>
+              <w:left w:val="single" w:color="auto" w:sz="4" w:space="0"/>
               <w:bottom w:val="nil"/>
               <w:right w:val="nil"/>
             </w:tcBorders>
@@ -807,8 +823,8 @@
           <w:tcPr>
             <w:tcW w:w="1824" w:type="dxa"/>
             <w:tcBorders>
-              <w:top w:val="single" w:sz="4" w:space="0" w:color="auto"/>
-              <w:left w:val="single" w:sz="4" w:space="0" w:color="auto"/>
+              <w:top w:val="single" w:color="auto" w:sz="4" w:space="0"/>
+              <w:left w:val="single" w:color="auto" w:sz="4" w:space="0"/>
               <w:bottom w:val="nil"/>
               <w:right w:val="nil"/>
             </w:tcBorders>
@@ -853,10 +869,10 @@
           <w:tcPr>
             <w:tcW w:w="1784" w:type="dxa"/>
             <w:tcBorders>
-              <w:top w:val="single" w:sz="4" w:space="0" w:color="auto"/>
-              <w:left w:val="single" w:sz="4" w:space="0" w:color="auto"/>
-              <w:bottom w:val="nil"/>
-              <w:right w:val="single" w:sz="4" w:space="0" w:color="auto"/>
+              <w:top w:val="single" w:color="auto" w:sz="4" w:space="0"/>
+              <w:left w:val="single" w:color="auto" w:sz="4" w:space="0"/>
+              <w:bottom w:val="nil"/>
+              <w:right w:val="single" w:color="auto" w:sz="4" w:space="0"/>
             </w:tcBorders>
             <w:tcMar>
               <w:top w:w="-1" w:type="dxa"/>
@@ -897,8 +913,14 @@
       </w:tr>
       <w:tr>
         <w:tblPrEx>
-          <w:tblW w:w="8522" w:type="dxa"/>
-          <w:jc w:val="center"/>
+          <w:tblBorders>
+            <w:top w:val="none" w:color="auto" w:sz="0" w:space="0"/>
+            <w:left w:val="none" w:color="auto" w:sz="0" w:space="0"/>
+            <w:bottom w:val="none" w:color="auto" w:sz="0" w:space="0"/>
+            <w:right w:val="none" w:color="auto" w:sz="0" w:space="0"/>
+            <w:insideH w:val="none" w:color="auto" w:sz="0" w:space="0"/>
+            <w:insideV w:val="none" w:color="auto" w:sz="0" w:space="0"/>
+          </w:tblBorders>
           <w:tblCellMar>
             <w:top w:w="0" w:type="dxa"/>
             <w:left w:w="108" w:type="dxa"/>
@@ -907,7 +929,7 @@
           </w:tblCellMar>
         </w:tblPrEx>
         <w:trPr>
-          <w:trHeight w:val="0"/>
+          <w:trHeight w:val="0" w:hRule="atLeast"/>
           <w:tblHeader/>
           <w:jc w:val="center"/>
         </w:trPr>
@@ -915,9 +937,9 @@
           <w:tcPr>
             <w:tcW w:w="1824" w:type="dxa"/>
             <w:tcBorders>
-              <w:top w:val="single" w:sz="4" w:space="0" w:color="auto"/>
-              <w:left w:val="single" w:sz="4" w:space="0" w:color="auto"/>
-              <w:bottom w:val="single" w:sz="4" w:space="0" w:color="auto"/>
+              <w:top w:val="single" w:color="auto" w:sz="4" w:space="0"/>
+              <w:left w:val="single" w:color="auto" w:sz="4" w:space="0"/>
+              <w:bottom w:val="single" w:color="auto" w:sz="4" w:space="0"/>
               <w:right w:val="nil"/>
             </w:tcBorders>
             <w:shd w:val="clear" w:color="auto" w:fill="AEAAAA" w:themeFill="background2" w:themeFillShade="BF"/>
@@ -961,9 +983,9 @@
           <w:tcPr>
             <w:tcW w:w="3090" w:type="dxa"/>
             <w:tcBorders>
-              <w:top w:val="single" w:sz="4" w:space="0" w:color="auto"/>
-              <w:left w:val="single" w:sz="4" w:space="0" w:color="auto"/>
-              <w:bottom w:val="single" w:sz="4" w:space="0" w:color="auto"/>
+              <w:top w:val="single" w:color="auto" w:sz="4" w:space="0"/>
+              <w:left w:val="single" w:color="auto" w:sz="4" w:space="0"/>
+              <w:bottom w:val="single" w:color="auto" w:sz="4" w:space="0"/>
               <w:right w:val="nil"/>
             </w:tcBorders>
             <w:tcMar>
@@ -1006,9 +1028,9 @@
           <w:tcPr>
             <w:tcW w:w="1824" w:type="dxa"/>
             <w:tcBorders>
-              <w:top w:val="single" w:sz="4" w:space="0" w:color="auto"/>
-              <w:left w:val="single" w:sz="4" w:space="0" w:color="auto"/>
-              <w:bottom w:val="single" w:sz="4" w:space="0" w:color="auto"/>
+              <w:top w:val="single" w:color="auto" w:sz="4" w:space="0"/>
+              <w:left w:val="single" w:color="auto" w:sz="4" w:space="0"/>
+              <w:bottom w:val="single" w:color="auto" w:sz="4" w:space="0"/>
               <w:right w:val="nil"/>
             </w:tcBorders>
             <w:shd w:val="clear" w:color="auto" w:fill="AEAAAA" w:themeFill="background2" w:themeFillShade="BF"/>
@@ -1052,10 +1074,10 @@
           <w:tcPr>
             <w:tcW w:w="1784" w:type="dxa"/>
             <w:tcBorders>
-              <w:top w:val="single" w:sz="4" w:space="0" w:color="auto"/>
-              <w:left w:val="single" w:sz="4" w:space="0" w:color="auto"/>
-              <w:bottom w:val="single" w:sz="4" w:space="0" w:color="auto"/>
-              <w:right w:val="single" w:sz="4" w:space="0" w:color="auto"/>
+              <w:top w:val="single" w:color="auto" w:sz="4" w:space="0"/>
+              <w:left w:val="single" w:color="auto" w:sz="4" w:space="0"/>
+              <w:bottom w:val="single" w:color="auto" w:sz="4" w:space="0"/>
+              <w:right w:val="single" w:color="auto" w:sz="4" w:space="0"/>
             </w:tcBorders>
             <w:tcMar>
               <w:top w:w="-1" w:type="dxa"/>
@@ -1125,7 +1147,7 @@
     </w:p>
     <w:p>
       <w:pPr>
-        <w:pStyle w:val="a1"/>
+        <w:pStyle w:val="31"/>
         <w:keepLines w:val="0"/>
         <w:pageBreakBefore w:val="0"/>
         <w:widowControl w:val="0"/>
@@ -1159,17 +1181,18 @@
     </w:p>
     <w:tbl>
       <w:tblPr>
-        <w:tblStyle w:val="TableGrid"/>
+        <w:tblStyle w:val="23"/>
         <w:tblW w:w="8519" w:type="dxa"/>
         <w:jc w:val="center"/>
         <w:tblBorders>
-          <w:top w:val="nil"/>
-          <w:left w:val="nil"/>
-          <w:bottom w:val="nil"/>
-          <w:right w:val="nil"/>
-          <w:insideH w:val="nil"/>
-          <w:insideV w:val="nil"/>
+          <w:top w:val="none" w:color="auto" w:sz="0" w:space="0"/>
+          <w:left w:val="none" w:color="auto" w:sz="0" w:space="0"/>
+          <w:bottom w:val="none" w:color="auto" w:sz="0" w:space="0"/>
+          <w:right w:val="none" w:color="auto" w:sz="0" w:space="0"/>
+          <w:insideH w:val="none" w:color="auto" w:sz="0" w:space="0"/>
+          <w:insideV w:val="none" w:color="auto" w:sz="0" w:space="0"/>
         </w:tblBorders>
+        <w:tblLayout w:type="autofit"/>
         <w:tblCellMar>
           <w:top w:w="0" w:type="dxa"/>
           <w:left w:w="108" w:type="dxa"/>
@@ -1186,15 +1209,13 @@
       </w:tblGrid>
       <w:tr>
         <w:tblPrEx>
-          <w:tblW w:w="8519" w:type="dxa"/>
-          <w:jc w:val="center"/>
           <w:tblBorders>
-            <w:top w:val="nil"/>
-            <w:left w:val="nil"/>
-            <w:bottom w:val="nil"/>
-            <w:right w:val="nil"/>
-            <w:insideH w:val="nil"/>
-            <w:insideV w:val="nil"/>
+            <w:top w:val="none" w:color="auto" w:sz="0" w:space="0"/>
+            <w:left w:val="none" w:color="auto" w:sz="0" w:space="0"/>
+            <w:bottom w:val="none" w:color="auto" w:sz="0" w:space="0"/>
+            <w:right w:val="none" w:color="auto" w:sz="0" w:space="0"/>
+            <w:insideH w:val="none" w:color="auto" w:sz="0" w:space="0"/>
+            <w:insideV w:val="none" w:color="auto" w:sz="0" w:space="0"/>
           </w:tblBorders>
           <w:tblCellMar>
             <w:top w:w="0" w:type="dxa"/>
@@ -1204,7 +1225,7 @@
           </w:tblCellMar>
         </w:tblPrEx>
         <w:trPr>
-          <w:trHeight w:val="0"/>
+          <w:trHeight w:val="0" w:hRule="atLeast"/>
           <w:tblHeader/>
           <w:jc w:val="center"/>
         </w:trPr>
@@ -1212,8 +1233,8 @@
           <w:tcPr>
             <w:tcW w:w="0" w:type="auto"/>
             <w:tcBorders>
-              <w:top w:val="single" w:sz="12" w:space="0" w:color="auto"/>
-              <w:left w:val="single" w:sz="12" w:space="0" w:color="auto"/>
+              <w:top w:val="single" w:color="auto" w:sz="12" w:space="0"/>
+              <w:left w:val="single" w:color="auto" w:sz="12" w:space="0"/>
               <w:bottom w:val="nil"/>
               <w:right w:val="nil"/>
             </w:tcBorders>
@@ -1240,12 +1261,12 @@
               <w:adjustRightInd w:val="0"/>
               <w:snapToGrid w:val="0"/>
               <w:spacing w:line="240" w:lineRule="auto"/>
-              <w:ind w:left="0" w:right="0" w:firstLine="0" w:leftChars="0" w:rightChars="0" w:firstLineChars="0"/>
+              <w:ind w:left="0" w:leftChars="0" w:right="0" w:rightChars="0" w:firstLine="0" w:firstLineChars="0"/>
               <w:jc w:val="center"/>
               <w:textAlignment w:val="baseline"/>
               <w:rPr>
-                <w:rStyle w:val="Strong"/>
-                <w:rFonts w:ascii="微软雅黑" w:eastAsia="微软雅黑" w:hAnsi="微软雅黑" w:cs="微软雅黑" w:hint="default"/>
+                <w:rStyle w:val="25"/>
+                <w:rFonts w:hint="default" w:ascii="微软雅黑" w:hAnsi="微软雅黑" w:eastAsia="微软雅黑" w:cs="微软雅黑"/>
                 <w:b/>
                 <w:bCs/>
                 <w:i w:val="0"/>
@@ -1263,8 +1284,8 @@
             </w:pPr>
             <w:r>
               <w:rPr>
-                <w:rStyle w:val="Strong"/>
-                <w:rFonts w:ascii="微软雅黑" w:eastAsia="微软雅黑" w:hAnsi="微软雅黑" w:cs="微软雅黑" w:hint="eastAsia"/>
+                <w:rStyle w:val="25"/>
+                <w:rFonts w:hint="eastAsia" w:ascii="微软雅黑" w:hAnsi="微软雅黑" w:eastAsia="微软雅黑" w:cs="微软雅黑"/>
                 <w:b/>
                 <w:bCs/>
                 <w:i w:val="0"/>
@@ -1287,8 +1308,8 @@
           <w:tcPr>
             <w:tcW w:w="0" w:type="auto"/>
             <w:tcBorders>
-              <w:top w:val="single" w:sz="12" w:space="0" w:color="auto"/>
-              <w:left w:val="single" w:sz="4" w:space="0" w:color="auto"/>
+              <w:top w:val="single" w:color="auto" w:sz="12" w:space="0"/>
+              <w:left w:val="single" w:color="auto" w:sz="4" w:space="0"/>
               <w:bottom w:val="nil"/>
               <w:right w:val="nil"/>
             </w:tcBorders>
@@ -1315,12 +1336,12 @@
               <w:adjustRightInd w:val="0"/>
               <w:snapToGrid w:val="0"/>
               <w:spacing w:line="240" w:lineRule="auto"/>
-              <w:ind w:left="0" w:right="0" w:firstLine="0" w:leftChars="0" w:rightChars="0" w:firstLineChars="0"/>
+              <w:ind w:left="0" w:leftChars="0" w:right="0" w:rightChars="0" w:firstLine="0" w:firstLineChars="0"/>
               <w:jc w:val="center"/>
               <w:textAlignment w:val="baseline"/>
               <w:rPr>
-                <w:rStyle w:val="Strong"/>
-                <w:rFonts w:ascii="微软雅黑" w:eastAsia="微软雅黑" w:hAnsi="微软雅黑" w:cs="微软雅黑" w:hint="default"/>
+                <w:rStyle w:val="25"/>
+                <w:rFonts w:hint="default" w:ascii="微软雅黑" w:hAnsi="微软雅黑" w:eastAsia="微软雅黑" w:cs="微软雅黑"/>
                 <w:b/>
                 <w:bCs/>
                 <w:i w:val="0"/>
@@ -1338,8 +1359,8 @@
             </w:pPr>
             <w:r>
               <w:rPr>
-                <w:rStyle w:val="Strong"/>
-                <w:rFonts w:ascii="微软雅黑" w:eastAsia="微软雅黑" w:hAnsi="微软雅黑" w:cs="微软雅黑" w:hint="eastAsia"/>
+                <w:rStyle w:val="25"/>
+                <w:rFonts w:hint="eastAsia" w:ascii="微软雅黑" w:hAnsi="微软雅黑" w:eastAsia="微软雅黑" w:cs="微软雅黑"/>
                 <w:b/>
                 <w:bCs/>
                 <w:i w:val="0"/>
@@ -1362,8 +1383,8 @@
           <w:tcPr>
             <w:tcW w:w="0" w:type="auto"/>
             <w:tcBorders>
-              <w:top w:val="single" w:sz="12" w:space="0" w:color="auto"/>
-              <w:left w:val="single" w:sz="4" w:space="0" w:color="auto"/>
+              <w:top w:val="single" w:color="auto" w:sz="12" w:space="0"/>
+              <w:left w:val="single" w:color="auto" w:sz="4" w:space="0"/>
               <w:bottom w:val="nil"/>
               <w:right w:val="nil"/>
             </w:tcBorders>
@@ -1390,12 +1411,12 @@
               <w:adjustRightInd w:val="0"/>
               <w:snapToGrid w:val="0"/>
               <w:spacing w:line="240" w:lineRule="auto"/>
-              <w:ind w:left="0" w:right="0" w:firstLine="0" w:leftChars="0" w:rightChars="0" w:firstLineChars="0"/>
+              <w:ind w:left="0" w:leftChars="0" w:right="0" w:rightChars="0" w:firstLine="0" w:firstLineChars="0"/>
               <w:jc w:val="center"/>
               <w:textAlignment w:val="baseline"/>
               <w:rPr>
-                <w:rStyle w:val="Strong"/>
-                <w:rFonts w:ascii="微软雅黑" w:eastAsia="微软雅黑" w:hAnsi="微软雅黑" w:cs="微软雅黑" w:hint="default"/>
+                <w:rStyle w:val="25"/>
+                <w:rFonts w:hint="default" w:ascii="微软雅黑" w:hAnsi="微软雅黑" w:eastAsia="微软雅黑" w:cs="微软雅黑"/>
                 <w:b/>
                 <w:bCs/>
                 <w:i w:val="0"/>
@@ -1413,8 +1434,8 @@
             </w:pPr>
             <w:r>
               <w:rPr>
-                <w:rStyle w:val="Strong"/>
-                <w:rFonts w:ascii="微软雅黑" w:eastAsia="微软雅黑" w:hAnsi="微软雅黑" w:cs="微软雅黑" w:hint="eastAsia"/>
+                <w:rStyle w:val="25"/>
+                <w:rFonts w:hint="eastAsia" w:ascii="微软雅黑" w:hAnsi="微软雅黑" w:eastAsia="微软雅黑" w:cs="微软雅黑"/>
                 <w:b/>
                 <w:bCs/>
                 <w:i w:val="0"/>
@@ -1437,8 +1458,8 @@
           <w:tcPr>
             <w:tcW w:w="0" w:type="auto"/>
             <w:tcBorders>
-              <w:top w:val="single" w:sz="12" w:space="0" w:color="auto"/>
-              <w:left w:val="single" w:sz="4" w:space="0" w:color="auto"/>
+              <w:top w:val="single" w:color="auto" w:sz="12" w:space="0"/>
+              <w:left w:val="single" w:color="auto" w:sz="4" w:space="0"/>
               <w:bottom w:val="nil"/>
               <w:right w:val="nil"/>
             </w:tcBorders>
@@ -1465,12 +1486,12 @@
               <w:adjustRightInd w:val="0"/>
               <w:snapToGrid w:val="0"/>
               <w:spacing w:line="240" w:lineRule="auto"/>
-              <w:ind w:left="0" w:right="0" w:firstLine="0" w:leftChars="0" w:rightChars="0" w:firstLineChars="0"/>
+              <w:ind w:left="0" w:leftChars="0" w:right="0" w:rightChars="0" w:firstLine="0" w:firstLineChars="0"/>
               <w:jc w:val="center"/>
               <w:textAlignment w:val="baseline"/>
               <w:rPr>
-                <w:rStyle w:val="Strong"/>
-                <w:rFonts w:ascii="微软雅黑" w:eastAsia="微软雅黑" w:hAnsi="微软雅黑" w:cs="微软雅黑" w:hint="default"/>
+                <w:rStyle w:val="25"/>
+                <w:rFonts w:hint="default" w:ascii="微软雅黑" w:hAnsi="微软雅黑" w:eastAsia="微软雅黑" w:cs="微软雅黑"/>
                 <w:b/>
                 <w:bCs/>
                 <w:i w:val="0"/>
@@ -1488,8 +1509,8 @@
             </w:pPr>
             <w:r>
               <w:rPr>
-                <w:rStyle w:val="Strong"/>
-                <w:rFonts w:ascii="微软雅黑" w:eastAsia="微软雅黑" w:hAnsi="微软雅黑" w:cs="微软雅黑" w:hint="eastAsia"/>
+                <w:rStyle w:val="25"/>
+                <w:rFonts w:hint="eastAsia" w:ascii="微软雅黑" w:hAnsi="微软雅黑" w:eastAsia="微软雅黑" w:cs="微软雅黑"/>
                 <w:b/>
                 <w:bCs/>
                 <w:i w:val="0"/>
@@ -1512,10 +1533,10 @@
           <w:tcPr>
             <w:tcW w:w="1205" w:type="dxa"/>
             <w:tcBorders>
-              <w:top w:val="single" w:sz="12" w:space="0" w:color="auto"/>
-              <w:left w:val="single" w:sz="4" w:space="0" w:color="auto"/>
-              <w:bottom w:val="nil"/>
-              <w:right w:val="single" w:sz="12" w:space="0" w:color="auto"/>
+              <w:top w:val="single" w:color="auto" w:sz="12" w:space="0"/>
+              <w:left w:val="single" w:color="auto" w:sz="4" w:space="0"/>
+              <w:bottom w:val="nil"/>
+              <w:right w:val="single" w:color="auto" w:sz="12" w:space="0"/>
             </w:tcBorders>
             <w:tcMar>
               <w:top w:w="-1" w:type="dxa"/>
@@ -1540,12 +1561,12 @@
               <w:adjustRightInd w:val="0"/>
               <w:snapToGrid w:val="0"/>
               <w:spacing w:line="240" w:lineRule="auto"/>
-              <w:ind w:left="0" w:right="0" w:firstLine="0" w:leftChars="0" w:rightChars="0" w:firstLineChars="0"/>
+              <w:ind w:left="0" w:leftChars="0" w:right="0" w:rightChars="0" w:firstLine="0" w:firstLineChars="0"/>
               <w:jc w:val="center"/>
               <w:textAlignment w:val="baseline"/>
               <w:rPr>
-                <w:rStyle w:val="Strong"/>
-                <w:rFonts w:ascii="微软雅黑" w:eastAsia="微软雅黑" w:hAnsi="微软雅黑" w:cs="微软雅黑" w:hint="default"/>
+                <w:rStyle w:val="25"/>
+                <w:rFonts w:hint="default" w:ascii="微软雅黑" w:hAnsi="微软雅黑" w:eastAsia="微软雅黑" w:cs="微软雅黑"/>
                 <w:b/>
                 <w:bCs/>
                 <w:i w:val="0"/>
@@ -1563,8 +1584,8 @@
             </w:pPr>
             <w:r>
               <w:rPr>
-                <w:rStyle w:val="Strong"/>
-                <w:rFonts w:ascii="微软雅黑" w:eastAsia="微软雅黑" w:hAnsi="微软雅黑" w:cs="微软雅黑" w:hint="eastAsia"/>
+                <w:rStyle w:val="25"/>
+                <w:rFonts w:hint="eastAsia" w:ascii="微软雅黑" w:hAnsi="微软雅黑" w:eastAsia="微软雅黑" w:cs="微软雅黑"/>
                 <w:b/>
                 <w:bCs/>
                 <w:i w:val="0"/>
@@ -1586,8 +1607,14 @@
       </w:tr>
       <w:tr>
         <w:tblPrEx>
-          <w:tblW w:w="8519" w:type="dxa"/>
-          <w:jc w:val="center"/>
+          <w:tblBorders>
+            <w:top w:val="none" w:color="auto" w:sz="0" w:space="0"/>
+            <w:left w:val="none" w:color="auto" w:sz="0" w:space="0"/>
+            <w:bottom w:val="none" w:color="auto" w:sz="0" w:space="0"/>
+            <w:right w:val="none" w:color="auto" w:sz="0" w:space="0"/>
+            <w:insideH w:val="none" w:color="auto" w:sz="0" w:space="0"/>
+            <w:insideV w:val="none" w:color="auto" w:sz="0" w:space="0"/>
+          </w:tblBorders>
           <w:tblCellMar>
             <w:top w:w="0" w:type="dxa"/>
             <w:left w:w="108" w:type="dxa"/>
@@ -1596,15 +1623,15 @@
           </w:tblCellMar>
         </w:tblPrEx>
         <w:trPr>
-          <w:trHeight w:val="0"/>
+          <w:trHeight w:val="0" w:hRule="atLeast"/>
           <w:jc w:val="center"/>
         </w:trPr>
         <w:tc>
           <w:tcPr>
             <w:tcW w:w="0" w:type="auto"/>
             <w:tcBorders>
-              <w:top w:val="single" w:sz="4" w:space="0" w:color="auto"/>
-              <w:left w:val="single" w:sz="12" w:space="0" w:color="auto"/>
+              <w:top w:val="single" w:color="auto" w:sz="4" w:space="0"/>
+              <w:left w:val="single" w:color="auto" w:sz="12" w:space="0"/>
               <w:bottom w:val="nil"/>
               <w:right w:val="nil"/>
             </w:tcBorders>
@@ -1631,12 +1658,12 @@
               <w:adjustRightInd w:val="0"/>
               <w:snapToGrid w:val="0"/>
               <w:spacing w:line="240" w:lineRule="auto"/>
-              <w:ind w:left="0" w:right="0" w:firstLine="0" w:leftChars="0" w:rightChars="0" w:firstLineChars="0"/>
+              <w:ind w:left="0" w:leftChars="0" w:right="0" w:rightChars="0" w:firstLine="0" w:firstLineChars="0"/>
               <w:jc w:val="center"/>
               <w:textAlignment w:val="baseline"/>
               <w:rPr>
-                <w:rStyle w:val="Strong"/>
-                <w:rFonts w:ascii="微软雅黑" w:eastAsia="微软雅黑" w:hAnsi="微软雅黑" w:cs="微软雅黑" w:hint="default"/>
+                <w:rStyle w:val="25"/>
+                <w:rFonts w:hint="default" w:ascii="微软雅黑" w:hAnsi="微软雅黑" w:eastAsia="微软雅黑" w:cs="微软雅黑"/>
                 <w:b w:val="0"/>
                 <w:bCs/>
                 <w:i w:val="0"/>
@@ -1654,8 +1681,8 @@
             </w:pPr>
             <w:r>
               <w:rPr>
-                <w:rStyle w:val="Strong"/>
-                <w:rFonts w:ascii="微软雅黑" w:eastAsia="微软雅黑" w:hAnsi="微软雅黑" w:cs="微软雅黑" w:hint="eastAsia"/>
+                <w:rStyle w:val="25"/>
+                <w:rFonts w:hint="eastAsia" w:ascii="微软雅黑" w:hAnsi="微软雅黑" w:eastAsia="微软雅黑" w:cs="微软雅黑"/>
                 <w:b w:val="0"/>
                 <w:bCs/>
                 <w:i w:val="0"/>
@@ -1673,8 +1700,8 @@
             </w:r>
             <w:r>
               <w:rPr>
-                <w:rStyle w:val="Strong"/>
-                <w:rFonts w:ascii="微软雅黑" w:eastAsia="微软雅黑" w:hAnsi="微软雅黑" w:cs="微软雅黑" w:hint="eastAsia"/>
+                <w:rStyle w:val="25"/>
+                <w:rFonts w:hint="eastAsia" w:ascii="微软雅黑" w:hAnsi="微软雅黑" w:eastAsia="微软雅黑" w:cs="微软雅黑"/>
                 <w:b w:val="0"/>
                 <w:bCs/>
                 <w:i w:val="0"/>
@@ -1697,8 +1724,8 @@
           <w:tcPr>
             <w:tcW w:w="0" w:type="auto"/>
             <w:tcBorders>
-              <w:top w:val="single" w:sz="4" w:space="0" w:color="auto"/>
-              <w:left w:val="single" w:sz="4" w:space="0" w:color="auto"/>
+              <w:top w:val="single" w:color="auto" w:sz="4" w:space="0"/>
+              <w:left w:val="single" w:color="auto" w:sz="4" w:space="0"/>
               <w:bottom w:val="nil"/>
               <w:right w:val="nil"/>
             </w:tcBorders>
@@ -1725,12 +1752,12 @@
               <w:adjustRightInd w:val="0"/>
               <w:snapToGrid w:val="0"/>
               <w:spacing w:line="240" w:lineRule="auto"/>
-              <w:ind w:left="0" w:right="0" w:firstLine="0" w:leftChars="0" w:rightChars="0" w:firstLineChars="0"/>
+              <w:ind w:left="0" w:leftChars="0" w:right="0" w:rightChars="0" w:firstLine="0" w:firstLineChars="0"/>
               <w:jc w:val="center"/>
               <w:textAlignment w:val="baseline"/>
               <w:rPr>
-                <w:rStyle w:val="Strong"/>
-                <w:rFonts w:ascii="微软雅黑" w:eastAsia="微软雅黑" w:hAnsi="微软雅黑" w:cs="微软雅黑" w:hint="default"/>
+                <w:rStyle w:val="25"/>
+                <w:rFonts w:hint="default" w:ascii="微软雅黑" w:hAnsi="微软雅黑" w:eastAsia="微软雅黑" w:cs="微软雅黑"/>
                 <w:b w:val="0"/>
                 <w:bCs/>
                 <w:i w:val="0"/>
@@ -1748,8 +1775,8 @@
             </w:pPr>
             <w:r>
               <w:rPr>
-                <w:rStyle w:val="Strong"/>
-                <w:rFonts w:ascii="微软雅黑" w:eastAsia="微软雅黑" w:hAnsi="微软雅黑" w:cs="微软雅黑" w:hint="eastAsia"/>
+                <w:rStyle w:val="25"/>
+                <w:rFonts w:hint="eastAsia" w:ascii="微软雅黑" w:hAnsi="微软雅黑" w:eastAsia="微软雅黑" w:cs="微软雅黑"/>
                 <w:b w:val="0"/>
                 <w:bCs/>
                 <w:i w:val="0"/>
@@ -1772,8 +1799,8 @@
           <w:tcPr>
             <w:tcW w:w="0" w:type="auto"/>
             <w:tcBorders>
-              <w:top w:val="single" w:sz="4" w:space="0" w:color="auto"/>
-              <w:left w:val="single" w:sz="4" w:space="0" w:color="auto"/>
+              <w:top w:val="single" w:color="auto" w:sz="4" w:space="0"/>
+              <w:left w:val="single" w:color="auto" w:sz="4" w:space="0"/>
               <w:bottom w:val="nil"/>
               <w:right w:val="nil"/>
             </w:tcBorders>
@@ -1800,12 +1827,12 @@
               <w:adjustRightInd w:val="0"/>
               <w:snapToGrid w:val="0"/>
               <w:spacing w:line="240" w:lineRule="auto"/>
-              <w:ind w:left="0" w:right="0" w:firstLine="0" w:leftChars="0" w:rightChars="0" w:firstLineChars="0"/>
+              <w:ind w:left="0" w:leftChars="0" w:right="0" w:rightChars="0" w:firstLine="0" w:firstLineChars="0"/>
               <w:jc w:val="center"/>
               <w:textAlignment w:val="baseline"/>
               <w:rPr>
-                <w:rStyle w:val="Strong"/>
-                <w:rFonts w:ascii="微软雅黑" w:eastAsia="微软雅黑" w:hAnsi="微软雅黑" w:cs="微软雅黑" w:hint="default"/>
+                <w:rStyle w:val="25"/>
+                <w:rFonts w:hint="default" w:ascii="微软雅黑" w:hAnsi="微软雅黑" w:eastAsia="微软雅黑" w:cs="微软雅黑"/>
                 <w:b w:val="0"/>
                 <w:bCs/>
                 <w:i w:val="0"/>
@@ -1823,8 +1850,8 @@
             </w:pPr>
             <w:r>
               <w:rPr>
-                <w:rStyle w:val="Strong"/>
-                <w:rFonts w:ascii="微软雅黑" w:eastAsia="微软雅黑" w:hAnsi="微软雅黑" w:cs="微软雅黑" w:hint="eastAsia"/>
+                <w:rStyle w:val="25"/>
+                <w:rFonts w:hint="eastAsia" w:ascii="微软雅黑" w:hAnsi="微软雅黑" w:eastAsia="微软雅黑" w:cs="微软雅黑"/>
                 <w:b w:val="0"/>
                 <w:bCs/>
                 <w:i w:val="0"/>
@@ -1847,8 +1874,8 @@
           <w:tcPr>
             <w:tcW w:w="0" w:type="auto"/>
             <w:tcBorders>
-              <w:top w:val="single" w:sz="4" w:space="0" w:color="auto"/>
-              <w:left w:val="single" w:sz="4" w:space="0" w:color="auto"/>
+              <w:top w:val="single" w:color="auto" w:sz="4" w:space="0"/>
+              <w:left w:val="single" w:color="auto" w:sz="4" w:space="0"/>
               <w:bottom w:val="nil"/>
               <w:right w:val="nil"/>
             </w:tcBorders>
@@ -1875,12 +1902,12 @@
               <w:adjustRightInd w:val="0"/>
               <w:snapToGrid w:val="0"/>
               <w:spacing w:line="240" w:lineRule="auto"/>
-              <w:ind w:left="0" w:right="0" w:firstLine="0" w:leftChars="0" w:rightChars="0" w:firstLineChars="0"/>
+              <w:ind w:left="0" w:leftChars="0" w:right="0" w:rightChars="0" w:firstLine="0" w:firstLineChars="0"/>
               <w:jc w:val="center"/>
               <w:textAlignment w:val="baseline"/>
               <w:rPr>
-                <w:rStyle w:val="Strong"/>
-                <w:rFonts w:ascii="微软雅黑" w:eastAsia="微软雅黑" w:hAnsi="微软雅黑" w:cs="微软雅黑" w:hint="default"/>
+                <w:rStyle w:val="25"/>
+                <w:rFonts w:hint="default" w:ascii="微软雅黑" w:hAnsi="微软雅黑" w:eastAsia="微软雅黑" w:cs="微软雅黑"/>
                 <w:b w:val="0"/>
                 <w:bCs/>
                 <w:i w:val="0"/>
@@ -1898,8 +1925,8 @@
             </w:pPr>
             <w:r>
               <w:rPr>
-                <w:rStyle w:val="Strong"/>
-                <w:rFonts w:ascii="微软雅黑" w:eastAsia="微软雅黑" w:hAnsi="微软雅黑" w:cs="微软雅黑" w:hint="eastAsia"/>
+                <w:rStyle w:val="25"/>
+                <w:rFonts w:hint="eastAsia" w:ascii="微软雅黑" w:hAnsi="微软雅黑" w:eastAsia="微软雅黑" w:cs="微软雅黑"/>
                 <w:b w:val="0"/>
                 <w:bCs/>
                 <w:i w:val="0"/>
@@ -1922,10 +1949,10 @@
           <w:tcPr>
             <w:tcW w:w="1205" w:type="dxa"/>
             <w:tcBorders>
-              <w:top w:val="single" w:sz="4" w:space="0" w:color="auto"/>
-              <w:left w:val="single" w:sz="4" w:space="0" w:color="auto"/>
-              <w:bottom w:val="nil"/>
-              <w:right w:val="single" w:sz="12" w:space="0" w:color="auto"/>
+              <w:top w:val="single" w:color="auto" w:sz="4" w:space="0"/>
+              <w:left w:val="single" w:color="auto" w:sz="4" w:space="0"/>
+              <w:bottom w:val="nil"/>
+              <w:right w:val="single" w:color="auto" w:sz="12" w:space="0"/>
             </w:tcBorders>
             <w:tcMar>
               <w:top w:w="-1" w:type="dxa"/>
@@ -1950,12 +1977,12 @@
               <w:adjustRightInd w:val="0"/>
               <w:snapToGrid w:val="0"/>
               <w:spacing w:line="240" w:lineRule="auto"/>
-              <w:ind w:left="0" w:right="0" w:firstLine="0" w:leftChars="0" w:rightChars="0" w:firstLineChars="0"/>
+              <w:ind w:left="0" w:leftChars="0" w:right="0" w:rightChars="0" w:firstLine="0" w:firstLineChars="0"/>
               <w:jc w:val="center"/>
               <w:textAlignment w:val="baseline"/>
               <w:rPr>
-                <w:rStyle w:val="Strong"/>
-                <w:rFonts w:ascii="微软雅黑" w:eastAsia="微软雅黑" w:hAnsi="微软雅黑" w:cs="微软雅黑" w:hint="default"/>
+                <w:rStyle w:val="25"/>
+                <w:rFonts w:hint="default" w:ascii="微软雅黑" w:hAnsi="微软雅黑" w:eastAsia="微软雅黑" w:cs="微软雅黑"/>
                 <w:b w:val="0"/>
                 <w:bCs/>
                 <w:i w:val="0"/>
@@ -1976,8 +2003,14 @@
       </w:tr>
       <w:tr>
         <w:tblPrEx>
-          <w:tblW w:w="8519" w:type="dxa"/>
-          <w:jc w:val="center"/>
+          <w:tblBorders>
+            <w:top w:val="none" w:color="auto" w:sz="0" w:space="0"/>
+            <w:left w:val="none" w:color="auto" w:sz="0" w:space="0"/>
+            <w:bottom w:val="none" w:color="auto" w:sz="0" w:space="0"/>
+            <w:right w:val="none" w:color="auto" w:sz="0" w:space="0"/>
+            <w:insideH w:val="none" w:color="auto" w:sz="0" w:space="0"/>
+            <w:insideV w:val="none" w:color="auto" w:sz="0" w:space="0"/>
+          </w:tblBorders>
           <w:tblCellMar>
             <w:top w:w="0" w:type="dxa"/>
             <w:left w:w="108" w:type="dxa"/>
@@ -1986,15 +2019,15 @@
           </w:tblCellMar>
         </w:tblPrEx>
         <w:trPr>
-          <w:trHeight w:val="0"/>
+          <w:trHeight w:val="0" w:hRule="atLeast"/>
           <w:jc w:val="center"/>
         </w:trPr>
         <w:tc>
           <w:tcPr>
             <w:tcW w:w="0" w:type="auto"/>
             <w:tcBorders>
-              <w:top w:val="single" w:sz="4" w:space="0" w:color="auto"/>
-              <w:left w:val="single" w:sz="12" w:space="0" w:color="auto"/>
+              <w:top w:val="single" w:color="auto" w:sz="4" w:space="0"/>
+              <w:left w:val="single" w:color="auto" w:sz="12" w:space="0"/>
               <w:bottom w:val="nil"/>
               <w:right w:val="nil"/>
             </w:tcBorders>
@@ -2021,12 +2054,12 @@
               <w:adjustRightInd w:val="0"/>
               <w:snapToGrid w:val="0"/>
               <w:spacing w:line="240" w:lineRule="auto"/>
-              <w:ind w:left="0" w:right="0" w:firstLine="0" w:leftChars="0" w:rightChars="0" w:firstLineChars="0"/>
+              <w:ind w:left="0" w:leftChars="0" w:right="0" w:rightChars="0" w:firstLine="0" w:firstLineChars="0"/>
               <w:jc w:val="center"/>
               <w:textAlignment w:val="baseline"/>
               <w:rPr>
-                <w:rStyle w:val="Strong"/>
-                <w:rFonts w:ascii="微软雅黑" w:eastAsia="微软雅黑" w:hAnsi="微软雅黑" w:cs="微软雅黑" w:hint="default"/>
+                <w:rStyle w:val="25"/>
+                <w:rFonts w:hint="default" w:ascii="微软雅黑" w:hAnsi="微软雅黑" w:eastAsia="微软雅黑" w:cs="微软雅黑"/>
                 <w:b w:val="0"/>
                 <w:bCs/>
                 <w:i w:val="0"/>
@@ -2048,8 +2081,8 @@
           <w:tcPr>
             <w:tcW w:w="0" w:type="auto"/>
             <w:tcBorders>
-              <w:top w:val="single" w:sz="4" w:space="0" w:color="auto"/>
-              <w:left w:val="single" w:sz="4" w:space="0" w:color="auto"/>
+              <w:top w:val="single" w:color="auto" w:sz="4" w:space="0"/>
+              <w:left w:val="single" w:color="auto" w:sz="4" w:space="0"/>
               <w:bottom w:val="nil"/>
               <w:right w:val="nil"/>
             </w:tcBorders>
@@ -2076,12 +2109,12 @@
               <w:adjustRightInd w:val="0"/>
               <w:snapToGrid w:val="0"/>
               <w:spacing w:line="240" w:lineRule="auto"/>
-              <w:ind w:left="0" w:right="0" w:firstLine="0" w:leftChars="0" w:rightChars="0" w:firstLineChars="0"/>
+              <w:ind w:left="0" w:leftChars="0" w:right="0" w:rightChars="0" w:firstLine="0" w:firstLineChars="0"/>
               <w:jc w:val="center"/>
               <w:textAlignment w:val="baseline"/>
               <w:rPr>
-                <w:rStyle w:val="Strong"/>
-                <w:rFonts w:ascii="微软雅黑" w:eastAsia="微软雅黑" w:hAnsi="微软雅黑" w:cs="微软雅黑" w:hint="default"/>
+                <w:rStyle w:val="25"/>
+                <w:rFonts w:hint="default" w:ascii="微软雅黑" w:hAnsi="微软雅黑" w:eastAsia="微软雅黑" w:cs="微软雅黑"/>
                 <w:b w:val="0"/>
                 <w:bCs/>
                 <w:i w:val="0"/>
@@ -2103,8 +2136,8 @@
           <w:tcPr>
             <w:tcW w:w="0" w:type="auto"/>
             <w:tcBorders>
-              <w:top w:val="single" w:sz="4" w:space="0" w:color="auto"/>
-              <w:left w:val="single" w:sz="4" w:space="0" w:color="auto"/>
+              <w:top w:val="single" w:color="auto" w:sz="4" w:space="0"/>
+              <w:left w:val="single" w:color="auto" w:sz="4" w:space="0"/>
               <w:bottom w:val="nil"/>
               <w:right w:val="nil"/>
             </w:tcBorders>
@@ -2131,12 +2164,12 @@
               <w:adjustRightInd w:val="0"/>
               <w:snapToGrid w:val="0"/>
               <w:spacing w:line="240" w:lineRule="auto"/>
-              <w:ind w:left="0" w:right="0" w:firstLine="0" w:leftChars="0" w:rightChars="0" w:firstLineChars="0"/>
+              <w:ind w:left="0" w:leftChars="0" w:right="0" w:rightChars="0" w:firstLine="0" w:firstLineChars="0"/>
               <w:jc w:val="center"/>
               <w:textAlignment w:val="baseline"/>
               <w:rPr>
-                <w:rStyle w:val="Strong"/>
-                <w:rFonts w:ascii="微软雅黑" w:eastAsia="微软雅黑" w:hAnsi="微软雅黑" w:cs="微软雅黑" w:hint="default"/>
+                <w:rStyle w:val="25"/>
+                <w:rFonts w:hint="default" w:ascii="微软雅黑" w:hAnsi="微软雅黑" w:eastAsia="微软雅黑" w:cs="微软雅黑"/>
                 <w:b w:val="0"/>
                 <w:bCs/>
                 <w:i w:val="0"/>
@@ -2158,8 +2191,8 @@
           <w:tcPr>
             <w:tcW w:w="0" w:type="auto"/>
             <w:tcBorders>
-              <w:top w:val="single" w:sz="4" w:space="0" w:color="auto"/>
-              <w:left w:val="single" w:sz="4" w:space="0" w:color="auto"/>
+              <w:top w:val="single" w:color="auto" w:sz="4" w:space="0"/>
+              <w:left w:val="single" w:color="auto" w:sz="4" w:space="0"/>
               <w:bottom w:val="nil"/>
               <w:right w:val="nil"/>
             </w:tcBorders>
@@ -2186,12 +2219,12 @@
               <w:adjustRightInd w:val="0"/>
               <w:snapToGrid w:val="0"/>
               <w:spacing w:line="240" w:lineRule="auto"/>
-              <w:ind w:left="0" w:right="0" w:firstLine="0" w:leftChars="0" w:rightChars="0" w:firstLineChars="0"/>
+              <w:ind w:left="0" w:leftChars="0" w:right="0" w:rightChars="0" w:firstLine="0" w:firstLineChars="0"/>
               <w:jc w:val="center"/>
               <w:textAlignment w:val="baseline"/>
               <w:rPr>
-                <w:rStyle w:val="Strong"/>
-                <w:rFonts w:ascii="微软雅黑" w:eastAsia="微软雅黑" w:hAnsi="微软雅黑" w:cs="微软雅黑" w:hint="default"/>
+                <w:rStyle w:val="25"/>
+                <w:rFonts w:hint="default" w:ascii="微软雅黑" w:hAnsi="微软雅黑" w:eastAsia="微软雅黑" w:cs="微软雅黑"/>
                 <w:b w:val="0"/>
                 <w:bCs/>
                 <w:i w:val="0"/>
@@ -2213,10 +2246,10 @@
           <w:tcPr>
             <w:tcW w:w="1205" w:type="dxa"/>
             <w:tcBorders>
-              <w:top w:val="single" w:sz="4" w:space="0" w:color="auto"/>
-              <w:left w:val="single" w:sz="4" w:space="0" w:color="auto"/>
-              <w:bottom w:val="nil"/>
-              <w:right w:val="single" w:sz="12" w:space="0" w:color="auto"/>
+              <w:top w:val="single" w:color="auto" w:sz="4" w:space="0"/>
+              <w:left w:val="single" w:color="auto" w:sz="4" w:space="0"/>
+              <w:bottom w:val="nil"/>
+              <w:right w:val="single" w:color="auto" w:sz="12" w:space="0"/>
             </w:tcBorders>
             <w:tcMar>
               <w:top w:w="-1" w:type="dxa"/>
@@ -2241,12 +2274,12 @@
               <w:adjustRightInd w:val="0"/>
               <w:snapToGrid w:val="0"/>
               <w:spacing w:line="240" w:lineRule="auto"/>
-              <w:ind w:left="0" w:right="0" w:firstLine="0" w:leftChars="0" w:rightChars="0" w:firstLineChars="0"/>
+              <w:ind w:left="0" w:leftChars="0" w:right="0" w:rightChars="0" w:firstLine="0" w:firstLineChars="0"/>
               <w:jc w:val="center"/>
               <w:textAlignment w:val="baseline"/>
               <w:rPr>
-                <w:rStyle w:val="Strong"/>
-                <w:rFonts w:ascii="微软雅黑" w:eastAsia="微软雅黑" w:hAnsi="微软雅黑" w:cs="微软雅黑" w:hint="default"/>
+                <w:rStyle w:val="25"/>
+                <w:rFonts w:hint="default" w:ascii="微软雅黑" w:hAnsi="微软雅黑" w:eastAsia="微软雅黑" w:cs="微软雅黑"/>
                 <w:b w:val="0"/>
                 <w:bCs/>
                 <w:i w:val="0"/>
@@ -2267,8 +2300,14 @@
       </w:tr>
       <w:tr>
         <w:tblPrEx>
-          <w:tblW w:w="8519" w:type="dxa"/>
-          <w:jc w:val="center"/>
+          <w:tblBorders>
+            <w:top w:val="none" w:color="auto" w:sz="0" w:space="0"/>
+            <w:left w:val="none" w:color="auto" w:sz="0" w:space="0"/>
+            <w:bottom w:val="none" w:color="auto" w:sz="0" w:space="0"/>
+            <w:right w:val="none" w:color="auto" w:sz="0" w:space="0"/>
+            <w:insideH w:val="none" w:color="auto" w:sz="0" w:space="0"/>
+            <w:insideV w:val="none" w:color="auto" w:sz="0" w:space="0"/>
+          </w:tblBorders>
           <w:tblCellMar>
             <w:top w:w="0" w:type="dxa"/>
             <w:left w:w="108" w:type="dxa"/>
@@ -2277,15 +2316,15 @@
           </w:tblCellMar>
         </w:tblPrEx>
         <w:trPr>
-          <w:trHeight w:val="0"/>
+          <w:trHeight w:val="0" w:hRule="atLeast"/>
           <w:jc w:val="center"/>
         </w:trPr>
         <w:tc>
           <w:tcPr>
             <w:tcW w:w="0" w:type="auto"/>
             <w:tcBorders>
-              <w:top w:val="single" w:sz="4" w:space="0" w:color="auto"/>
-              <w:left w:val="single" w:sz="12" w:space="0" w:color="auto"/>
+              <w:top w:val="single" w:color="auto" w:sz="4" w:space="0"/>
+              <w:left w:val="single" w:color="auto" w:sz="12" w:space="0"/>
               <w:bottom w:val="nil"/>
               <w:right w:val="nil"/>
             </w:tcBorders>
@@ -2312,12 +2351,12 @@
               <w:adjustRightInd w:val="0"/>
               <w:snapToGrid w:val="0"/>
               <w:spacing w:line="240" w:lineRule="auto"/>
-              <w:ind w:left="0" w:right="0" w:firstLine="0" w:leftChars="0" w:rightChars="0" w:firstLineChars="0"/>
+              <w:ind w:left="0" w:leftChars="0" w:right="0" w:rightChars="0" w:firstLine="0" w:firstLineChars="0"/>
               <w:jc w:val="center"/>
               <w:textAlignment w:val="baseline"/>
               <w:rPr>
-                <w:rStyle w:val="Strong"/>
-                <w:rFonts w:ascii="微软雅黑" w:eastAsia="微软雅黑" w:hAnsi="微软雅黑" w:cs="微软雅黑" w:hint="default"/>
+                <w:rStyle w:val="25"/>
+                <w:rFonts w:hint="default" w:ascii="微软雅黑" w:hAnsi="微软雅黑" w:eastAsia="微软雅黑" w:cs="微软雅黑"/>
                 <w:b w:val="0"/>
                 <w:bCs/>
                 <w:i w:val="0"/>
@@ -2339,8 +2378,8 @@
           <w:tcPr>
             <w:tcW w:w="0" w:type="auto"/>
             <w:tcBorders>
-              <w:top w:val="single" w:sz="4" w:space="0" w:color="auto"/>
-              <w:left w:val="single" w:sz="4" w:space="0" w:color="auto"/>
+              <w:top w:val="single" w:color="auto" w:sz="4" w:space="0"/>
+              <w:left w:val="single" w:color="auto" w:sz="4" w:space="0"/>
               <w:bottom w:val="nil"/>
               <w:right w:val="nil"/>
             </w:tcBorders>
@@ -2367,12 +2406,12 @@
               <w:adjustRightInd w:val="0"/>
               <w:snapToGrid w:val="0"/>
               <w:spacing w:line="240" w:lineRule="auto"/>
-              <w:ind w:left="0" w:right="0" w:firstLine="0" w:leftChars="0" w:rightChars="0" w:firstLineChars="0"/>
+              <w:ind w:left="0" w:leftChars="0" w:right="0" w:rightChars="0" w:firstLine="0" w:firstLineChars="0"/>
               <w:jc w:val="center"/>
               <w:textAlignment w:val="baseline"/>
               <w:rPr>
-                <w:rStyle w:val="Strong"/>
-                <w:rFonts w:ascii="微软雅黑" w:eastAsia="微软雅黑" w:hAnsi="微软雅黑" w:cs="微软雅黑" w:hint="default"/>
+                <w:rStyle w:val="25"/>
+                <w:rFonts w:hint="default" w:ascii="微软雅黑" w:hAnsi="微软雅黑" w:eastAsia="微软雅黑" w:cs="微软雅黑"/>
                 <w:b w:val="0"/>
                 <w:bCs/>
                 <w:i w:val="0"/>
@@ -2394,8 +2433,8 @@
           <w:tcPr>
             <w:tcW w:w="0" w:type="auto"/>
             <w:tcBorders>
-              <w:top w:val="single" w:sz="4" w:space="0" w:color="auto"/>
-              <w:left w:val="single" w:sz="4" w:space="0" w:color="auto"/>
+              <w:top w:val="single" w:color="auto" w:sz="4" w:space="0"/>
+              <w:left w:val="single" w:color="auto" w:sz="4" w:space="0"/>
               <w:bottom w:val="nil"/>
               <w:right w:val="nil"/>
             </w:tcBorders>
@@ -2422,12 +2461,12 @@
               <w:adjustRightInd w:val="0"/>
               <w:snapToGrid w:val="0"/>
               <w:spacing w:line="240" w:lineRule="auto"/>
-              <w:ind w:left="0" w:right="0" w:firstLine="0" w:leftChars="0" w:rightChars="0" w:firstLineChars="0"/>
+              <w:ind w:left="0" w:leftChars="0" w:right="0" w:rightChars="0" w:firstLine="0" w:firstLineChars="0"/>
               <w:jc w:val="center"/>
               <w:textAlignment w:val="baseline"/>
               <w:rPr>
-                <w:rStyle w:val="Strong"/>
-                <w:rFonts w:ascii="微软雅黑" w:eastAsia="微软雅黑" w:hAnsi="微软雅黑" w:cs="微软雅黑" w:hint="default"/>
+                <w:rStyle w:val="25"/>
+                <w:rFonts w:hint="default" w:ascii="微软雅黑" w:hAnsi="微软雅黑" w:eastAsia="微软雅黑" w:cs="微软雅黑"/>
                 <w:b w:val="0"/>
                 <w:bCs/>
                 <w:i w:val="0"/>
@@ -2449,8 +2488,8 @@
           <w:tcPr>
             <w:tcW w:w="0" w:type="auto"/>
             <w:tcBorders>
-              <w:top w:val="single" w:sz="4" w:space="0" w:color="auto"/>
-              <w:left w:val="single" w:sz="4" w:space="0" w:color="auto"/>
+              <w:top w:val="single" w:color="auto" w:sz="4" w:space="0"/>
+              <w:left w:val="single" w:color="auto" w:sz="4" w:space="0"/>
               <w:bottom w:val="nil"/>
               <w:right w:val="nil"/>
             </w:tcBorders>
@@ -2477,12 +2516,12 @@
               <w:adjustRightInd w:val="0"/>
               <w:snapToGrid w:val="0"/>
               <w:spacing w:line="240" w:lineRule="auto"/>
-              <w:ind w:left="0" w:right="0" w:firstLine="0" w:leftChars="0" w:rightChars="0" w:firstLineChars="0"/>
+              <w:ind w:left="0" w:leftChars="0" w:right="0" w:rightChars="0" w:firstLine="0" w:firstLineChars="0"/>
               <w:jc w:val="center"/>
               <w:textAlignment w:val="baseline"/>
               <w:rPr>
-                <w:rStyle w:val="Strong"/>
-                <w:rFonts w:ascii="微软雅黑" w:eastAsia="微软雅黑" w:hAnsi="微软雅黑" w:cs="微软雅黑" w:hint="default"/>
+                <w:rStyle w:val="25"/>
+                <w:rFonts w:hint="default" w:ascii="微软雅黑" w:hAnsi="微软雅黑" w:eastAsia="微软雅黑" w:cs="微软雅黑"/>
                 <w:b w:val="0"/>
                 <w:bCs/>
                 <w:i w:val="0"/>
@@ -2504,10 +2543,10 @@
           <w:tcPr>
             <w:tcW w:w="1205" w:type="dxa"/>
             <w:tcBorders>
-              <w:top w:val="single" w:sz="4" w:space="0" w:color="auto"/>
-              <w:left w:val="single" w:sz="4" w:space="0" w:color="auto"/>
-              <w:bottom w:val="nil"/>
-              <w:right w:val="single" w:sz="12" w:space="0" w:color="auto"/>
+              <w:top w:val="single" w:color="auto" w:sz="4" w:space="0"/>
+              <w:left w:val="single" w:color="auto" w:sz="4" w:space="0"/>
+              <w:bottom w:val="nil"/>
+              <w:right w:val="single" w:color="auto" w:sz="12" w:space="0"/>
             </w:tcBorders>
             <w:tcMar>
               <w:top w:w="-1" w:type="dxa"/>
@@ -2532,12 +2571,12 @@
               <w:adjustRightInd w:val="0"/>
               <w:snapToGrid w:val="0"/>
               <w:spacing w:line="240" w:lineRule="auto"/>
-              <w:ind w:left="0" w:right="0" w:firstLine="0" w:leftChars="0" w:rightChars="0" w:firstLineChars="0"/>
+              <w:ind w:left="0" w:leftChars="0" w:right="0" w:rightChars="0" w:firstLine="0" w:firstLineChars="0"/>
               <w:jc w:val="center"/>
               <w:textAlignment w:val="baseline"/>
               <w:rPr>
-                <w:rStyle w:val="Strong"/>
-                <w:rFonts w:ascii="微软雅黑" w:eastAsia="微软雅黑" w:hAnsi="微软雅黑" w:cs="微软雅黑" w:hint="default"/>
+                <w:rStyle w:val="25"/>
+                <w:rFonts w:hint="default" w:ascii="微软雅黑" w:hAnsi="微软雅黑" w:eastAsia="微软雅黑" w:cs="微软雅黑"/>
                 <w:b w:val="0"/>
                 <w:bCs/>
                 <w:i w:val="0"/>
@@ -2558,8 +2597,14 @@
       </w:tr>
       <w:tr>
         <w:tblPrEx>
-          <w:tblW w:w="8519" w:type="dxa"/>
-          <w:jc w:val="center"/>
+          <w:tblBorders>
+            <w:top w:val="none" w:color="auto" w:sz="0" w:space="0"/>
+            <w:left w:val="none" w:color="auto" w:sz="0" w:space="0"/>
+            <w:bottom w:val="none" w:color="auto" w:sz="0" w:space="0"/>
+            <w:right w:val="none" w:color="auto" w:sz="0" w:space="0"/>
+            <w:insideH w:val="none" w:color="auto" w:sz="0" w:space="0"/>
+            <w:insideV w:val="none" w:color="auto" w:sz="0" w:space="0"/>
+          </w:tblBorders>
           <w:tblCellMar>
             <w:top w:w="0" w:type="dxa"/>
             <w:left w:w="108" w:type="dxa"/>
@@ -2568,16 +2613,16 @@
           </w:tblCellMar>
         </w:tblPrEx>
         <w:trPr>
-          <w:trHeight w:val="0"/>
+          <w:trHeight w:val="0" w:hRule="atLeast"/>
           <w:jc w:val="center"/>
         </w:trPr>
         <w:tc>
           <w:tcPr>
             <w:tcW w:w="1621" w:type="dxa"/>
             <w:tcBorders>
-              <w:top w:val="single" w:sz="4" w:space="0" w:color="auto"/>
-              <w:left w:val="single" w:sz="12" w:space="0" w:color="auto"/>
-              <w:bottom w:val="single" w:sz="12" w:space="0" w:color="auto"/>
+              <w:top w:val="single" w:color="auto" w:sz="4" w:space="0"/>
+              <w:left w:val="single" w:color="auto" w:sz="12" w:space="0"/>
+              <w:bottom w:val="single" w:color="auto" w:sz="12" w:space="0"/>
               <w:right w:val="nil"/>
             </w:tcBorders>
             <w:tcMar>
@@ -2603,12 +2648,12 @@
               <w:adjustRightInd w:val="0"/>
               <w:snapToGrid w:val="0"/>
               <w:spacing w:line="240" w:lineRule="auto"/>
-              <w:ind w:left="0" w:right="0" w:firstLine="0" w:leftChars="0" w:rightChars="0" w:firstLineChars="0"/>
+              <w:ind w:left="0" w:leftChars="0" w:right="0" w:rightChars="0" w:firstLine="0" w:firstLineChars="0"/>
               <w:jc w:val="center"/>
               <w:textAlignment w:val="baseline"/>
               <w:rPr>
-                <w:rStyle w:val="Strong"/>
-                <w:rFonts w:ascii="微软雅黑" w:eastAsia="微软雅黑" w:hAnsi="微软雅黑" w:cs="微软雅黑" w:hint="default"/>
+                <w:rStyle w:val="25"/>
+                <w:rFonts w:hint="default" w:ascii="微软雅黑" w:hAnsi="微软雅黑" w:eastAsia="微软雅黑" w:cs="微软雅黑"/>
                 <w:b w:val="0"/>
                 <w:bCs/>
                 <w:i w:val="0"/>
@@ -2630,9 +2675,9 @@
           <w:tcPr>
             <w:tcW w:w="2036" w:type="dxa"/>
             <w:tcBorders>
-              <w:top w:val="single" w:sz="4" w:space="0" w:color="auto"/>
-              <w:left w:val="single" w:sz="4" w:space="0" w:color="auto"/>
-              <w:bottom w:val="single" w:sz="12" w:space="0" w:color="auto"/>
+              <w:top w:val="single" w:color="auto" w:sz="4" w:space="0"/>
+              <w:left w:val="single" w:color="auto" w:sz="4" w:space="0"/>
+              <w:bottom w:val="single" w:color="auto" w:sz="12" w:space="0"/>
               <w:right w:val="nil"/>
             </w:tcBorders>
             <w:tcMar>
@@ -2658,12 +2703,12 @@
               <w:adjustRightInd w:val="0"/>
               <w:snapToGrid w:val="0"/>
               <w:spacing w:line="240" w:lineRule="auto"/>
-              <w:ind w:left="0" w:right="0" w:firstLine="0" w:leftChars="0" w:rightChars="0" w:firstLineChars="0"/>
+              <w:ind w:left="0" w:leftChars="0" w:right="0" w:rightChars="0" w:firstLine="0" w:firstLineChars="0"/>
               <w:jc w:val="center"/>
               <w:textAlignment w:val="baseline"/>
               <w:rPr>
-                <w:rStyle w:val="Strong"/>
-                <w:rFonts w:ascii="微软雅黑" w:eastAsia="微软雅黑" w:hAnsi="微软雅黑" w:cs="微软雅黑" w:hint="default"/>
+                <w:rStyle w:val="25"/>
+                <w:rFonts w:hint="default" w:ascii="微软雅黑" w:hAnsi="微软雅黑" w:eastAsia="微软雅黑" w:cs="微软雅黑"/>
                 <w:b w:val="0"/>
                 <w:bCs/>
                 <w:i w:val="0"/>
@@ -2685,9 +2730,9 @@
           <w:tcPr>
             <w:tcW w:w="1621" w:type="dxa"/>
             <w:tcBorders>
-              <w:top w:val="single" w:sz="4" w:space="0" w:color="auto"/>
-              <w:left w:val="single" w:sz="4" w:space="0" w:color="auto"/>
-              <w:bottom w:val="single" w:sz="12" w:space="0" w:color="auto"/>
+              <w:top w:val="single" w:color="auto" w:sz="4" w:space="0"/>
+              <w:left w:val="single" w:color="auto" w:sz="4" w:space="0"/>
+              <w:bottom w:val="single" w:color="auto" w:sz="12" w:space="0"/>
               <w:right w:val="nil"/>
             </w:tcBorders>
             <w:tcMar>
@@ -2713,12 +2758,12 @@
               <w:adjustRightInd w:val="0"/>
               <w:snapToGrid w:val="0"/>
               <w:spacing w:line="240" w:lineRule="auto"/>
-              <w:ind w:left="0" w:right="0" w:firstLine="0" w:leftChars="0" w:rightChars="0" w:firstLineChars="0"/>
+              <w:ind w:left="0" w:leftChars="0" w:right="0" w:rightChars="0" w:firstLine="0" w:firstLineChars="0"/>
               <w:jc w:val="center"/>
               <w:textAlignment w:val="baseline"/>
               <w:rPr>
-                <w:rStyle w:val="Strong"/>
-                <w:rFonts w:ascii="微软雅黑" w:eastAsia="微软雅黑" w:hAnsi="微软雅黑" w:cs="微软雅黑" w:hint="default"/>
+                <w:rStyle w:val="25"/>
+                <w:rFonts w:hint="default" w:ascii="微软雅黑" w:hAnsi="微软雅黑" w:eastAsia="微软雅黑" w:cs="微软雅黑"/>
                 <w:b w:val="0"/>
                 <w:bCs/>
                 <w:i w:val="0"/>
@@ -2740,9 +2785,9 @@
           <w:tcPr>
             <w:tcW w:w="2036" w:type="dxa"/>
             <w:tcBorders>
-              <w:top w:val="single" w:sz="4" w:space="0" w:color="auto"/>
-              <w:left w:val="single" w:sz="4" w:space="0" w:color="auto"/>
-              <w:bottom w:val="single" w:sz="12" w:space="0" w:color="auto"/>
+              <w:top w:val="single" w:color="auto" w:sz="4" w:space="0"/>
+              <w:left w:val="single" w:color="auto" w:sz="4" w:space="0"/>
+              <w:bottom w:val="single" w:color="auto" w:sz="12" w:space="0"/>
               <w:right w:val="nil"/>
             </w:tcBorders>
             <w:tcMar>
@@ -2768,12 +2813,12 @@
               <w:adjustRightInd w:val="0"/>
               <w:snapToGrid w:val="0"/>
               <w:spacing w:line="240" w:lineRule="auto"/>
-              <w:ind w:left="0" w:right="0" w:firstLine="0" w:leftChars="0" w:rightChars="0" w:firstLineChars="0"/>
+              <w:ind w:left="0" w:leftChars="0" w:right="0" w:rightChars="0" w:firstLine="0" w:firstLineChars="0"/>
               <w:jc w:val="center"/>
               <w:textAlignment w:val="baseline"/>
               <w:rPr>
-                <w:rStyle w:val="Strong"/>
-                <w:rFonts w:ascii="微软雅黑" w:eastAsia="微软雅黑" w:hAnsi="微软雅黑" w:cs="微软雅黑" w:hint="default"/>
+                <w:rStyle w:val="25"/>
+                <w:rFonts w:hint="default" w:ascii="微软雅黑" w:hAnsi="微软雅黑" w:eastAsia="微软雅黑" w:cs="微软雅黑"/>
                 <w:b w:val="0"/>
                 <w:bCs/>
                 <w:i w:val="0"/>
@@ -2795,10 +2840,10 @@
           <w:tcPr>
             <w:tcW w:w="1205" w:type="dxa"/>
             <w:tcBorders>
-              <w:top w:val="single" w:sz="4" w:space="0" w:color="auto"/>
-              <w:left w:val="single" w:sz="4" w:space="0" w:color="auto"/>
-              <w:bottom w:val="single" w:sz="12" w:space="0" w:color="auto"/>
-              <w:right w:val="single" w:sz="12" w:space="0" w:color="auto"/>
+              <w:top w:val="single" w:color="auto" w:sz="4" w:space="0"/>
+              <w:left w:val="single" w:color="auto" w:sz="4" w:space="0"/>
+              <w:bottom w:val="single" w:color="auto" w:sz="12" w:space="0"/>
+              <w:right w:val="single" w:color="auto" w:sz="12" w:space="0"/>
             </w:tcBorders>
             <w:tcMar>
               <w:top w:w="-1" w:type="dxa"/>
@@ -2823,12 +2868,12 @@
               <w:adjustRightInd w:val="0"/>
               <w:snapToGrid w:val="0"/>
               <w:spacing w:line="240" w:lineRule="auto"/>
-              <w:ind w:left="0" w:right="0" w:firstLine="0" w:leftChars="0" w:rightChars="0" w:firstLineChars="0"/>
+              <w:ind w:left="0" w:leftChars="0" w:right="0" w:rightChars="0" w:firstLine="0" w:firstLineChars="0"/>
               <w:jc w:val="center"/>
               <w:textAlignment w:val="baseline"/>
               <w:rPr>
-                <w:rStyle w:val="Strong"/>
-                <w:rFonts w:ascii="微软雅黑" w:eastAsia="微软雅黑" w:hAnsi="微软雅黑" w:cs="微软雅黑" w:hint="default"/>
+                <w:rStyle w:val="25"/>
+                <w:rFonts w:hint="default" w:ascii="微软雅黑" w:hAnsi="微软雅黑" w:eastAsia="微软雅黑" w:cs="微软雅黑"/>
                 <w:b w:val="0"/>
                 <w:bCs/>
                 <w:i w:val="0"/>
@@ -2866,8 +2911,8 @@
       </w:pPr>
       <w:r>
         <w:rPr>
-          <w:rStyle w:val="Strong"/>
-          <w:rFonts w:ascii="微软雅黑" w:eastAsia="微软雅黑" w:hAnsi="微软雅黑" w:cs="微软雅黑" w:hint="default"/>
+          <w:rStyle w:val="25"/>
+          <w:rFonts w:hint="default" w:ascii="微软雅黑" w:hAnsi="微软雅黑" w:eastAsia="微软雅黑" w:cs="微软雅黑"/>
           <w:b w:val="0"/>
           <w:bCs/>
           <w:i w:val="0"/>
@@ -2887,7 +2932,7 @@
     <w:sdt>
       <w:sdtPr>
         <w:rPr>
-          <w:rFonts w:ascii="宋体" w:eastAsia="宋体" w:hAnsi="宋体" w:cs="Arial"/>
+          <w:rFonts w:ascii="宋体" w:hAnsi="宋体" w:eastAsia="宋体" w:cs="Arial"/>
           <w:snapToGrid w:val="0"/>
           <w:color w:val="000000"/>
           <w:kern w:val="0"/>
@@ -2903,7 +2948,7 @@
       </w:sdtPr>
       <w:sdtEndPr>
         <w:rPr>
-          <w:rFonts w:ascii="宋体" w:eastAsia="宋体" w:hAnsi="宋体" w:cs="Arial"/>
+          <w:rFonts w:ascii="宋体" w:hAnsi="宋体" w:eastAsia="宋体" w:cs="Arial"/>
           <w:snapToGrid w:val="0"/>
           <w:color w:val="000000"/>
           <w:kern w:val="0"/>
@@ -2916,12 +2961,12 @@
         <w:p>
           <w:pPr>
             <w:spacing w:before="0" w:beforeLines="0" w:after="0" w:afterLines="0" w:line="240" w:lineRule="auto"/>
-            <w:ind w:left="0" w:right="0" w:firstLine="0" w:leftChars="0" w:rightChars="0" w:firstLineChars="0"/>
+            <w:ind w:left="0" w:leftChars="0" w:right="0" w:rightChars="0" w:firstLine="0" w:firstLineChars="0"/>
             <w:jc w:val="center"/>
           </w:pPr>
           <w:r>
             <w:rPr>
-              <w:rFonts w:ascii="宋体" w:eastAsia="宋体" w:hAnsi="宋体"/>
+              <w:rFonts w:ascii="宋体" w:hAnsi="宋体" w:eastAsia="宋体"/>
               <w:sz w:val="21"/>
             </w:rPr>
             <w:t>目录</w:t>
@@ -2929,7 +2974,7 @@
         </w:p>
         <w:p>
           <w:pPr>
-            <w:pStyle w:val="TOC1"/>
+            <w:pStyle w:val="16"/>
             <w:tabs>
               <w:tab w:val="right" w:leader="dot" w:pos="8306"/>
             </w:tabs>
@@ -2985,7 +3030,7 @@
         </w:p>
         <w:p>
           <w:pPr>
-            <w:pStyle w:val="TOC1"/>
+            <w:pStyle w:val="16"/>
             <w:tabs>
               <w:tab w:val="right" w:leader="dot" w:pos="8306"/>
             </w:tabs>
@@ -3032,7 +3077,7 @@
         </w:p>
         <w:p>
           <w:pPr>
-            <w:pStyle w:val="TOC1"/>
+            <w:pStyle w:val="16"/>
             <w:tabs>
               <w:tab w:val="right" w:leader="dot" w:pos="8306"/>
             </w:tabs>
@@ -3079,7 +3124,7 @@
         </w:p>
         <w:p>
           <w:pPr>
-            <w:pStyle w:val="TOC1"/>
+            <w:pStyle w:val="16"/>
             <w:tabs>
               <w:tab w:val="right" w:leader="dot" w:pos="8306"/>
             </w:tabs>
@@ -3126,7 +3171,7 @@
         </w:p>
         <w:p>
           <w:pPr>
-            <w:pStyle w:val="TOC1"/>
+            <w:pStyle w:val="16"/>
             <w:tabs>
               <w:tab w:val="right" w:leader="dot" w:pos="8306"/>
             </w:tabs>
@@ -3173,7 +3218,7 @@
         </w:p>
         <w:p>
           <w:pPr>
-            <w:pStyle w:val="TOC1"/>
+            <w:pStyle w:val="16"/>
             <w:tabs>
               <w:tab w:val="right" w:leader="dot" w:pos="8306"/>
             </w:tabs>
@@ -3220,7 +3265,7 @@
         </w:p>
         <w:p>
           <w:pPr>
-            <w:pStyle w:val="TOC1"/>
+            <w:pStyle w:val="16"/>
             <w:tabs>
               <w:tab w:val="right" w:leader="dot" w:pos="8306"/>
             </w:tabs>
@@ -3267,7 +3312,7 @@
         </w:p>
         <w:p>
           <w:pPr>
-            <w:pStyle w:val="TOC1"/>
+            <w:pStyle w:val="16"/>
             <w:tabs>
               <w:tab w:val="right" w:leader="dot" w:pos="8306"/>
             </w:tabs>
@@ -3323,7 +3368,7 @@
       <w:pPr>
         <w:jc w:val="center"/>
         <w:rPr>
-          <w:rFonts w:eastAsia="宋体" w:hint="eastAsia"/>
+          <w:rFonts w:hint="eastAsia" w:eastAsia="宋体"/>
           <w:lang w:val="en-US" w:eastAsia="zh-CN"/>
         </w:rPr>
       </w:pPr>
@@ -3337,7 +3382,7 @@
     </w:p>
     <w:p>
       <w:pPr>
-        <w:pStyle w:val="TableofFigures"/>
+        <w:pStyle w:val="17"/>
         <w:tabs>
           <w:tab w:val="right" w:leader="dot" w:pos="8306"/>
         </w:tabs>
@@ -3346,7 +3391,7 @@
         <w:fldChar w:fldCharType="begin"/>
       </w:r>
       <w:r>
-        <w:instrText>TOC \h \c "表"</w:instrText>
+        <w:instrText xml:space="preserve">TOC \h \c "表"</w:instrText>
       </w:r>
       <w:r>
         <w:fldChar w:fldCharType="separate"/>
@@ -3425,7 +3470,7 @@
     </w:p>
     <w:p>
       <w:pPr>
-        <w:pStyle w:val="TableofFigures"/>
+        <w:pStyle w:val="17"/>
         <w:tabs>
           <w:tab w:val="right" w:leader="dot" w:pos="8306"/>
         </w:tabs>
@@ -3504,7 +3549,7 @@
     </w:p>
     <w:p>
       <w:pPr>
-        <w:pStyle w:val="TableofFigures"/>
+        <w:pStyle w:val="17"/>
         <w:tabs>
           <w:tab w:val="right" w:leader="dot" w:pos="8306"/>
         </w:tabs>
@@ -3616,7 +3661,7 @@
     </w:p>
     <w:p>
       <w:pPr>
-        <w:pStyle w:val="1"/>
+        <w:pStyle w:val="30"/>
         <w:bidi w:val="0"/>
       </w:pPr>
       <w:bookmarkStart w:id="1" w:name="_Toc20553"/>
@@ -3629,31 +3674,29 @@
     </w:p>
     <w:p>
       <w:pPr>
-        <w:pStyle w:val="a1"/>
+        <w:pStyle w:val="31"/>
         <w:bidi w:val="0"/>
       </w:pPr>
-      <w:bookmarkStart w:id="3" w:name="_GoBack"/>
       <w:r>
         <w:t>对本公司建立的运维服务管理体系进行评审，确保其持续的适宜性、全面性、充分性和有效性，使公司运维服务管理体系不断完善并持续有效运行，满足公司运维服务策略要求，实现公司运维服务管理目标。</w:t>
       </w:r>
     </w:p>
     <w:p>
       <w:pPr>
-        <w:pStyle w:val="1"/>
+        <w:pStyle w:val="30"/>
         <w:bidi w:val="0"/>
       </w:pPr>
+      <w:bookmarkStart w:id="3" w:name="_Toc28353"/>
+      <w:bookmarkStart w:id="4" w:name="heading_3"/>
+      <w:r>
+        <w:t>评审参加部门和人员</w:t>
+      </w:r>
       <w:bookmarkEnd w:id="3"/>
-      <w:bookmarkStart w:id="4" w:name="heading_3"/>
-      <w:bookmarkStart w:id="5" w:name="_Toc28353"/>
-      <w:r>
-        <w:t>评审参加部门和人员</w:t>
-      </w:r>
       <w:bookmarkEnd w:id="4"/>
-      <w:bookmarkEnd w:id="5"/>
     </w:p>
     <w:p>
       <w:pPr>
-        <w:pStyle w:val="a1"/>
+        <w:pStyle w:val="31"/>
         <w:keepNext w:val="0"/>
         <w:keepLines w:val="0"/>
         <w:pageBreakBefore w:val="0"/>
@@ -3670,7 +3713,7 @@
         <w:jc w:val="center"/>
         <w:textAlignment w:val="baseline"/>
         <w:rPr>
-          <w:rFonts w:eastAsia="宋体" w:hint="default"/>
+          <w:rFonts w:hint="default" w:eastAsia="宋体"/>
           <w:lang w:val="en-US" w:eastAsia="zh-CN"/>
         </w:rPr>
       </w:pPr>
@@ -3703,7 +3746,7 @@
           <w:rFonts w:hint="eastAsia"/>
           <w:lang w:val="en-US" w:eastAsia="zh-CN"/>
         </w:rPr>
-        <w:instrText>"柴_标题1"\n</w:instrText>
+        <w:instrText xml:space="preserve">"柴_标题1"\n</w:instrText>
       </w:r>
       <w:r>
         <w:instrText xml:space="preserve"> \s</w:instrText>
@@ -3720,7 +3763,7 @@
           <w:rFonts w:hint="eastAsia"/>
           <w:lang w:val="en-US" w:eastAsia="zh-CN"/>
         </w:rPr>
-        <w:instrText>* Charformat</w:instrText>
+        <w:instrText xml:space="preserve">* Charformat</w:instrText>
       </w:r>
       <w:r>
         <w:rPr>
@@ -3785,8 +3828,8 @@
         </w:rPr>
         <w:fldChar w:fldCharType="end"/>
       </w:r>
-      <w:bookmarkStart w:id="6" w:name="_Toc18"/>
-      <w:bookmarkStart w:id="7" w:name="_Toc17797"/>
+      <w:bookmarkStart w:id="5" w:name="_Toc18"/>
+      <w:bookmarkStart w:id="6" w:name="_Toc17797"/>
       <w:r>
         <w:rPr>
           <w:rFonts w:hint="default"/>
@@ -3797,7 +3840,7 @@
       <w:r>
         <w:t>2025年度</w:t>
       </w:r>
-      <w:bookmarkEnd w:id="6"/>
+      <w:bookmarkEnd w:id="5"/>
       <w:r>
         <w:rPr>
           <w:rFonts w:hint="eastAsia"/>
@@ -3805,21 +3848,22 @@
         </w:rPr>
         <w:t>管评人员表</w:t>
       </w:r>
-      <w:bookmarkEnd w:id="7"/>
+      <w:bookmarkEnd w:id="6"/>
     </w:p>
     <w:tbl>
       <w:tblPr>
-        <w:tblStyle w:val="TableNormal"/>
+        <w:tblStyle w:val="22"/>
         <w:tblW w:w="8522" w:type="dxa"/>
         <w:jc w:val="center"/>
         <w:tblBorders>
-          <w:top w:val="nil"/>
-          <w:left w:val="nil"/>
-          <w:bottom w:val="nil"/>
-          <w:right w:val="nil"/>
-          <w:insideH w:val="nil"/>
-          <w:insideV w:val="nil"/>
+          <w:top w:val="none" w:color="auto" w:sz="0" w:space="0"/>
+          <w:left w:val="none" w:color="auto" w:sz="0" w:space="0"/>
+          <w:bottom w:val="none" w:color="auto" w:sz="0" w:space="0"/>
+          <w:right w:val="none" w:color="auto" w:sz="0" w:space="0"/>
+          <w:insideH w:val="none" w:color="auto" w:sz="0" w:space="0"/>
+          <w:insideV w:val="none" w:color="auto" w:sz="0" w:space="0"/>
         </w:tblBorders>
+        <w:tblLayout w:type="autofit"/>
         <w:tblCellMar>
           <w:top w:w="0" w:type="dxa"/>
           <w:left w:w="10" w:type="dxa"/>
@@ -3835,15 +3879,13 @@
       </w:tblGrid>
       <w:tr>
         <w:tblPrEx>
-          <w:tblW w:w="8522" w:type="dxa"/>
-          <w:jc w:val="center"/>
           <w:tblBorders>
-            <w:top w:val="nil"/>
-            <w:left w:val="nil"/>
-            <w:bottom w:val="nil"/>
-            <w:right w:val="nil"/>
-            <w:insideH w:val="nil"/>
-            <w:insideV w:val="nil"/>
+            <w:top w:val="none" w:color="auto" w:sz="0" w:space="0"/>
+            <w:left w:val="none" w:color="auto" w:sz="0" w:space="0"/>
+            <w:bottom w:val="none" w:color="auto" w:sz="0" w:space="0"/>
+            <w:right w:val="none" w:color="auto" w:sz="0" w:space="0"/>
+            <w:insideH w:val="none" w:color="auto" w:sz="0" w:space="0"/>
+            <w:insideV w:val="none" w:color="auto" w:sz="0" w:space="0"/>
           </w:tblBorders>
           <w:tblCellMar>
             <w:top w:w="0" w:type="dxa"/>
@@ -3853,7 +3895,7 @@
           </w:tblCellMar>
         </w:tblPrEx>
         <w:trPr>
-          <w:trHeight w:val="0"/>
+          <w:trHeight w:val="0" w:hRule="atLeast"/>
           <w:tblHeader/>
           <w:jc w:val="center"/>
         </w:trPr>
@@ -3861,8 +3903,8 @@
           <w:tcPr>
             <w:tcW w:w="1217" w:type="dxa"/>
             <w:tcBorders>
-              <w:top w:val="single" w:sz="12" w:space="0" w:color="auto"/>
-              <w:left w:val="single" w:sz="12" w:space="0" w:color="auto"/>
+              <w:top w:val="single" w:color="auto" w:sz="12" w:space="0"/>
+              <w:left w:val="single" w:color="auto" w:sz="12" w:space="0"/>
               <w:bottom w:val="nil"/>
               <w:right w:val="nil"/>
             </w:tcBorders>
@@ -3876,11 +3918,11 @@
           </w:tcPr>
           <w:p>
             <w:pPr>
-              <w:pStyle w:val="a1"/>
-              <w:bidi w:val="0"/>
-              <w:snapToGrid w:val="0"/>
-              <w:spacing w:line="240" w:lineRule="auto"/>
-              <w:ind w:left="0" w:right="0" w:firstLine="0" w:leftChars="0" w:rightChars="0" w:firstLineChars="0"/>
+              <w:pStyle w:val="31"/>
+              <w:bidi w:val="0"/>
+              <w:snapToGrid w:val="0"/>
+              <w:spacing w:line="240" w:lineRule="auto"/>
+              <w:ind w:left="0" w:leftChars="0" w:right="0" w:rightChars="0" w:firstLine="0" w:firstLineChars="0"/>
               <w:jc w:val="center"/>
               <w:rPr>
                 <w:b/>
@@ -3898,8 +3940,8 @@
           <w:tcPr>
             <w:tcW w:w="1623" w:type="dxa"/>
             <w:tcBorders>
-              <w:top w:val="single" w:sz="12" w:space="0" w:color="auto"/>
-              <w:left w:val="single" w:sz="4" w:space="0" w:color="auto"/>
+              <w:top w:val="single" w:color="auto" w:sz="12" w:space="0"/>
+              <w:left w:val="single" w:color="auto" w:sz="4" w:space="0"/>
               <w:bottom w:val="nil"/>
               <w:right w:val="nil"/>
             </w:tcBorders>
@@ -3913,11 +3955,11 @@
           </w:tcPr>
           <w:p>
             <w:pPr>
-              <w:pStyle w:val="a1"/>
-              <w:bidi w:val="0"/>
-              <w:snapToGrid w:val="0"/>
-              <w:spacing w:line="240" w:lineRule="auto"/>
-              <w:ind w:left="0" w:right="0" w:firstLine="0" w:leftChars="0" w:rightChars="0" w:firstLineChars="0"/>
+              <w:pStyle w:val="31"/>
+              <w:bidi w:val="0"/>
+              <w:snapToGrid w:val="0"/>
+              <w:spacing w:line="240" w:lineRule="auto"/>
+              <w:ind w:left="0" w:leftChars="0" w:right="0" w:rightChars="0" w:firstLine="0" w:firstLineChars="0"/>
               <w:jc w:val="center"/>
               <w:rPr>
                 <w:b/>
@@ -3935,8 +3977,8 @@
           <w:tcPr>
             <w:tcW w:w="2434" w:type="dxa"/>
             <w:tcBorders>
-              <w:top w:val="single" w:sz="12" w:space="0" w:color="auto"/>
-              <w:left w:val="single" w:sz="4" w:space="0" w:color="auto"/>
+              <w:top w:val="single" w:color="auto" w:sz="12" w:space="0"/>
+              <w:left w:val="single" w:color="auto" w:sz="4" w:space="0"/>
               <w:bottom w:val="nil"/>
               <w:right w:val="nil"/>
             </w:tcBorders>
@@ -3950,11 +3992,11 @@
           </w:tcPr>
           <w:p>
             <w:pPr>
-              <w:pStyle w:val="a1"/>
-              <w:bidi w:val="0"/>
-              <w:snapToGrid w:val="0"/>
-              <w:spacing w:line="240" w:lineRule="auto"/>
-              <w:ind w:left="0" w:right="0" w:firstLine="0" w:leftChars="0" w:rightChars="0" w:firstLineChars="0"/>
+              <w:pStyle w:val="31"/>
+              <w:bidi w:val="0"/>
+              <w:snapToGrid w:val="0"/>
+              <w:spacing w:line="240" w:lineRule="auto"/>
+              <w:ind w:left="0" w:leftChars="0" w:right="0" w:rightChars="0" w:firstLine="0" w:firstLineChars="0"/>
               <w:jc w:val="center"/>
               <w:rPr>
                 <w:b/>
@@ -3972,10 +4014,10 @@
           <w:tcPr>
             <w:tcW w:w="3248" w:type="dxa"/>
             <w:tcBorders>
-              <w:top w:val="single" w:sz="12" w:space="0" w:color="auto"/>
-              <w:left w:val="single" w:sz="4" w:space="0" w:color="auto"/>
-              <w:bottom w:val="nil"/>
-              <w:right w:val="single" w:sz="12" w:space="0" w:color="auto"/>
+              <w:top w:val="single" w:color="auto" w:sz="12" w:space="0"/>
+              <w:left w:val="single" w:color="auto" w:sz="4" w:space="0"/>
+              <w:bottom w:val="nil"/>
+              <w:right w:val="single" w:color="auto" w:sz="12" w:space="0"/>
             </w:tcBorders>
             <w:tcMar>
               <w:top w:w="60" w:type="dxa"/>
@@ -3987,11 +4029,11 @@
           </w:tcPr>
           <w:p>
             <w:pPr>
-              <w:pStyle w:val="a1"/>
-              <w:bidi w:val="0"/>
-              <w:snapToGrid w:val="0"/>
-              <w:spacing w:line="240" w:lineRule="auto"/>
-              <w:ind w:left="0" w:right="0" w:firstLine="0" w:leftChars="0" w:rightChars="0" w:firstLineChars="0"/>
+              <w:pStyle w:val="31"/>
+              <w:bidi w:val="0"/>
+              <w:snapToGrid w:val="0"/>
+              <w:spacing w:line="240" w:lineRule="auto"/>
+              <w:ind w:left="0" w:leftChars="0" w:right="0" w:rightChars="0" w:firstLine="0" w:firstLineChars="0"/>
               <w:jc w:val="center"/>
               <w:rPr>
                 <w:b/>
@@ -4008,8 +4050,14 @@
       </w:tr>
       <w:tr>
         <w:tblPrEx>
-          <w:tblW w:w="8522" w:type="dxa"/>
-          <w:jc w:val="center"/>
+          <w:tblBorders>
+            <w:top w:val="none" w:color="auto" w:sz="0" w:space="0"/>
+            <w:left w:val="none" w:color="auto" w:sz="0" w:space="0"/>
+            <w:bottom w:val="none" w:color="auto" w:sz="0" w:space="0"/>
+            <w:right w:val="none" w:color="auto" w:sz="0" w:space="0"/>
+            <w:insideH w:val="none" w:color="auto" w:sz="0" w:space="0"/>
+            <w:insideV w:val="none" w:color="auto" w:sz="0" w:space="0"/>
+          </w:tblBorders>
           <w:tblCellMar>
             <w:top w:w="0" w:type="dxa"/>
             <w:left w:w="10" w:type="dxa"/>
@@ -4018,15 +4066,15 @@
           </w:tblCellMar>
         </w:tblPrEx>
         <w:trPr>
-          <w:trHeight w:val="0"/>
+          <w:trHeight w:val="0" w:hRule="atLeast"/>
           <w:jc w:val="center"/>
         </w:trPr>
         <w:tc>
           <w:tcPr>
             <w:tcW w:w="1217" w:type="dxa"/>
             <w:tcBorders>
-              <w:top w:val="single" w:sz="4" w:space="0" w:color="auto"/>
-              <w:left w:val="single" w:sz="12" w:space="0" w:color="auto"/>
+              <w:top w:val="single" w:color="auto" w:sz="4" w:space="0"/>
+              <w:left w:val="single" w:color="auto" w:sz="12" w:space="0"/>
               <w:bottom w:val="nil"/>
               <w:right w:val="nil"/>
             </w:tcBorders>
@@ -4040,11 +4088,11 @@
           </w:tcPr>
           <w:p>
             <w:pPr>
-              <w:pStyle w:val="a1"/>
-              <w:bidi w:val="0"/>
-              <w:snapToGrid w:val="0"/>
-              <w:spacing w:line="240" w:lineRule="auto"/>
-              <w:ind w:left="0" w:right="0" w:firstLine="0" w:leftChars="0" w:rightChars="0" w:firstLineChars="0"/>
+              <w:pStyle w:val="31"/>
+              <w:bidi w:val="0"/>
+              <w:snapToGrid w:val="0"/>
+              <w:spacing w:line="240" w:lineRule="auto"/>
+              <w:ind w:left="0" w:leftChars="0" w:right="0" w:rightChars="0" w:firstLine="0" w:firstLineChars="0"/>
               <w:jc w:val="center"/>
             </w:pPr>
             <w:r>
@@ -4056,8 +4104,8 @@
           <w:tcPr>
             <w:tcW w:w="1623" w:type="dxa"/>
             <w:tcBorders>
-              <w:top w:val="single" w:sz="4" w:space="0" w:color="auto"/>
-              <w:left w:val="single" w:sz="4" w:space="0" w:color="auto"/>
+              <w:top w:val="single" w:color="auto" w:sz="4" w:space="0"/>
+              <w:left w:val="single" w:color="auto" w:sz="4" w:space="0"/>
               <w:bottom w:val="nil"/>
               <w:right w:val="nil"/>
             </w:tcBorders>
@@ -4071,11 +4119,11 @@
           </w:tcPr>
           <w:p>
             <w:pPr>
-              <w:pStyle w:val="a1"/>
-              <w:bidi w:val="0"/>
-              <w:snapToGrid w:val="0"/>
-              <w:spacing w:line="240" w:lineRule="auto"/>
-              <w:ind w:left="0" w:right="0" w:firstLine="0" w:leftChars="0" w:rightChars="0" w:firstLineChars="0"/>
+              <w:pStyle w:val="31"/>
+              <w:bidi w:val="0"/>
+              <w:snapToGrid w:val="0"/>
+              <w:spacing w:line="240" w:lineRule="auto"/>
+              <w:ind w:left="0" w:leftChars="0" w:right="0" w:rightChars="0" w:firstLine="0" w:firstLineChars="0"/>
               <w:jc w:val="center"/>
             </w:pPr>
             <w:r>
@@ -4087,8 +4135,8 @@
           <w:tcPr>
             <w:tcW w:w="2434" w:type="dxa"/>
             <w:tcBorders>
-              <w:top w:val="single" w:sz="4" w:space="0" w:color="auto"/>
-              <w:left w:val="single" w:sz="4" w:space="0" w:color="auto"/>
+              <w:top w:val="single" w:color="auto" w:sz="4" w:space="0"/>
+              <w:left w:val="single" w:color="auto" w:sz="4" w:space="0"/>
               <w:bottom w:val="nil"/>
               <w:right w:val="nil"/>
             </w:tcBorders>
@@ -4102,11 +4150,11 @@
           </w:tcPr>
           <w:p>
             <w:pPr>
-              <w:pStyle w:val="a1"/>
-              <w:bidi w:val="0"/>
-              <w:snapToGrid w:val="0"/>
-              <w:spacing w:line="240" w:lineRule="auto"/>
-              <w:ind w:left="0" w:right="0" w:firstLine="0" w:leftChars="0" w:rightChars="0" w:firstLineChars="0"/>
+              <w:pStyle w:val="31"/>
+              <w:bidi w:val="0"/>
+              <w:snapToGrid w:val="0"/>
+              <w:spacing w:line="240" w:lineRule="auto"/>
+              <w:ind w:left="0" w:leftChars="0" w:right="0" w:rightChars="0" w:firstLine="0" w:firstLineChars="0"/>
               <w:jc w:val="center"/>
             </w:pPr>
             <w:r>
@@ -4118,10 +4166,10 @@
           <w:tcPr>
             <w:tcW w:w="3248" w:type="dxa"/>
             <w:tcBorders>
-              <w:top w:val="single" w:sz="4" w:space="0" w:color="auto"/>
-              <w:left w:val="single" w:sz="4" w:space="0" w:color="auto"/>
-              <w:bottom w:val="nil"/>
-              <w:right w:val="single" w:sz="12" w:space="0" w:color="auto"/>
+              <w:top w:val="single" w:color="auto" w:sz="4" w:space="0"/>
+              <w:left w:val="single" w:color="auto" w:sz="4" w:space="0"/>
+              <w:bottom w:val="nil"/>
+              <w:right w:val="single" w:color="auto" w:sz="12" w:space="0"/>
             </w:tcBorders>
             <w:tcMar>
               <w:top w:w="60" w:type="dxa"/>
@@ -4133,11 +4181,11 @@
           </w:tcPr>
           <w:p>
             <w:pPr>
-              <w:pStyle w:val="a1"/>
-              <w:bidi w:val="0"/>
-              <w:snapToGrid w:val="0"/>
-              <w:spacing w:line="240" w:lineRule="auto"/>
-              <w:ind w:left="0" w:right="0" w:firstLine="0" w:leftChars="0" w:rightChars="0" w:firstLineChars="0"/>
+              <w:pStyle w:val="31"/>
+              <w:bidi w:val="0"/>
+              <w:snapToGrid w:val="0"/>
+              <w:spacing w:line="240" w:lineRule="auto"/>
+              <w:ind w:left="0" w:leftChars="0" w:right="0" w:rightChars="0" w:firstLine="0" w:firstLineChars="0"/>
               <w:jc w:val="left"/>
             </w:pPr>
             <w:r>
@@ -4148,8 +4196,14 @@
       </w:tr>
       <w:tr>
         <w:tblPrEx>
-          <w:tblW w:w="8522" w:type="dxa"/>
-          <w:jc w:val="center"/>
+          <w:tblBorders>
+            <w:top w:val="none" w:color="auto" w:sz="0" w:space="0"/>
+            <w:left w:val="none" w:color="auto" w:sz="0" w:space="0"/>
+            <w:bottom w:val="none" w:color="auto" w:sz="0" w:space="0"/>
+            <w:right w:val="none" w:color="auto" w:sz="0" w:space="0"/>
+            <w:insideH w:val="none" w:color="auto" w:sz="0" w:space="0"/>
+            <w:insideV w:val="none" w:color="auto" w:sz="0" w:space="0"/>
+          </w:tblBorders>
           <w:tblCellMar>
             <w:top w:w="0" w:type="dxa"/>
             <w:left w:w="10" w:type="dxa"/>
@@ -4158,15 +4212,15 @@
           </w:tblCellMar>
         </w:tblPrEx>
         <w:trPr>
-          <w:trHeight w:val="0"/>
+          <w:trHeight w:val="0" w:hRule="atLeast"/>
           <w:jc w:val="center"/>
         </w:trPr>
         <w:tc>
           <w:tcPr>
             <w:tcW w:w="1217" w:type="dxa"/>
             <w:tcBorders>
-              <w:top w:val="single" w:sz="4" w:space="0" w:color="auto"/>
-              <w:left w:val="single" w:sz="12" w:space="0" w:color="auto"/>
+              <w:top w:val="single" w:color="auto" w:sz="4" w:space="0"/>
+              <w:left w:val="single" w:color="auto" w:sz="12" w:space="0"/>
               <w:bottom w:val="nil"/>
               <w:right w:val="nil"/>
             </w:tcBorders>
@@ -4180,11 +4234,11 @@
           </w:tcPr>
           <w:p>
             <w:pPr>
-              <w:pStyle w:val="a1"/>
-              <w:bidi w:val="0"/>
-              <w:snapToGrid w:val="0"/>
-              <w:spacing w:line="240" w:lineRule="auto"/>
-              <w:ind w:left="0" w:right="0" w:firstLine="0" w:leftChars="0" w:rightChars="0" w:firstLineChars="0"/>
+              <w:pStyle w:val="31"/>
+              <w:bidi w:val="0"/>
+              <w:snapToGrid w:val="0"/>
+              <w:spacing w:line="240" w:lineRule="auto"/>
+              <w:ind w:left="0" w:leftChars="0" w:right="0" w:rightChars="0" w:firstLine="0" w:firstLineChars="0"/>
               <w:jc w:val="center"/>
             </w:pPr>
             <w:r>
@@ -4196,8 +4250,8 @@
           <w:tcPr>
             <w:tcW w:w="1623" w:type="dxa"/>
             <w:tcBorders>
-              <w:top w:val="single" w:sz="4" w:space="0" w:color="auto"/>
-              <w:left w:val="single" w:sz="4" w:space="0" w:color="auto"/>
+              <w:top w:val="single" w:color="auto" w:sz="4" w:space="0"/>
+              <w:left w:val="single" w:color="auto" w:sz="4" w:space="0"/>
               <w:bottom w:val="nil"/>
               <w:right w:val="nil"/>
             </w:tcBorders>
@@ -4211,11 +4265,11 @@
           </w:tcPr>
           <w:p>
             <w:pPr>
-              <w:pStyle w:val="a1"/>
-              <w:bidi w:val="0"/>
-              <w:snapToGrid w:val="0"/>
-              <w:spacing w:line="240" w:lineRule="auto"/>
-              <w:ind w:left="0" w:right="0" w:firstLine="0" w:leftChars="0" w:rightChars="0" w:firstLineChars="0"/>
+              <w:pStyle w:val="31"/>
+              <w:bidi w:val="0"/>
+              <w:snapToGrid w:val="0"/>
+              <w:spacing w:line="240" w:lineRule="auto"/>
+              <w:ind w:left="0" w:leftChars="0" w:right="0" w:rightChars="0" w:firstLine="0" w:firstLineChars="0"/>
               <w:jc w:val="center"/>
             </w:pPr>
             <w:r>
@@ -4227,8 +4281,8 @@
           <w:tcPr>
             <w:tcW w:w="2434" w:type="dxa"/>
             <w:tcBorders>
-              <w:top w:val="single" w:sz="4" w:space="0" w:color="auto"/>
-              <w:left w:val="single" w:sz="4" w:space="0" w:color="auto"/>
+              <w:top w:val="single" w:color="auto" w:sz="4" w:space="0"/>
+              <w:left w:val="single" w:color="auto" w:sz="4" w:space="0"/>
               <w:bottom w:val="nil"/>
               <w:right w:val="nil"/>
             </w:tcBorders>
@@ -4242,14 +4296,14 @@
           </w:tcPr>
           <w:p>
             <w:pPr>
-              <w:pStyle w:val="a1"/>
-              <w:bidi w:val="0"/>
-              <w:snapToGrid w:val="0"/>
-              <w:spacing w:line="240" w:lineRule="auto"/>
-              <w:ind w:left="0" w:right="0" w:firstLine="0" w:leftChars="0" w:rightChars="0" w:firstLineChars="0"/>
+              <w:pStyle w:val="31"/>
+              <w:bidi w:val="0"/>
+              <w:snapToGrid w:val="0"/>
+              <w:spacing w:line="240" w:lineRule="auto"/>
+              <w:ind w:left="0" w:leftChars="0" w:right="0" w:rightChars="0" w:firstLine="0" w:firstLineChars="0"/>
               <w:jc w:val="center"/>
               <w:rPr>
-                <w:rFonts w:eastAsia="宋体" w:hint="eastAsia"/>
+                <w:rFonts w:hint="eastAsia" w:eastAsia="宋体"/>
                 <w:lang w:eastAsia="zh-CN"/>
               </w:rPr>
             </w:pPr>
@@ -4266,10 +4320,10 @@
           <w:tcPr>
             <w:tcW w:w="3248" w:type="dxa"/>
             <w:tcBorders>
-              <w:top w:val="single" w:sz="4" w:space="0" w:color="auto"/>
-              <w:left w:val="single" w:sz="4" w:space="0" w:color="auto"/>
-              <w:bottom w:val="nil"/>
-              <w:right w:val="single" w:sz="12" w:space="0" w:color="auto"/>
+              <w:top w:val="single" w:color="auto" w:sz="4" w:space="0"/>
+              <w:left w:val="single" w:color="auto" w:sz="4" w:space="0"/>
+              <w:bottom w:val="nil"/>
+              <w:right w:val="single" w:color="auto" w:sz="12" w:space="0"/>
             </w:tcBorders>
             <w:tcMar>
               <w:top w:w="60" w:type="dxa"/>
@@ -4281,11 +4335,11 @@
           </w:tcPr>
           <w:p>
             <w:pPr>
-              <w:pStyle w:val="a1"/>
-              <w:bidi w:val="0"/>
-              <w:snapToGrid w:val="0"/>
-              <w:spacing w:line="240" w:lineRule="auto"/>
-              <w:ind w:left="0" w:right="0" w:firstLine="0" w:leftChars="0" w:rightChars="0" w:firstLineChars="0"/>
+              <w:pStyle w:val="31"/>
+              <w:bidi w:val="0"/>
+              <w:snapToGrid w:val="0"/>
+              <w:spacing w:line="240" w:lineRule="auto"/>
+              <w:ind w:left="0" w:leftChars="0" w:right="0" w:rightChars="0" w:firstLine="0" w:firstLineChars="0"/>
               <w:jc w:val="left"/>
             </w:pPr>
             <w:r>
@@ -4296,8 +4350,14 @@
       </w:tr>
       <w:tr>
         <w:tblPrEx>
-          <w:tblW w:w="8522" w:type="dxa"/>
-          <w:jc w:val="center"/>
+          <w:tblBorders>
+            <w:top w:val="none" w:color="auto" w:sz="0" w:space="0"/>
+            <w:left w:val="none" w:color="auto" w:sz="0" w:space="0"/>
+            <w:bottom w:val="none" w:color="auto" w:sz="0" w:space="0"/>
+            <w:right w:val="none" w:color="auto" w:sz="0" w:space="0"/>
+            <w:insideH w:val="none" w:color="auto" w:sz="0" w:space="0"/>
+            <w:insideV w:val="none" w:color="auto" w:sz="0" w:space="0"/>
+          </w:tblBorders>
           <w:tblCellMar>
             <w:top w:w="0" w:type="dxa"/>
             <w:left w:w="10" w:type="dxa"/>
@@ -4306,15 +4366,15 @@
           </w:tblCellMar>
         </w:tblPrEx>
         <w:trPr>
-          <w:trHeight w:val="0"/>
+          <w:trHeight w:val="0" w:hRule="atLeast"/>
           <w:jc w:val="center"/>
         </w:trPr>
         <w:tc>
           <w:tcPr>
             <w:tcW w:w="1217" w:type="dxa"/>
             <w:tcBorders>
-              <w:top w:val="single" w:sz="4" w:space="0" w:color="auto"/>
-              <w:left w:val="single" w:sz="12" w:space="0" w:color="auto"/>
+              <w:top w:val="single" w:color="auto" w:sz="4" w:space="0"/>
+              <w:left w:val="single" w:color="auto" w:sz="12" w:space="0"/>
               <w:bottom w:val="nil"/>
               <w:right w:val="nil"/>
             </w:tcBorders>
@@ -4328,11 +4388,11 @@
           </w:tcPr>
           <w:p>
             <w:pPr>
-              <w:pStyle w:val="a1"/>
-              <w:bidi w:val="0"/>
-              <w:snapToGrid w:val="0"/>
-              <w:spacing w:line="240" w:lineRule="auto"/>
-              <w:ind w:left="0" w:right="0" w:firstLine="0" w:leftChars="0" w:rightChars="0" w:firstLineChars="0"/>
+              <w:pStyle w:val="31"/>
+              <w:bidi w:val="0"/>
+              <w:snapToGrid w:val="0"/>
+              <w:spacing w:line="240" w:lineRule="auto"/>
+              <w:ind w:left="0" w:leftChars="0" w:right="0" w:rightChars="0" w:firstLine="0" w:firstLineChars="0"/>
               <w:jc w:val="center"/>
             </w:pPr>
             <w:r>
@@ -4344,8 +4404,8 @@
           <w:tcPr>
             <w:tcW w:w="1623" w:type="dxa"/>
             <w:tcBorders>
-              <w:top w:val="single" w:sz="4" w:space="0" w:color="auto"/>
-              <w:left w:val="single" w:sz="4" w:space="0" w:color="auto"/>
+              <w:top w:val="single" w:color="auto" w:sz="4" w:space="0"/>
+              <w:left w:val="single" w:color="auto" w:sz="4" w:space="0"/>
               <w:bottom w:val="nil"/>
               <w:right w:val="nil"/>
             </w:tcBorders>
@@ -4359,11 +4419,11 @@
           </w:tcPr>
           <w:p>
             <w:pPr>
-              <w:pStyle w:val="a1"/>
-              <w:bidi w:val="0"/>
-              <w:snapToGrid w:val="0"/>
-              <w:spacing w:line="240" w:lineRule="auto"/>
-              <w:ind w:left="0" w:right="0" w:firstLine="0" w:leftChars="0" w:rightChars="0" w:firstLineChars="0"/>
+              <w:pStyle w:val="31"/>
+              <w:bidi w:val="0"/>
+              <w:snapToGrid w:val="0"/>
+              <w:spacing w:line="240" w:lineRule="auto"/>
+              <w:ind w:left="0" w:leftChars="0" w:right="0" w:rightChars="0" w:firstLine="0" w:firstLineChars="0"/>
               <w:jc w:val="center"/>
             </w:pPr>
             <w:r>
@@ -4375,8 +4435,8 @@
           <w:tcPr>
             <w:tcW w:w="2434" w:type="dxa"/>
             <w:tcBorders>
-              <w:top w:val="single" w:sz="4" w:space="0" w:color="auto"/>
-              <w:left w:val="single" w:sz="4" w:space="0" w:color="auto"/>
+              <w:top w:val="single" w:color="auto" w:sz="4" w:space="0"/>
+              <w:left w:val="single" w:color="auto" w:sz="4" w:space="0"/>
               <w:bottom w:val="nil"/>
               <w:right w:val="nil"/>
             </w:tcBorders>
@@ -4390,11 +4450,11 @@
           </w:tcPr>
           <w:p>
             <w:pPr>
-              <w:pStyle w:val="a1"/>
-              <w:bidi w:val="0"/>
-              <w:snapToGrid w:val="0"/>
-              <w:spacing w:line="240" w:lineRule="auto"/>
-              <w:ind w:left="0" w:right="0" w:firstLine="0" w:leftChars="0" w:rightChars="0" w:firstLineChars="0"/>
+              <w:pStyle w:val="31"/>
+              <w:bidi w:val="0"/>
+              <w:snapToGrid w:val="0"/>
+              <w:spacing w:line="240" w:lineRule="auto"/>
+              <w:ind w:left="0" w:leftChars="0" w:right="0" w:rightChars="0" w:firstLine="0" w:firstLineChars="0"/>
               <w:jc w:val="center"/>
             </w:pPr>
             <w:r>
@@ -4406,10 +4466,10 @@
           <w:tcPr>
             <w:tcW w:w="3248" w:type="dxa"/>
             <w:tcBorders>
-              <w:top w:val="single" w:sz="4" w:space="0" w:color="auto"/>
-              <w:left w:val="single" w:sz="4" w:space="0" w:color="auto"/>
-              <w:bottom w:val="nil"/>
-              <w:right w:val="single" w:sz="12" w:space="0" w:color="auto"/>
+              <w:top w:val="single" w:color="auto" w:sz="4" w:space="0"/>
+              <w:left w:val="single" w:color="auto" w:sz="4" w:space="0"/>
+              <w:bottom w:val="nil"/>
+              <w:right w:val="single" w:color="auto" w:sz="12" w:space="0"/>
             </w:tcBorders>
             <w:tcMar>
               <w:top w:w="60" w:type="dxa"/>
@@ -4421,11 +4481,11 @@
           </w:tcPr>
           <w:p>
             <w:pPr>
-              <w:pStyle w:val="a1"/>
-              <w:bidi w:val="0"/>
-              <w:snapToGrid w:val="0"/>
-              <w:spacing w:line="240" w:lineRule="auto"/>
-              <w:ind w:left="0" w:right="0" w:firstLine="0" w:leftChars="0" w:rightChars="0" w:firstLineChars="0"/>
+              <w:pStyle w:val="31"/>
+              <w:bidi w:val="0"/>
+              <w:snapToGrid w:val="0"/>
+              <w:spacing w:line="240" w:lineRule="auto"/>
+              <w:ind w:left="0" w:leftChars="0" w:right="0" w:rightChars="0" w:firstLine="0" w:firstLineChars="0"/>
               <w:jc w:val="left"/>
             </w:pPr>
             <w:r>
@@ -4436,8 +4496,14 @@
       </w:tr>
       <w:tr>
         <w:tblPrEx>
-          <w:tblW w:w="8522" w:type="dxa"/>
-          <w:jc w:val="center"/>
+          <w:tblBorders>
+            <w:top w:val="none" w:color="auto" w:sz="0" w:space="0"/>
+            <w:left w:val="none" w:color="auto" w:sz="0" w:space="0"/>
+            <w:bottom w:val="none" w:color="auto" w:sz="0" w:space="0"/>
+            <w:right w:val="none" w:color="auto" w:sz="0" w:space="0"/>
+            <w:insideH w:val="none" w:color="auto" w:sz="0" w:space="0"/>
+            <w:insideV w:val="none" w:color="auto" w:sz="0" w:space="0"/>
+          </w:tblBorders>
           <w:tblCellMar>
             <w:top w:w="0" w:type="dxa"/>
             <w:left w:w="10" w:type="dxa"/>
@@ -4446,15 +4512,15 @@
           </w:tblCellMar>
         </w:tblPrEx>
         <w:trPr>
-          <w:trHeight w:val="0"/>
+          <w:trHeight w:val="0" w:hRule="atLeast"/>
           <w:jc w:val="center"/>
         </w:trPr>
         <w:tc>
           <w:tcPr>
             <w:tcW w:w="1217" w:type="dxa"/>
             <w:tcBorders>
-              <w:top w:val="single" w:sz="4" w:space="0" w:color="auto"/>
-              <w:left w:val="single" w:sz="12" w:space="0" w:color="auto"/>
+              <w:top w:val="single" w:color="auto" w:sz="4" w:space="0"/>
+              <w:left w:val="single" w:color="auto" w:sz="12" w:space="0"/>
               <w:bottom w:val="nil"/>
               <w:right w:val="nil"/>
             </w:tcBorders>
@@ -4468,11 +4534,11 @@
           </w:tcPr>
           <w:p>
             <w:pPr>
-              <w:pStyle w:val="a1"/>
-              <w:bidi w:val="0"/>
-              <w:snapToGrid w:val="0"/>
-              <w:spacing w:line="240" w:lineRule="auto"/>
-              <w:ind w:left="0" w:right="0" w:firstLine="0" w:leftChars="0" w:rightChars="0" w:firstLineChars="0"/>
+              <w:pStyle w:val="31"/>
+              <w:bidi w:val="0"/>
+              <w:snapToGrid w:val="0"/>
+              <w:spacing w:line="240" w:lineRule="auto"/>
+              <w:ind w:left="0" w:leftChars="0" w:right="0" w:rightChars="0" w:firstLine="0" w:firstLineChars="0"/>
               <w:jc w:val="center"/>
             </w:pPr>
             <w:r>
@@ -4484,8 +4550,8 @@
           <w:tcPr>
             <w:tcW w:w="1623" w:type="dxa"/>
             <w:tcBorders>
-              <w:top w:val="single" w:sz="4" w:space="0" w:color="auto"/>
-              <w:left w:val="single" w:sz="4" w:space="0" w:color="auto"/>
+              <w:top w:val="single" w:color="auto" w:sz="4" w:space="0"/>
+              <w:left w:val="single" w:color="auto" w:sz="4" w:space="0"/>
               <w:bottom w:val="nil"/>
               <w:right w:val="nil"/>
             </w:tcBorders>
@@ -4499,11 +4565,11 @@
           </w:tcPr>
           <w:p>
             <w:pPr>
-              <w:pStyle w:val="a1"/>
-              <w:bidi w:val="0"/>
-              <w:snapToGrid w:val="0"/>
-              <w:spacing w:line="240" w:lineRule="auto"/>
-              <w:ind w:left="0" w:right="0" w:firstLine="0" w:leftChars="0" w:rightChars="0" w:firstLineChars="0"/>
+              <w:pStyle w:val="31"/>
+              <w:bidi w:val="0"/>
+              <w:snapToGrid w:val="0"/>
+              <w:spacing w:line="240" w:lineRule="auto"/>
+              <w:ind w:left="0" w:leftChars="0" w:right="0" w:rightChars="0" w:firstLine="0" w:firstLineChars="0"/>
               <w:jc w:val="center"/>
             </w:pPr>
             <w:r>
@@ -4515,8 +4581,8 @@
           <w:tcPr>
             <w:tcW w:w="2434" w:type="dxa"/>
             <w:tcBorders>
-              <w:top w:val="single" w:sz="4" w:space="0" w:color="auto"/>
-              <w:left w:val="single" w:sz="4" w:space="0" w:color="auto"/>
+              <w:top w:val="single" w:color="auto" w:sz="4" w:space="0"/>
+              <w:left w:val="single" w:color="auto" w:sz="4" w:space="0"/>
               <w:bottom w:val="nil"/>
               <w:right w:val="nil"/>
             </w:tcBorders>
@@ -4530,11 +4596,11 @@
           </w:tcPr>
           <w:p>
             <w:pPr>
-              <w:pStyle w:val="a1"/>
-              <w:bidi w:val="0"/>
-              <w:snapToGrid w:val="0"/>
-              <w:spacing w:line="240" w:lineRule="auto"/>
-              <w:ind w:left="0" w:right="0" w:firstLine="0" w:leftChars="0" w:rightChars="0" w:firstLineChars="0"/>
+              <w:pStyle w:val="31"/>
+              <w:bidi w:val="0"/>
+              <w:snapToGrid w:val="0"/>
+              <w:spacing w:line="240" w:lineRule="auto"/>
+              <w:ind w:left="0" w:leftChars="0" w:right="0" w:rightChars="0" w:firstLine="0" w:firstLineChars="0"/>
               <w:jc w:val="center"/>
             </w:pPr>
             <w:r>
@@ -4546,10 +4612,10 @@
           <w:tcPr>
             <w:tcW w:w="3248" w:type="dxa"/>
             <w:tcBorders>
-              <w:top w:val="single" w:sz="4" w:space="0" w:color="auto"/>
-              <w:left w:val="single" w:sz="4" w:space="0" w:color="auto"/>
-              <w:bottom w:val="nil"/>
-              <w:right w:val="single" w:sz="12" w:space="0" w:color="auto"/>
+              <w:top w:val="single" w:color="auto" w:sz="4" w:space="0"/>
+              <w:left w:val="single" w:color="auto" w:sz="4" w:space="0"/>
+              <w:bottom w:val="nil"/>
+              <w:right w:val="single" w:color="auto" w:sz="12" w:space="0"/>
             </w:tcBorders>
             <w:tcMar>
               <w:top w:w="60" w:type="dxa"/>
@@ -4561,11 +4627,11 @@
           </w:tcPr>
           <w:p>
             <w:pPr>
-              <w:pStyle w:val="a1"/>
-              <w:bidi w:val="0"/>
-              <w:snapToGrid w:val="0"/>
-              <w:spacing w:line="240" w:lineRule="auto"/>
-              <w:ind w:left="0" w:right="0" w:firstLine="0" w:leftChars="0" w:rightChars="0" w:firstLineChars="0"/>
+              <w:pStyle w:val="31"/>
+              <w:bidi w:val="0"/>
+              <w:snapToGrid w:val="0"/>
+              <w:spacing w:line="240" w:lineRule="auto"/>
+              <w:ind w:left="0" w:leftChars="0" w:right="0" w:rightChars="0" w:firstLine="0" w:firstLineChars="0"/>
               <w:jc w:val="left"/>
             </w:pPr>
             <w:r>
@@ -4576,8 +4642,14 @@
       </w:tr>
       <w:tr>
         <w:tblPrEx>
-          <w:tblW w:w="8522" w:type="dxa"/>
-          <w:jc w:val="center"/>
+          <w:tblBorders>
+            <w:top w:val="none" w:color="auto" w:sz="0" w:space="0"/>
+            <w:left w:val="none" w:color="auto" w:sz="0" w:space="0"/>
+            <w:bottom w:val="none" w:color="auto" w:sz="0" w:space="0"/>
+            <w:right w:val="none" w:color="auto" w:sz="0" w:space="0"/>
+            <w:insideH w:val="none" w:color="auto" w:sz="0" w:space="0"/>
+            <w:insideV w:val="none" w:color="auto" w:sz="0" w:space="0"/>
+          </w:tblBorders>
           <w:tblCellMar>
             <w:top w:w="0" w:type="dxa"/>
             <w:left w:w="10" w:type="dxa"/>
@@ -4586,15 +4658,15 @@
           </w:tblCellMar>
         </w:tblPrEx>
         <w:trPr>
-          <w:trHeight w:val="0"/>
+          <w:trHeight w:val="0" w:hRule="atLeast"/>
           <w:jc w:val="center"/>
         </w:trPr>
         <w:tc>
           <w:tcPr>
             <w:tcW w:w="1217" w:type="dxa"/>
             <w:tcBorders>
-              <w:top w:val="single" w:sz="4" w:space="0" w:color="auto"/>
-              <w:left w:val="single" w:sz="12" w:space="0" w:color="auto"/>
+              <w:top w:val="single" w:color="auto" w:sz="4" w:space="0"/>
+              <w:left w:val="single" w:color="auto" w:sz="12" w:space="0"/>
               <w:bottom w:val="nil"/>
               <w:right w:val="nil"/>
             </w:tcBorders>
@@ -4608,11 +4680,11 @@
           </w:tcPr>
           <w:p>
             <w:pPr>
-              <w:pStyle w:val="a1"/>
-              <w:bidi w:val="0"/>
-              <w:snapToGrid w:val="0"/>
-              <w:spacing w:line="240" w:lineRule="auto"/>
-              <w:ind w:left="0" w:right="0" w:firstLine="0" w:leftChars="0" w:rightChars="0" w:firstLineChars="0"/>
+              <w:pStyle w:val="31"/>
+              <w:bidi w:val="0"/>
+              <w:snapToGrid w:val="0"/>
+              <w:spacing w:line="240" w:lineRule="auto"/>
+              <w:ind w:left="0" w:leftChars="0" w:right="0" w:rightChars="0" w:firstLine="0" w:firstLineChars="0"/>
               <w:jc w:val="center"/>
             </w:pPr>
             <w:r>
@@ -4624,8 +4696,8 @@
           <w:tcPr>
             <w:tcW w:w="1623" w:type="dxa"/>
             <w:tcBorders>
-              <w:top w:val="single" w:sz="4" w:space="0" w:color="auto"/>
-              <w:left w:val="single" w:sz="4" w:space="0" w:color="auto"/>
+              <w:top w:val="single" w:color="auto" w:sz="4" w:space="0"/>
+              <w:left w:val="single" w:color="auto" w:sz="4" w:space="0"/>
               <w:bottom w:val="nil"/>
               <w:right w:val="nil"/>
             </w:tcBorders>
@@ -4639,11 +4711,11 @@
           </w:tcPr>
           <w:p>
             <w:pPr>
-              <w:pStyle w:val="a1"/>
-              <w:bidi w:val="0"/>
-              <w:snapToGrid w:val="0"/>
-              <w:spacing w:line="240" w:lineRule="auto"/>
-              <w:ind w:left="0" w:right="0" w:firstLine="0" w:leftChars="0" w:rightChars="0" w:firstLineChars="0"/>
+              <w:pStyle w:val="31"/>
+              <w:bidi w:val="0"/>
+              <w:snapToGrid w:val="0"/>
+              <w:spacing w:line="240" w:lineRule="auto"/>
+              <w:ind w:left="0" w:leftChars="0" w:right="0" w:rightChars="0" w:firstLine="0" w:firstLineChars="0"/>
               <w:jc w:val="center"/>
             </w:pPr>
             <w:r>
@@ -4655,8 +4727,8 @@
           <w:tcPr>
             <w:tcW w:w="2434" w:type="dxa"/>
             <w:tcBorders>
-              <w:top w:val="single" w:sz="4" w:space="0" w:color="auto"/>
-              <w:left w:val="single" w:sz="4" w:space="0" w:color="auto"/>
+              <w:top w:val="single" w:color="auto" w:sz="4" w:space="0"/>
+              <w:left w:val="single" w:color="auto" w:sz="4" w:space="0"/>
               <w:bottom w:val="nil"/>
               <w:right w:val="nil"/>
             </w:tcBorders>
@@ -4670,11 +4742,11 @@
           </w:tcPr>
           <w:p>
             <w:pPr>
-              <w:pStyle w:val="a1"/>
-              <w:bidi w:val="0"/>
-              <w:snapToGrid w:val="0"/>
-              <w:spacing w:line="240" w:lineRule="auto"/>
-              <w:ind w:left="0" w:right="0" w:firstLine="0" w:leftChars="0" w:rightChars="0" w:firstLineChars="0"/>
+              <w:pStyle w:val="31"/>
+              <w:bidi w:val="0"/>
+              <w:snapToGrid w:val="0"/>
+              <w:spacing w:line="240" w:lineRule="auto"/>
+              <w:ind w:left="0" w:leftChars="0" w:right="0" w:rightChars="0" w:firstLine="0" w:firstLineChars="0"/>
               <w:jc w:val="center"/>
             </w:pPr>
             <w:r>
@@ -4686,10 +4758,10 @@
           <w:tcPr>
             <w:tcW w:w="3248" w:type="dxa"/>
             <w:tcBorders>
-              <w:top w:val="single" w:sz="4" w:space="0" w:color="auto"/>
-              <w:left w:val="single" w:sz="4" w:space="0" w:color="auto"/>
-              <w:bottom w:val="nil"/>
-              <w:right w:val="single" w:sz="12" w:space="0" w:color="auto"/>
+              <w:top w:val="single" w:color="auto" w:sz="4" w:space="0"/>
+              <w:left w:val="single" w:color="auto" w:sz="4" w:space="0"/>
+              <w:bottom w:val="nil"/>
+              <w:right w:val="single" w:color="auto" w:sz="12" w:space="0"/>
             </w:tcBorders>
             <w:tcMar>
               <w:top w:w="60" w:type="dxa"/>
@@ -4701,11 +4773,11 @@
           </w:tcPr>
           <w:p>
             <w:pPr>
-              <w:pStyle w:val="a1"/>
-              <w:bidi w:val="0"/>
-              <w:snapToGrid w:val="0"/>
-              <w:spacing w:line="240" w:lineRule="auto"/>
-              <w:ind w:left="0" w:right="0" w:firstLine="0" w:leftChars="0" w:rightChars="0" w:firstLineChars="0"/>
+              <w:pStyle w:val="31"/>
+              <w:bidi w:val="0"/>
+              <w:snapToGrid w:val="0"/>
+              <w:spacing w:line="240" w:lineRule="auto"/>
+              <w:ind w:left="0" w:leftChars="0" w:right="0" w:rightChars="0" w:firstLine="0" w:firstLineChars="0"/>
               <w:jc w:val="left"/>
             </w:pPr>
             <w:r>
@@ -4716,8 +4788,14 @@
       </w:tr>
       <w:tr>
         <w:tblPrEx>
-          <w:tblW w:w="8522" w:type="dxa"/>
-          <w:jc w:val="center"/>
+          <w:tblBorders>
+            <w:top w:val="none" w:color="auto" w:sz="0" w:space="0"/>
+            <w:left w:val="none" w:color="auto" w:sz="0" w:space="0"/>
+            <w:bottom w:val="none" w:color="auto" w:sz="0" w:space="0"/>
+            <w:right w:val="none" w:color="auto" w:sz="0" w:space="0"/>
+            <w:insideH w:val="none" w:color="auto" w:sz="0" w:space="0"/>
+            <w:insideV w:val="none" w:color="auto" w:sz="0" w:space="0"/>
+          </w:tblBorders>
           <w:tblCellMar>
             <w:top w:w="0" w:type="dxa"/>
             <w:left w:w="10" w:type="dxa"/>
@@ -4726,16 +4804,16 @@
           </w:tblCellMar>
         </w:tblPrEx>
         <w:trPr>
-          <w:trHeight w:val="0"/>
+          <w:trHeight w:val="0" w:hRule="atLeast"/>
           <w:jc w:val="center"/>
         </w:trPr>
         <w:tc>
           <w:tcPr>
             <w:tcW w:w="1217" w:type="dxa"/>
             <w:tcBorders>
-              <w:top w:val="single" w:sz="4" w:space="0" w:color="auto"/>
-              <w:left w:val="single" w:sz="12" w:space="0" w:color="auto"/>
-              <w:bottom w:val="single" w:sz="12" w:space="0" w:color="auto"/>
+              <w:top w:val="single" w:color="auto" w:sz="4" w:space="0"/>
+              <w:left w:val="single" w:color="auto" w:sz="12" w:space="0"/>
+              <w:bottom w:val="single" w:color="auto" w:sz="12" w:space="0"/>
               <w:right w:val="nil"/>
             </w:tcBorders>
             <w:tcMar>
@@ -4748,11 +4826,11 @@
           </w:tcPr>
           <w:p>
             <w:pPr>
-              <w:pStyle w:val="a1"/>
-              <w:bidi w:val="0"/>
-              <w:snapToGrid w:val="0"/>
-              <w:spacing w:line="240" w:lineRule="auto"/>
-              <w:ind w:left="0" w:right="0" w:firstLine="0" w:leftChars="0" w:rightChars="0" w:firstLineChars="0"/>
+              <w:pStyle w:val="31"/>
+              <w:bidi w:val="0"/>
+              <w:snapToGrid w:val="0"/>
+              <w:spacing w:line="240" w:lineRule="auto"/>
+              <w:ind w:left="0" w:leftChars="0" w:right="0" w:rightChars="0" w:firstLine="0" w:firstLineChars="0"/>
               <w:jc w:val="center"/>
             </w:pPr>
             <w:r>
@@ -4764,9 +4842,9 @@
           <w:tcPr>
             <w:tcW w:w="1623" w:type="dxa"/>
             <w:tcBorders>
-              <w:top w:val="single" w:sz="4" w:space="0" w:color="auto"/>
-              <w:left w:val="single" w:sz="4" w:space="0" w:color="auto"/>
-              <w:bottom w:val="single" w:sz="12" w:space="0" w:color="auto"/>
+              <w:top w:val="single" w:color="auto" w:sz="4" w:space="0"/>
+              <w:left w:val="single" w:color="auto" w:sz="4" w:space="0"/>
+              <w:bottom w:val="single" w:color="auto" w:sz="12" w:space="0"/>
               <w:right w:val="nil"/>
             </w:tcBorders>
             <w:tcMar>
@@ -4779,11 +4857,11 @@
           </w:tcPr>
           <w:p>
             <w:pPr>
-              <w:pStyle w:val="a1"/>
-              <w:bidi w:val="0"/>
-              <w:snapToGrid w:val="0"/>
-              <w:spacing w:line="240" w:lineRule="auto"/>
-              <w:ind w:left="0" w:right="0" w:firstLine="0" w:leftChars="0" w:rightChars="0" w:firstLineChars="0"/>
+              <w:pStyle w:val="31"/>
+              <w:bidi w:val="0"/>
+              <w:snapToGrid w:val="0"/>
+              <w:spacing w:line="240" w:lineRule="auto"/>
+              <w:ind w:left="0" w:leftChars="0" w:right="0" w:rightChars="0" w:firstLine="0" w:firstLineChars="0"/>
               <w:jc w:val="center"/>
             </w:pPr>
             <w:r>
@@ -4795,9 +4873,9 @@
           <w:tcPr>
             <w:tcW w:w="2434" w:type="dxa"/>
             <w:tcBorders>
-              <w:top w:val="single" w:sz="4" w:space="0" w:color="auto"/>
-              <w:left w:val="single" w:sz="4" w:space="0" w:color="auto"/>
-              <w:bottom w:val="single" w:sz="12" w:space="0" w:color="auto"/>
+              <w:top w:val="single" w:color="auto" w:sz="4" w:space="0"/>
+              <w:left w:val="single" w:color="auto" w:sz="4" w:space="0"/>
+              <w:bottom w:val="single" w:color="auto" w:sz="12" w:space="0"/>
               <w:right w:val="nil"/>
             </w:tcBorders>
             <w:tcMar>
@@ -4810,15 +4888,15 @@
           </w:tcPr>
           <w:p>
             <w:pPr>
-              <w:pStyle w:val="a1"/>
-              <w:bidi w:val="0"/>
-              <w:snapToGrid w:val="0"/>
-              <w:spacing w:line="240" w:lineRule="auto"/>
-              <w:ind w:left="0" w:right="0" w:firstLine="0" w:leftChars="0" w:rightChars="0" w:firstLineChars="0"/>
+              <w:pStyle w:val="31"/>
+              <w:bidi w:val="0"/>
+              <w:snapToGrid w:val="0"/>
+              <w:spacing w:line="240" w:lineRule="auto"/>
+              <w:ind w:left="0" w:leftChars="0" w:right="0" w:rightChars="0" w:firstLine="0" w:firstLineChars="0"/>
               <w:jc w:val="center"/>
             </w:pPr>
             <w:r>
-              <w:t>产品产品质量部</w:t>
+              <w:t>产品质量部</w:t>
             </w:r>
           </w:p>
         </w:tc>
@@ -4826,10 +4904,10 @@
           <w:tcPr>
             <w:tcW w:w="3248" w:type="dxa"/>
             <w:tcBorders>
-              <w:top w:val="single" w:sz="4" w:space="0" w:color="auto"/>
-              <w:left w:val="single" w:sz="4" w:space="0" w:color="auto"/>
-              <w:bottom w:val="single" w:sz="12" w:space="0" w:color="auto"/>
-              <w:right w:val="single" w:sz="12" w:space="0" w:color="auto"/>
+              <w:top w:val="single" w:color="auto" w:sz="4" w:space="0"/>
+              <w:left w:val="single" w:color="auto" w:sz="4" w:space="0"/>
+              <w:bottom w:val="single" w:color="auto" w:sz="12" w:space="0"/>
+              <w:right w:val="single" w:color="auto" w:sz="12" w:space="0"/>
             </w:tcBorders>
             <w:tcMar>
               <w:top w:w="60" w:type="dxa"/>
@@ -4841,15 +4919,15 @@
           </w:tcPr>
           <w:p>
             <w:pPr>
-              <w:pStyle w:val="a1"/>
-              <w:bidi w:val="0"/>
-              <w:snapToGrid w:val="0"/>
-              <w:spacing w:line="240" w:lineRule="auto"/>
-              <w:ind w:left="0" w:right="0" w:firstLine="0" w:leftChars="0" w:rightChars="0" w:firstLineChars="0"/>
+              <w:pStyle w:val="31"/>
+              <w:bidi w:val="0"/>
+              <w:snapToGrid w:val="0"/>
+              <w:spacing w:line="240" w:lineRule="auto"/>
+              <w:ind w:left="0" w:leftChars="0" w:right="0" w:rightChars="0" w:firstLine="0" w:firstLineChars="0"/>
               <w:jc w:val="left"/>
             </w:pPr>
             <w:r>
-              <w:t>产品产品质量部经理</w:t>
+              <w:t>产品质量部经理</w:t>
             </w:r>
           </w:p>
         </w:tc>
@@ -4857,20 +4935,20 @@
     </w:tbl>
     <w:p>
       <w:pPr>
-        <w:pStyle w:val="1"/>
+        <w:pStyle w:val="30"/>
         <w:bidi w:val="0"/>
       </w:pPr>
-      <w:bookmarkStart w:id="8" w:name="heading_4"/>
-      <w:bookmarkStart w:id="9" w:name="_Toc11775"/>
+      <w:bookmarkStart w:id="7" w:name="heading_4"/>
+      <w:bookmarkStart w:id="8" w:name="_Toc11775"/>
       <w:r>
         <w:t>评审时间</w:t>
       </w:r>
+      <w:bookmarkEnd w:id="7"/>
       <w:bookmarkEnd w:id="8"/>
-      <w:bookmarkEnd w:id="9"/>
     </w:p>
     <w:p>
       <w:pPr>
-        <w:pStyle w:val="a1"/>
+        <w:pStyle w:val="31"/>
         <w:bidi w:val="0"/>
       </w:pPr>
       <w:r>
@@ -4889,20 +4967,20 @@
     </w:p>
     <w:p>
       <w:pPr>
-        <w:pStyle w:val="1"/>
+        <w:pStyle w:val="30"/>
         <w:bidi w:val="0"/>
       </w:pPr>
-      <w:bookmarkStart w:id="10" w:name="_Toc25151"/>
-      <w:bookmarkStart w:id="11" w:name="heading_5"/>
+      <w:bookmarkStart w:id="9" w:name="_Toc25151"/>
+      <w:bookmarkStart w:id="10" w:name="heading_5"/>
       <w:r>
         <w:t>评审地点</w:t>
       </w:r>
+      <w:bookmarkEnd w:id="9"/>
       <w:bookmarkEnd w:id="10"/>
-      <w:bookmarkEnd w:id="11"/>
     </w:p>
     <w:p>
       <w:pPr>
-        <w:pStyle w:val="a1"/>
+        <w:pStyle w:val="31"/>
         <w:bidi w:val="0"/>
       </w:pPr>
       <w:r>
@@ -4911,20 +4989,20 @@
     </w:p>
     <w:p>
       <w:pPr>
-        <w:pStyle w:val="1"/>
+        <w:pStyle w:val="30"/>
         <w:bidi w:val="0"/>
       </w:pPr>
+      <w:bookmarkStart w:id="11" w:name="_Toc27077"/>
       <w:bookmarkStart w:id="12" w:name="heading_6"/>
-      <w:bookmarkStart w:id="13" w:name="_Toc27077"/>
       <w:r>
         <w:t>资料准备</w:t>
       </w:r>
+      <w:bookmarkEnd w:id="11"/>
       <w:bookmarkEnd w:id="12"/>
-      <w:bookmarkEnd w:id="13"/>
     </w:p>
     <w:p>
       <w:pPr>
-        <w:pStyle w:val="a1"/>
+        <w:pStyle w:val="31"/>
         <w:keepNext w:val="0"/>
         <w:keepLines w:val="0"/>
         <w:pageBreakBefore w:val="0"/>
@@ -4941,7 +5019,7 @@
         <w:jc w:val="center"/>
         <w:textAlignment w:val="baseline"/>
         <w:rPr>
-          <w:rFonts w:eastAsia="宋体" w:hint="default"/>
+          <w:rFonts w:hint="default" w:eastAsia="宋体"/>
           <w:lang w:val="en-US" w:eastAsia="zh-CN"/>
         </w:rPr>
       </w:pPr>
@@ -4974,7 +5052,7 @@
           <w:rFonts w:hint="eastAsia"/>
           <w:lang w:val="en-US" w:eastAsia="zh-CN"/>
         </w:rPr>
-        <w:instrText>"柴_标题1"\n</w:instrText>
+        <w:instrText xml:space="preserve">"柴_标题1"\n</w:instrText>
       </w:r>
       <w:r>
         <w:instrText xml:space="preserve"> \s</w:instrText>
@@ -4991,7 +5069,7 @@
           <w:rFonts w:hint="eastAsia"/>
           <w:lang w:val="en-US" w:eastAsia="zh-CN"/>
         </w:rPr>
-        <w:instrText>* Charformat</w:instrText>
+        <w:instrText xml:space="preserve">* Charformat</w:instrText>
       </w:r>
       <w:r>
         <w:rPr>
@@ -5056,7 +5134,7 @@
         </w:rPr>
         <w:fldChar w:fldCharType="end"/>
       </w:r>
-      <w:bookmarkStart w:id="14" w:name="_Toc20578"/>
+      <w:bookmarkStart w:id="13" w:name="_Toc20578"/>
       <w:r>
         <w:rPr>
           <w:rFonts w:hint="default"/>
@@ -5074,21 +5152,22 @@
         </w:rPr>
         <w:t>管评资料表</w:t>
       </w:r>
-      <w:bookmarkEnd w:id="14"/>
+      <w:bookmarkEnd w:id="13"/>
     </w:p>
     <w:tbl>
       <w:tblPr>
-        <w:tblStyle w:val="TableNormal"/>
+        <w:tblStyle w:val="22"/>
         <w:tblW w:w="8522" w:type="dxa"/>
         <w:jc w:val="center"/>
         <w:tblBorders>
-          <w:top w:val="nil"/>
-          <w:left w:val="nil"/>
-          <w:bottom w:val="nil"/>
-          <w:right w:val="nil"/>
-          <w:insideH w:val="nil"/>
-          <w:insideV w:val="nil"/>
+          <w:top w:val="none" w:color="auto" w:sz="0" w:space="0"/>
+          <w:left w:val="none" w:color="auto" w:sz="0" w:space="0"/>
+          <w:bottom w:val="none" w:color="auto" w:sz="0" w:space="0"/>
+          <w:right w:val="none" w:color="auto" w:sz="0" w:space="0"/>
+          <w:insideH w:val="none" w:color="auto" w:sz="0" w:space="0"/>
+          <w:insideV w:val="none" w:color="auto" w:sz="0" w:space="0"/>
         </w:tblBorders>
+        <w:tblLayout w:type="autofit"/>
         <w:tblCellMar>
           <w:top w:w="0" w:type="dxa"/>
           <w:left w:w="10" w:type="dxa"/>
@@ -5104,15 +5183,13 @@
       </w:tblGrid>
       <w:tr>
         <w:tblPrEx>
-          <w:tblW w:w="8522" w:type="dxa"/>
-          <w:jc w:val="center"/>
           <w:tblBorders>
-            <w:top w:val="nil"/>
-            <w:left w:val="nil"/>
-            <w:bottom w:val="nil"/>
-            <w:right w:val="nil"/>
-            <w:insideH w:val="nil"/>
-            <w:insideV w:val="nil"/>
+            <w:top w:val="none" w:color="auto" w:sz="0" w:space="0"/>
+            <w:left w:val="none" w:color="auto" w:sz="0" w:space="0"/>
+            <w:bottom w:val="none" w:color="auto" w:sz="0" w:space="0"/>
+            <w:right w:val="none" w:color="auto" w:sz="0" w:space="0"/>
+            <w:insideH w:val="none" w:color="auto" w:sz="0" w:space="0"/>
+            <w:insideV w:val="none" w:color="auto" w:sz="0" w:space="0"/>
           </w:tblBorders>
           <w:tblCellMar>
             <w:top w:w="0" w:type="dxa"/>
@@ -5122,7 +5199,7 @@
           </w:tblCellMar>
         </w:tblPrEx>
         <w:trPr>
-          <w:trHeight w:val="0"/>
+          <w:trHeight w:val="0" w:hRule="atLeast"/>
           <w:tblHeader/>
           <w:jc w:val="center"/>
         </w:trPr>
@@ -5130,8 +5207,8 @@
           <w:tcPr>
             <w:tcW w:w="728" w:type="dxa"/>
             <w:tcBorders>
-              <w:top w:val="single" w:sz="12" w:space="0" w:color="auto"/>
-              <w:left w:val="single" w:sz="12" w:space="0" w:color="auto"/>
+              <w:top w:val="single" w:color="auto" w:sz="12" w:space="0"/>
+              <w:left w:val="single" w:color="auto" w:sz="12" w:space="0"/>
               <w:bottom w:val="nil"/>
               <w:right w:val="nil"/>
             </w:tcBorders>
@@ -5145,11 +5222,11 @@
           </w:tcPr>
           <w:p>
             <w:pPr>
-              <w:pStyle w:val="a1"/>
-              <w:bidi w:val="0"/>
-              <w:snapToGrid w:val="0"/>
-              <w:spacing w:line="240" w:lineRule="auto"/>
-              <w:ind w:left="0" w:right="0" w:firstLine="0" w:leftChars="0" w:rightChars="0" w:firstLineChars="0"/>
+              <w:pStyle w:val="31"/>
+              <w:bidi w:val="0"/>
+              <w:snapToGrid w:val="0"/>
+              <w:spacing w:line="240" w:lineRule="auto"/>
+              <w:ind w:left="0" w:leftChars="0" w:right="0" w:rightChars="0" w:firstLine="0" w:firstLineChars="0"/>
               <w:jc w:val="center"/>
               <w:rPr>
                 <w:b/>
@@ -5167,8 +5244,8 @@
           <w:tcPr>
             <w:tcW w:w="4666" w:type="dxa"/>
             <w:tcBorders>
-              <w:top w:val="single" w:sz="12" w:space="0" w:color="auto"/>
-              <w:left w:val="single" w:sz="4" w:space="0" w:color="auto"/>
+              <w:top w:val="single" w:color="auto" w:sz="12" w:space="0"/>
+              <w:left w:val="single" w:color="auto" w:sz="4" w:space="0"/>
               <w:bottom w:val="nil"/>
               <w:right w:val="nil"/>
             </w:tcBorders>
@@ -5182,11 +5259,11 @@
           </w:tcPr>
           <w:p>
             <w:pPr>
-              <w:pStyle w:val="a1"/>
-              <w:bidi w:val="0"/>
-              <w:snapToGrid w:val="0"/>
-              <w:spacing w:line="240" w:lineRule="auto"/>
-              <w:ind w:left="0" w:right="0" w:firstLine="0" w:leftChars="0" w:rightChars="0" w:firstLineChars="0"/>
+              <w:pStyle w:val="31"/>
+              <w:bidi w:val="0"/>
+              <w:snapToGrid w:val="0"/>
+              <w:spacing w:line="240" w:lineRule="auto"/>
+              <w:ind w:left="0" w:leftChars="0" w:right="0" w:rightChars="0" w:firstLine="0" w:firstLineChars="0"/>
               <w:jc w:val="center"/>
               <w:rPr>
                 <w:b/>
@@ -5204,8 +5281,8 @@
           <w:tcPr>
             <w:tcW w:w="1867" w:type="dxa"/>
             <w:tcBorders>
-              <w:top w:val="single" w:sz="12" w:space="0" w:color="auto"/>
-              <w:left w:val="single" w:sz="4" w:space="0" w:color="auto"/>
+              <w:top w:val="single" w:color="auto" w:sz="12" w:space="0"/>
+              <w:left w:val="single" w:color="auto" w:sz="4" w:space="0"/>
               <w:bottom w:val="nil"/>
               <w:right w:val="nil"/>
             </w:tcBorders>
@@ -5219,11 +5296,11 @@
           </w:tcPr>
           <w:p>
             <w:pPr>
-              <w:pStyle w:val="a1"/>
-              <w:bidi w:val="0"/>
-              <w:snapToGrid w:val="0"/>
-              <w:spacing w:line="240" w:lineRule="auto"/>
-              <w:ind w:left="0" w:right="0" w:firstLine="0" w:leftChars="0" w:rightChars="0" w:firstLineChars="0"/>
+              <w:pStyle w:val="31"/>
+              <w:bidi w:val="0"/>
+              <w:snapToGrid w:val="0"/>
+              <w:spacing w:line="240" w:lineRule="auto"/>
+              <w:ind w:left="0" w:leftChars="0" w:right="0" w:rightChars="0" w:firstLine="0" w:firstLineChars="0"/>
               <w:jc w:val="center"/>
               <w:rPr>
                 <w:b/>
@@ -5241,10 +5318,10 @@
           <w:tcPr>
             <w:tcW w:w="1261" w:type="dxa"/>
             <w:tcBorders>
-              <w:top w:val="single" w:sz="12" w:space="0" w:color="auto"/>
-              <w:left w:val="single" w:sz="4" w:space="0" w:color="auto"/>
-              <w:bottom w:val="nil"/>
-              <w:right w:val="single" w:sz="12" w:space="0" w:color="auto"/>
+              <w:top w:val="single" w:color="auto" w:sz="12" w:space="0"/>
+              <w:left w:val="single" w:color="auto" w:sz="4" w:space="0"/>
+              <w:bottom w:val="nil"/>
+              <w:right w:val="single" w:color="auto" w:sz="12" w:space="0"/>
             </w:tcBorders>
             <w:tcMar>
               <w:top w:w="60" w:type="dxa"/>
@@ -5256,11 +5333,11 @@
           </w:tcPr>
           <w:p>
             <w:pPr>
-              <w:pStyle w:val="a1"/>
-              <w:bidi w:val="0"/>
-              <w:snapToGrid w:val="0"/>
-              <w:spacing w:line="240" w:lineRule="auto"/>
-              <w:ind w:left="0" w:right="0" w:firstLine="0" w:leftChars="0" w:rightChars="0" w:firstLineChars="0"/>
+              <w:pStyle w:val="31"/>
+              <w:bidi w:val="0"/>
+              <w:snapToGrid w:val="0"/>
+              <w:spacing w:line="240" w:lineRule="auto"/>
+              <w:ind w:left="0" w:leftChars="0" w:right="0" w:rightChars="0" w:firstLine="0" w:firstLineChars="0"/>
               <w:jc w:val="center"/>
               <w:rPr>
                 <w:b/>
@@ -5268,17 +5345,31 @@
             </w:pPr>
             <w:r>
               <w:rPr>
+                <w:rFonts w:hint="eastAsia"/>
                 <w:b/>
-              </w:rPr>
-              <w:t>完成时间</w:t>
+                <w:lang w:val="en-US" w:eastAsia="zh-CN"/>
+              </w:rPr>
+              <w:t>截止</w:t>
+            </w:r>
+            <w:r>
+              <w:rPr>
+                <w:b/>
+              </w:rPr>
+              <w:t>时间</w:t>
             </w:r>
           </w:p>
         </w:tc>
       </w:tr>
       <w:tr>
         <w:tblPrEx>
-          <w:tblW w:w="8522" w:type="dxa"/>
-          <w:jc w:val="center"/>
+          <w:tblBorders>
+            <w:top w:val="none" w:color="auto" w:sz="0" w:space="0"/>
+            <w:left w:val="none" w:color="auto" w:sz="0" w:space="0"/>
+            <w:bottom w:val="none" w:color="auto" w:sz="0" w:space="0"/>
+            <w:right w:val="none" w:color="auto" w:sz="0" w:space="0"/>
+            <w:insideH w:val="none" w:color="auto" w:sz="0" w:space="0"/>
+            <w:insideV w:val="none" w:color="auto" w:sz="0" w:space="0"/>
+          </w:tblBorders>
           <w:tblCellMar>
             <w:top w:w="0" w:type="dxa"/>
             <w:left w:w="10" w:type="dxa"/>
@@ -5287,15 +5378,15 @@
           </w:tblCellMar>
         </w:tblPrEx>
         <w:trPr>
-          <w:trHeight w:val="0"/>
+          <w:trHeight w:val="0" w:hRule="atLeast"/>
           <w:jc w:val="center"/>
         </w:trPr>
         <w:tc>
           <w:tcPr>
             <w:tcW w:w="728" w:type="dxa"/>
             <w:tcBorders>
-              <w:top w:val="single" w:sz="4" w:space="0" w:color="auto"/>
-              <w:left w:val="single" w:sz="12" w:space="0" w:color="auto"/>
+              <w:top w:val="single" w:color="auto" w:sz="4" w:space="0"/>
+              <w:left w:val="single" w:color="auto" w:sz="12" w:space="0"/>
               <w:bottom w:val="nil"/>
               <w:right w:val="nil"/>
             </w:tcBorders>
@@ -5309,11 +5400,11 @@
           </w:tcPr>
           <w:p>
             <w:pPr>
-              <w:pStyle w:val="a1"/>
-              <w:bidi w:val="0"/>
-              <w:snapToGrid w:val="0"/>
-              <w:spacing w:line="240" w:lineRule="auto"/>
-              <w:ind w:left="0" w:right="0" w:firstLine="0" w:leftChars="0" w:rightChars="0" w:firstLineChars="0"/>
+              <w:pStyle w:val="31"/>
+              <w:bidi w:val="0"/>
+              <w:snapToGrid w:val="0"/>
+              <w:spacing w:line="240" w:lineRule="auto"/>
+              <w:ind w:left="0" w:leftChars="0" w:right="0" w:rightChars="0" w:firstLine="0" w:firstLineChars="0"/>
               <w:jc w:val="center"/>
             </w:pPr>
             <w:r>
@@ -5325,8 +5416,8 @@
           <w:tcPr>
             <w:tcW w:w="4666" w:type="dxa"/>
             <w:tcBorders>
-              <w:top w:val="single" w:sz="4" w:space="0" w:color="auto"/>
-              <w:left w:val="single" w:sz="4" w:space="0" w:color="auto"/>
+              <w:top w:val="single" w:color="auto" w:sz="4" w:space="0"/>
+              <w:left w:val="single" w:color="auto" w:sz="4" w:space="0"/>
               <w:bottom w:val="nil"/>
               <w:right w:val="nil"/>
             </w:tcBorders>
@@ -5340,11 +5431,11 @@
           </w:tcPr>
           <w:p>
             <w:pPr>
-              <w:pStyle w:val="a1"/>
-              <w:bidi w:val="0"/>
-              <w:snapToGrid w:val="0"/>
-              <w:spacing w:line="240" w:lineRule="auto"/>
-              <w:ind w:left="0" w:right="0" w:firstLine="0" w:leftChars="0" w:rightChars="0" w:firstLineChars="0"/>
+              <w:pStyle w:val="31"/>
+              <w:bidi w:val="0"/>
+              <w:snapToGrid w:val="0"/>
+              <w:spacing w:line="240" w:lineRule="auto"/>
+              <w:ind w:left="0" w:leftChars="0" w:right="0" w:rightChars="0" w:firstLine="0" w:firstLineChars="0"/>
               <w:jc w:val="center"/>
             </w:pPr>
             <w:r>
@@ -5356,8 +5447,8 @@
           <w:tcPr>
             <w:tcW w:w="1867" w:type="dxa"/>
             <w:tcBorders>
-              <w:top w:val="single" w:sz="4" w:space="0" w:color="auto"/>
-              <w:left w:val="single" w:sz="4" w:space="0" w:color="auto"/>
+              <w:top w:val="single" w:color="auto" w:sz="4" w:space="0"/>
+              <w:left w:val="single" w:color="auto" w:sz="4" w:space="0"/>
               <w:bottom w:val="nil"/>
               <w:right w:val="nil"/>
             </w:tcBorders>
@@ -5371,15 +5462,15 @@
           </w:tcPr>
           <w:p>
             <w:pPr>
-              <w:pStyle w:val="a1"/>
-              <w:bidi w:val="0"/>
-              <w:snapToGrid w:val="0"/>
-              <w:spacing w:line="240" w:lineRule="auto"/>
-              <w:ind w:left="0" w:right="0" w:firstLine="0" w:leftChars="0" w:rightChars="0" w:firstLineChars="0"/>
+              <w:pStyle w:val="31"/>
+              <w:bidi w:val="0"/>
+              <w:snapToGrid w:val="0"/>
+              <w:spacing w:line="240" w:lineRule="auto"/>
+              <w:ind w:left="0" w:leftChars="0" w:right="0" w:rightChars="0" w:firstLine="0" w:firstLineChars="0"/>
               <w:jc w:val="left"/>
             </w:pPr>
             <w:r>
-              <w:t>内审小组、产品产品质量部</w:t>
+              <w:t>内审小组、产品质量部</w:t>
             </w:r>
           </w:p>
         </w:tc>
@@ -5387,10 +5478,10 @@
           <w:tcPr>
             <w:tcW w:w="1261" w:type="dxa"/>
             <w:tcBorders>
-              <w:top w:val="single" w:sz="4" w:space="0" w:color="auto"/>
-              <w:left w:val="single" w:sz="4" w:space="0" w:color="auto"/>
-              <w:bottom w:val="nil"/>
-              <w:right w:val="single" w:sz="12" w:space="0" w:color="auto"/>
+              <w:top w:val="single" w:color="auto" w:sz="4" w:space="0"/>
+              <w:left w:val="single" w:color="auto" w:sz="4" w:space="0"/>
+              <w:bottom w:val="nil"/>
+              <w:right w:val="single" w:color="auto" w:sz="12" w:space="0"/>
             </w:tcBorders>
             <w:tcMar>
               <w:top w:w="60" w:type="dxa"/>
@@ -5402,11 +5493,11 @@
           </w:tcPr>
           <w:p>
             <w:pPr>
-              <w:pStyle w:val="a1"/>
-              <w:bidi w:val="0"/>
-              <w:snapToGrid w:val="0"/>
-              <w:spacing w:line="240" w:lineRule="auto"/>
-              <w:ind w:left="0" w:right="0" w:firstLine="0" w:leftChars="0" w:rightChars="0" w:firstLineChars="0"/>
+              <w:pStyle w:val="31"/>
+              <w:bidi w:val="0"/>
+              <w:snapToGrid w:val="0"/>
+              <w:spacing w:line="240" w:lineRule="auto"/>
+              <w:ind w:left="0" w:leftChars="0" w:right="0" w:rightChars="0" w:firstLine="0" w:firstLineChars="0"/>
               <w:jc w:val="left"/>
             </w:pPr>
             <w:r>
@@ -5420,15 +5511,31 @@
               <w:t>2</w:t>
             </w:r>
             <w:r>
-              <w:t>月18日</w:t>
+              <w:t>月</w:t>
+            </w:r>
+            <w:r>
+              <w:rPr>
+                <w:rFonts w:hint="eastAsia"/>
+                <w:lang w:val="en-US" w:eastAsia="zh-CN"/>
+              </w:rPr>
+              <w:t>18</w:t>
+            </w:r>
+            <w:r>
+              <w:t>日</w:t>
             </w:r>
           </w:p>
         </w:tc>
       </w:tr>
       <w:tr>
         <w:tblPrEx>
-          <w:tblW w:w="8522" w:type="dxa"/>
-          <w:jc w:val="center"/>
+          <w:tblBorders>
+            <w:top w:val="none" w:color="auto" w:sz="0" w:space="0"/>
+            <w:left w:val="none" w:color="auto" w:sz="0" w:space="0"/>
+            <w:bottom w:val="none" w:color="auto" w:sz="0" w:space="0"/>
+            <w:right w:val="none" w:color="auto" w:sz="0" w:space="0"/>
+            <w:insideH w:val="none" w:color="auto" w:sz="0" w:space="0"/>
+            <w:insideV w:val="none" w:color="auto" w:sz="0" w:space="0"/>
+          </w:tblBorders>
           <w:tblCellMar>
             <w:top w:w="0" w:type="dxa"/>
             <w:left w:w="10" w:type="dxa"/>
@@ -5437,15 +5544,15 @@
           </w:tblCellMar>
         </w:tblPrEx>
         <w:trPr>
-          <w:trHeight w:val="0"/>
+          <w:trHeight w:val="0" w:hRule="atLeast"/>
           <w:jc w:val="center"/>
         </w:trPr>
         <w:tc>
           <w:tcPr>
             <w:tcW w:w="728" w:type="dxa"/>
             <w:tcBorders>
-              <w:top w:val="single" w:sz="4" w:space="0" w:color="auto"/>
-              <w:left w:val="single" w:sz="12" w:space="0" w:color="auto"/>
+              <w:top w:val="single" w:color="auto" w:sz="4" w:space="0"/>
+              <w:left w:val="single" w:color="auto" w:sz="12" w:space="0"/>
               <w:bottom w:val="nil"/>
               <w:right w:val="nil"/>
             </w:tcBorders>
@@ -5459,11 +5566,11 @@
           </w:tcPr>
           <w:p>
             <w:pPr>
-              <w:pStyle w:val="a1"/>
-              <w:bidi w:val="0"/>
-              <w:snapToGrid w:val="0"/>
-              <w:spacing w:line="240" w:lineRule="auto"/>
-              <w:ind w:left="0" w:right="0" w:firstLine="0" w:leftChars="0" w:rightChars="0" w:firstLineChars="0"/>
+              <w:pStyle w:val="31"/>
+              <w:bidi w:val="0"/>
+              <w:snapToGrid w:val="0"/>
+              <w:spacing w:line="240" w:lineRule="auto"/>
+              <w:ind w:left="0" w:leftChars="0" w:right="0" w:rightChars="0" w:firstLine="0" w:firstLineChars="0"/>
               <w:jc w:val="center"/>
             </w:pPr>
             <w:r>
@@ -5475,8 +5582,8 @@
           <w:tcPr>
             <w:tcW w:w="4666" w:type="dxa"/>
             <w:tcBorders>
-              <w:top w:val="single" w:sz="4" w:space="0" w:color="auto"/>
-              <w:left w:val="single" w:sz="4" w:space="0" w:color="auto"/>
+              <w:top w:val="single" w:color="auto" w:sz="4" w:space="0"/>
+              <w:left w:val="single" w:color="auto" w:sz="4" w:space="0"/>
               <w:bottom w:val="nil"/>
               <w:right w:val="nil"/>
             </w:tcBorders>
@@ -5490,11 +5597,11 @@
           </w:tcPr>
           <w:p>
             <w:pPr>
-              <w:pStyle w:val="a1"/>
-              <w:bidi w:val="0"/>
-              <w:snapToGrid w:val="0"/>
-              <w:spacing w:line="240" w:lineRule="auto"/>
-              <w:ind w:left="0" w:right="0" w:firstLine="0" w:leftChars="0" w:rightChars="0" w:firstLineChars="0"/>
+              <w:pStyle w:val="31"/>
+              <w:bidi w:val="0"/>
+              <w:snapToGrid w:val="0"/>
+              <w:spacing w:line="240" w:lineRule="auto"/>
+              <w:ind w:left="0" w:leftChars="0" w:right="0" w:rightChars="0" w:firstLine="0" w:firstLineChars="0"/>
               <w:jc w:val="center"/>
             </w:pPr>
             <w:r>
@@ -5506,8 +5613,8 @@
           <w:tcPr>
             <w:tcW w:w="1867" w:type="dxa"/>
             <w:tcBorders>
-              <w:top w:val="single" w:sz="4" w:space="0" w:color="auto"/>
-              <w:left w:val="single" w:sz="4" w:space="0" w:color="auto"/>
+              <w:top w:val="single" w:color="auto" w:sz="4" w:space="0"/>
+              <w:left w:val="single" w:color="auto" w:sz="4" w:space="0"/>
               <w:bottom w:val="nil"/>
               <w:right w:val="nil"/>
             </w:tcBorders>
@@ -5521,15 +5628,15 @@
           </w:tcPr>
           <w:p>
             <w:pPr>
-              <w:pStyle w:val="a1"/>
-              <w:bidi w:val="0"/>
-              <w:snapToGrid w:val="0"/>
-              <w:spacing w:line="240" w:lineRule="auto"/>
-              <w:ind w:left="0" w:right="0" w:firstLine="0" w:leftChars="0" w:rightChars="0" w:firstLineChars="0"/>
+              <w:pStyle w:val="31"/>
+              <w:bidi w:val="0"/>
+              <w:snapToGrid w:val="0"/>
+              <w:spacing w:line="240" w:lineRule="auto"/>
+              <w:ind w:left="0" w:leftChars="0" w:right="0" w:rightChars="0" w:firstLine="0" w:firstLineChars="0"/>
               <w:jc w:val="left"/>
             </w:pPr>
             <w:r>
-              <w:t>产品产品质量部</w:t>
+              <w:t>产品质量部</w:t>
             </w:r>
           </w:p>
         </w:tc>
@@ -5537,10 +5644,10 @@
           <w:tcPr>
             <w:tcW w:w="1261" w:type="dxa"/>
             <w:tcBorders>
-              <w:top w:val="single" w:sz="4" w:space="0" w:color="auto"/>
-              <w:left w:val="single" w:sz="4" w:space="0" w:color="auto"/>
-              <w:bottom w:val="nil"/>
-              <w:right w:val="single" w:sz="12" w:space="0" w:color="auto"/>
+              <w:top w:val="single" w:color="auto" w:sz="4" w:space="0"/>
+              <w:left w:val="single" w:color="auto" w:sz="4" w:space="0"/>
+              <w:bottom w:val="nil"/>
+              <w:right w:val="single" w:color="auto" w:sz="12" w:space="0"/>
             </w:tcBorders>
             <w:tcMar>
               <w:top w:w="60" w:type="dxa"/>
@@ -5552,11 +5659,11 @@
           </w:tcPr>
           <w:p>
             <w:pPr>
-              <w:pStyle w:val="a1"/>
-              <w:bidi w:val="0"/>
-              <w:snapToGrid w:val="0"/>
-              <w:spacing w:line="240" w:lineRule="auto"/>
-              <w:ind w:left="0" w:right="0" w:firstLine="0" w:leftChars="0" w:rightChars="0" w:firstLineChars="0"/>
+              <w:pStyle w:val="31"/>
+              <w:bidi w:val="0"/>
+              <w:snapToGrid w:val="0"/>
+              <w:spacing w:line="240" w:lineRule="auto"/>
+              <w:ind w:left="0" w:leftChars="0" w:right="0" w:rightChars="0" w:firstLine="0" w:firstLineChars="0"/>
               <w:jc w:val="left"/>
             </w:pPr>
             <w:r>
@@ -5570,15 +5677,33 @@
               <w:t>2</w:t>
             </w:r>
             <w:r>
-              <w:t>月18日</w:t>
+              <w:t>月</w:t>
+            </w:r>
+            <w:r>
+              <w:rPr>
+                <w:rFonts w:hint="eastAsia"/>
+                <w:lang w:val="en-US" w:eastAsia="zh-CN"/>
+              </w:rPr>
+              <w:t>18</w:t>
+            </w:r>
+            <w:bookmarkStart w:id="21" w:name="_GoBack"/>
+            <w:bookmarkEnd w:id="21"/>
+            <w:r>
+              <w:t>日</w:t>
             </w:r>
           </w:p>
         </w:tc>
       </w:tr>
       <w:tr>
         <w:tblPrEx>
-          <w:tblW w:w="8522" w:type="dxa"/>
-          <w:jc w:val="center"/>
+          <w:tblBorders>
+            <w:top w:val="none" w:color="auto" w:sz="0" w:space="0"/>
+            <w:left w:val="none" w:color="auto" w:sz="0" w:space="0"/>
+            <w:bottom w:val="none" w:color="auto" w:sz="0" w:space="0"/>
+            <w:right w:val="none" w:color="auto" w:sz="0" w:space="0"/>
+            <w:insideH w:val="none" w:color="auto" w:sz="0" w:space="0"/>
+            <w:insideV w:val="none" w:color="auto" w:sz="0" w:space="0"/>
+          </w:tblBorders>
           <w:tblCellMar>
             <w:top w:w="0" w:type="dxa"/>
             <w:left w:w="10" w:type="dxa"/>
@@ -5587,15 +5712,15 @@
           </w:tblCellMar>
         </w:tblPrEx>
         <w:trPr>
-          <w:trHeight w:val="0"/>
+          <w:trHeight w:val="0" w:hRule="atLeast"/>
           <w:jc w:val="center"/>
         </w:trPr>
         <w:tc>
           <w:tcPr>
             <w:tcW w:w="728" w:type="dxa"/>
             <w:tcBorders>
-              <w:top w:val="single" w:sz="4" w:space="0" w:color="auto"/>
-              <w:left w:val="single" w:sz="12" w:space="0" w:color="auto"/>
+              <w:top w:val="single" w:color="auto" w:sz="4" w:space="0"/>
+              <w:left w:val="single" w:color="auto" w:sz="12" w:space="0"/>
               <w:bottom w:val="nil"/>
               <w:right w:val="nil"/>
             </w:tcBorders>
@@ -5609,11 +5734,11 @@
           </w:tcPr>
           <w:p>
             <w:pPr>
-              <w:pStyle w:val="a1"/>
-              <w:bidi w:val="0"/>
-              <w:snapToGrid w:val="0"/>
-              <w:spacing w:line="240" w:lineRule="auto"/>
-              <w:ind w:left="0" w:right="0" w:firstLine="0" w:leftChars="0" w:rightChars="0" w:firstLineChars="0"/>
+              <w:pStyle w:val="31"/>
+              <w:bidi w:val="0"/>
+              <w:snapToGrid w:val="0"/>
+              <w:spacing w:line="240" w:lineRule="auto"/>
+              <w:ind w:left="0" w:leftChars="0" w:right="0" w:rightChars="0" w:firstLine="0" w:firstLineChars="0"/>
               <w:jc w:val="center"/>
             </w:pPr>
             <w:r>
@@ -5625,8 +5750,8 @@
           <w:tcPr>
             <w:tcW w:w="4666" w:type="dxa"/>
             <w:tcBorders>
-              <w:top w:val="single" w:sz="4" w:space="0" w:color="auto"/>
-              <w:left w:val="single" w:sz="4" w:space="0" w:color="auto"/>
+              <w:top w:val="single" w:color="auto" w:sz="4" w:space="0"/>
+              <w:left w:val="single" w:color="auto" w:sz="4" w:space="0"/>
               <w:bottom w:val="nil"/>
               <w:right w:val="nil"/>
             </w:tcBorders>
@@ -5640,11 +5765,11 @@
           </w:tcPr>
           <w:p>
             <w:pPr>
-              <w:pStyle w:val="a1"/>
-              <w:bidi w:val="0"/>
-              <w:snapToGrid w:val="0"/>
-              <w:spacing w:line="240" w:lineRule="auto"/>
-              <w:ind w:left="0" w:right="0" w:firstLine="0" w:leftChars="0" w:rightChars="0" w:firstLineChars="0"/>
+              <w:pStyle w:val="31"/>
+              <w:bidi w:val="0"/>
+              <w:snapToGrid w:val="0"/>
+              <w:spacing w:line="240" w:lineRule="auto"/>
+              <w:ind w:left="0" w:leftChars="0" w:right="0" w:rightChars="0" w:firstLine="0" w:firstLineChars="0"/>
               <w:jc w:val="center"/>
             </w:pPr>
             <w:r>
@@ -5656,8 +5781,8 @@
           <w:tcPr>
             <w:tcW w:w="1867" w:type="dxa"/>
             <w:tcBorders>
-              <w:top w:val="single" w:sz="4" w:space="0" w:color="auto"/>
-              <w:left w:val="single" w:sz="4" w:space="0" w:color="auto"/>
+              <w:top w:val="single" w:color="auto" w:sz="4" w:space="0"/>
+              <w:left w:val="single" w:color="auto" w:sz="4" w:space="0"/>
               <w:bottom w:val="nil"/>
               <w:right w:val="nil"/>
             </w:tcBorders>
@@ -5671,11 +5796,11 @@
           </w:tcPr>
           <w:p>
             <w:pPr>
-              <w:pStyle w:val="a1"/>
-              <w:bidi w:val="0"/>
-              <w:snapToGrid w:val="0"/>
-              <w:spacing w:line="240" w:lineRule="auto"/>
-              <w:ind w:left="0" w:right="0" w:firstLine="0" w:leftChars="0" w:rightChars="0" w:firstLineChars="0"/>
+              <w:pStyle w:val="31"/>
+              <w:bidi w:val="0"/>
+              <w:snapToGrid w:val="0"/>
+              <w:spacing w:line="240" w:lineRule="auto"/>
+              <w:ind w:left="0" w:leftChars="0" w:right="0" w:rightChars="0" w:firstLine="0" w:firstLineChars="0"/>
               <w:jc w:val="left"/>
             </w:pPr>
             <w:r>
@@ -5687,10 +5812,10 @@
           <w:tcPr>
             <w:tcW w:w="1261" w:type="dxa"/>
             <w:tcBorders>
-              <w:top w:val="single" w:sz="4" w:space="0" w:color="auto"/>
-              <w:left w:val="single" w:sz="4" w:space="0" w:color="auto"/>
-              <w:bottom w:val="nil"/>
-              <w:right w:val="single" w:sz="12" w:space="0" w:color="auto"/>
+              <w:top w:val="single" w:color="auto" w:sz="4" w:space="0"/>
+              <w:left w:val="single" w:color="auto" w:sz="4" w:space="0"/>
+              <w:bottom w:val="nil"/>
+              <w:right w:val="single" w:color="auto" w:sz="12" w:space="0"/>
             </w:tcBorders>
             <w:tcMar>
               <w:top w:w="60" w:type="dxa"/>
@@ -5702,11 +5827,11 @@
           </w:tcPr>
           <w:p>
             <w:pPr>
-              <w:pStyle w:val="a1"/>
-              <w:bidi w:val="0"/>
-              <w:snapToGrid w:val="0"/>
-              <w:spacing w:line="240" w:lineRule="auto"/>
-              <w:ind w:left="0" w:right="0" w:firstLine="0" w:leftChars="0" w:rightChars="0" w:firstLineChars="0"/>
+              <w:pStyle w:val="31"/>
+              <w:bidi w:val="0"/>
+              <w:snapToGrid w:val="0"/>
+              <w:spacing w:line="240" w:lineRule="auto"/>
+              <w:ind w:left="0" w:leftChars="0" w:right="0" w:rightChars="0" w:firstLine="0" w:firstLineChars="0"/>
               <w:jc w:val="left"/>
             </w:pPr>
             <w:r>
@@ -5727,8 +5852,14 @@
       </w:tr>
       <w:tr>
         <w:tblPrEx>
-          <w:tblW w:w="8522" w:type="dxa"/>
-          <w:jc w:val="center"/>
+          <w:tblBorders>
+            <w:top w:val="none" w:color="auto" w:sz="0" w:space="0"/>
+            <w:left w:val="none" w:color="auto" w:sz="0" w:space="0"/>
+            <w:bottom w:val="none" w:color="auto" w:sz="0" w:space="0"/>
+            <w:right w:val="none" w:color="auto" w:sz="0" w:space="0"/>
+            <w:insideH w:val="none" w:color="auto" w:sz="0" w:space="0"/>
+            <w:insideV w:val="none" w:color="auto" w:sz="0" w:space="0"/>
+          </w:tblBorders>
           <w:tblCellMar>
             <w:top w:w="0" w:type="dxa"/>
             <w:left w:w="10" w:type="dxa"/>
@@ -5737,15 +5868,15 @@
           </w:tblCellMar>
         </w:tblPrEx>
         <w:trPr>
-          <w:trHeight w:val="0"/>
+          <w:trHeight w:val="0" w:hRule="atLeast"/>
           <w:jc w:val="center"/>
         </w:trPr>
         <w:tc>
           <w:tcPr>
             <w:tcW w:w="728" w:type="dxa"/>
             <w:tcBorders>
-              <w:top w:val="single" w:sz="4" w:space="0" w:color="auto"/>
-              <w:left w:val="single" w:sz="12" w:space="0" w:color="auto"/>
+              <w:top w:val="single" w:color="auto" w:sz="4" w:space="0"/>
+              <w:left w:val="single" w:color="auto" w:sz="12" w:space="0"/>
               <w:bottom w:val="nil"/>
               <w:right w:val="nil"/>
             </w:tcBorders>
@@ -5759,11 +5890,11 @@
           </w:tcPr>
           <w:p>
             <w:pPr>
-              <w:pStyle w:val="a1"/>
-              <w:bidi w:val="0"/>
-              <w:snapToGrid w:val="0"/>
-              <w:spacing w:line="240" w:lineRule="auto"/>
-              <w:ind w:left="0" w:right="0" w:firstLine="0" w:leftChars="0" w:rightChars="0" w:firstLineChars="0"/>
+              <w:pStyle w:val="31"/>
+              <w:bidi w:val="0"/>
+              <w:snapToGrid w:val="0"/>
+              <w:spacing w:line="240" w:lineRule="auto"/>
+              <w:ind w:left="0" w:leftChars="0" w:right="0" w:rightChars="0" w:firstLine="0" w:firstLineChars="0"/>
               <w:jc w:val="center"/>
             </w:pPr>
             <w:r>
@@ -5775,8 +5906,8 @@
           <w:tcPr>
             <w:tcW w:w="4666" w:type="dxa"/>
             <w:tcBorders>
-              <w:top w:val="single" w:sz="4" w:space="0" w:color="auto"/>
-              <w:left w:val="single" w:sz="4" w:space="0" w:color="auto"/>
+              <w:top w:val="single" w:color="auto" w:sz="4" w:space="0"/>
+              <w:left w:val="single" w:color="auto" w:sz="4" w:space="0"/>
               <w:bottom w:val="nil"/>
               <w:right w:val="nil"/>
             </w:tcBorders>
@@ -5790,11 +5921,11 @@
           </w:tcPr>
           <w:p>
             <w:pPr>
-              <w:pStyle w:val="a1"/>
-              <w:bidi w:val="0"/>
-              <w:snapToGrid w:val="0"/>
-              <w:spacing w:line="240" w:lineRule="auto"/>
-              <w:ind w:left="0" w:right="0" w:firstLine="0" w:leftChars="0" w:rightChars="0" w:firstLineChars="0"/>
+              <w:pStyle w:val="31"/>
+              <w:bidi w:val="0"/>
+              <w:snapToGrid w:val="0"/>
+              <w:spacing w:line="240" w:lineRule="auto"/>
+              <w:ind w:left="0" w:leftChars="0" w:right="0" w:rightChars="0" w:firstLine="0" w:firstLineChars="0"/>
               <w:jc w:val="center"/>
             </w:pPr>
             <w:r>
@@ -5806,8 +5937,8 @@
           <w:tcPr>
             <w:tcW w:w="1867" w:type="dxa"/>
             <w:tcBorders>
-              <w:top w:val="single" w:sz="4" w:space="0" w:color="auto"/>
-              <w:left w:val="single" w:sz="4" w:space="0" w:color="auto"/>
+              <w:top w:val="single" w:color="auto" w:sz="4" w:space="0"/>
+              <w:left w:val="single" w:color="auto" w:sz="4" w:space="0"/>
               <w:bottom w:val="nil"/>
               <w:right w:val="nil"/>
             </w:tcBorders>
@@ -5821,11 +5952,11 @@
           </w:tcPr>
           <w:p>
             <w:pPr>
-              <w:pStyle w:val="a1"/>
-              <w:bidi w:val="0"/>
-              <w:snapToGrid w:val="0"/>
-              <w:spacing w:line="240" w:lineRule="auto"/>
-              <w:ind w:left="0" w:right="0" w:firstLine="0" w:leftChars="0" w:rightChars="0" w:firstLineChars="0"/>
+              <w:pStyle w:val="31"/>
+              <w:bidi w:val="0"/>
+              <w:snapToGrid w:val="0"/>
+              <w:spacing w:line="240" w:lineRule="auto"/>
+              <w:ind w:left="0" w:leftChars="0" w:right="0" w:rightChars="0" w:firstLine="0" w:firstLineChars="0"/>
               <w:jc w:val="left"/>
             </w:pPr>
             <w:r>
@@ -5837,10 +5968,10 @@
           <w:tcPr>
             <w:tcW w:w="1261" w:type="dxa"/>
             <w:tcBorders>
-              <w:top w:val="single" w:sz="4" w:space="0" w:color="auto"/>
-              <w:left w:val="single" w:sz="4" w:space="0" w:color="auto"/>
-              <w:bottom w:val="nil"/>
-              <w:right w:val="single" w:sz="12" w:space="0" w:color="auto"/>
+              <w:top w:val="single" w:color="auto" w:sz="4" w:space="0"/>
+              <w:left w:val="single" w:color="auto" w:sz="4" w:space="0"/>
+              <w:bottom w:val="nil"/>
+              <w:right w:val="single" w:color="auto" w:sz="12" w:space="0"/>
             </w:tcBorders>
             <w:tcMar>
               <w:top w:w="60" w:type="dxa"/>
@@ -5852,11 +5983,11 @@
           </w:tcPr>
           <w:p>
             <w:pPr>
-              <w:pStyle w:val="a1"/>
-              <w:bidi w:val="0"/>
-              <w:snapToGrid w:val="0"/>
-              <w:spacing w:line="240" w:lineRule="auto"/>
-              <w:ind w:left="0" w:right="0" w:firstLine="0" w:leftChars="0" w:rightChars="0" w:firstLineChars="0"/>
+              <w:pStyle w:val="31"/>
+              <w:bidi w:val="0"/>
+              <w:snapToGrid w:val="0"/>
+              <w:spacing w:line="240" w:lineRule="auto"/>
+              <w:ind w:left="0" w:leftChars="0" w:right="0" w:rightChars="0" w:firstLine="0" w:firstLineChars="0"/>
               <w:jc w:val="left"/>
             </w:pPr>
             <w:r>
@@ -5877,8 +6008,14 @@
       </w:tr>
       <w:tr>
         <w:tblPrEx>
-          <w:tblW w:w="8522" w:type="dxa"/>
-          <w:jc w:val="center"/>
+          <w:tblBorders>
+            <w:top w:val="none" w:color="auto" w:sz="0" w:space="0"/>
+            <w:left w:val="none" w:color="auto" w:sz="0" w:space="0"/>
+            <w:bottom w:val="none" w:color="auto" w:sz="0" w:space="0"/>
+            <w:right w:val="none" w:color="auto" w:sz="0" w:space="0"/>
+            <w:insideH w:val="none" w:color="auto" w:sz="0" w:space="0"/>
+            <w:insideV w:val="none" w:color="auto" w:sz="0" w:space="0"/>
+          </w:tblBorders>
           <w:tblCellMar>
             <w:top w:w="0" w:type="dxa"/>
             <w:left w:w="10" w:type="dxa"/>
@@ -5887,15 +6024,15 @@
           </w:tblCellMar>
         </w:tblPrEx>
         <w:trPr>
-          <w:trHeight w:val="0"/>
+          <w:trHeight w:val="0" w:hRule="atLeast"/>
           <w:jc w:val="center"/>
         </w:trPr>
         <w:tc>
           <w:tcPr>
             <w:tcW w:w="728" w:type="dxa"/>
             <w:tcBorders>
-              <w:top w:val="single" w:sz="4" w:space="0" w:color="auto"/>
-              <w:left w:val="single" w:sz="12" w:space="0" w:color="auto"/>
+              <w:top w:val="single" w:color="auto" w:sz="4" w:space="0"/>
+              <w:left w:val="single" w:color="auto" w:sz="12" w:space="0"/>
               <w:bottom w:val="nil"/>
               <w:right w:val="nil"/>
             </w:tcBorders>
@@ -5909,11 +6046,11 @@
           </w:tcPr>
           <w:p>
             <w:pPr>
-              <w:pStyle w:val="a1"/>
-              <w:bidi w:val="0"/>
-              <w:snapToGrid w:val="0"/>
-              <w:spacing w:line="240" w:lineRule="auto"/>
-              <w:ind w:left="0" w:right="0" w:firstLine="0" w:leftChars="0" w:rightChars="0" w:firstLineChars="0"/>
+              <w:pStyle w:val="31"/>
+              <w:bidi w:val="0"/>
+              <w:snapToGrid w:val="0"/>
+              <w:spacing w:line="240" w:lineRule="auto"/>
+              <w:ind w:left="0" w:leftChars="0" w:right="0" w:rightChars="0" w:firstLine="0" w:firstLineChars="0"/>
               <w:jc w:val="center"/>
             </w:pPr>
             <w:r>
@@ -5925,8 +6062,8 @@
           <w:tcPr>
             <w:tcW w:w="4666" w:type="dxa"/>
             <w:tcBorders>
-              <w:top w:val="single" w:sz="4" w:space="0" w:color="auto"/>
-              <w:left w:val="single" w:sz="4" w:space="0" w:color="auto"/>
+              <w:top w:val="single" w:color="auto" w:sz="4" w:space="0"/>
+              <w:left w:val="single" w:color="auto" w:sz="4" w:space="0"/>
               <w:bottom w:val="nil"/>
               <w:right w:val="nil"/>
             </w:tcBorders>
@@ -5940,11 +6077,11 @@
           </w:tcPr>
           <w:p>
             <w:pPr>
-              <w:pStyle w:val="a1"/>
-              <w:bidi w:val="0"/>
-              <w:snapToGrid w:val="0"/>
-              <w:spacing w:line="240" w:lineRule="auto"/>
-              <w:ind w:left="0" w:right="0" w:firstLine="0" w:leftChars="0" w:rightChars="0" w:firstLineChars="0"/>
+              <w:pStyle w:val="31"/>
+              <w:bidi w:val="0"/>
+              <w:snapToGrid w:val="0"/>
+              <w:spacing w:line="240" w:lineRule="auto"/>
+              <w:ind w:left="0" w:leftChars="0" w:right="0" w:rightChars="0" w:firstLine="0" w:firstLineChars="0"/>
               <w:jc w:val="center"/>
             </w:pPr>
             <w:r>
@@ -5956,8 +6093,8 @@
           <w:tcPr>
             <w:tcW w:w="1867" w:type="dxa"/>
             <w:tcBorders>
-              <w:top w:val="single" w:sz="4" w:space="0" w:color="auto"/>
-              <w:left w:val="single" w:sz="4" w:space="0" w:color="auto"/>
+              <w:top w:val="single" w:color="auto" w:sz="4" w:space="0"/>
+              <w:left w:val="single" w:color="auto" w:sz="4" w:space="0"/>
               <w:bottom w:val="nil"/>
               <w:right w:val="nil"/>
             </w:tcBorders>
@@ -5971,15 +6108,15 @@
           </w:tcPr>
           <w:p>
             <w:pPr>
-              <w:pStyle w:val="a1"/>
-              <w:bidi w:val="0"/>
-              <w:snapToGrid w:val="0"/>
-              <w:spacing w:line="240" w:lineRule="auto"/>
-              <w:ind w:left="0" w:right="0" w:firstLine="0" w:leftChars="0" w:rightChars="0" w:firstLineChars="0"/>
+              <w:pStyle w:val="31"/>
+              <w:bidi w:val="0"/>
+              <w:snapToGrid w:val="0"/>
+              <w:spacing w:line="240" w:lineRule="auto"/>
+              <w:ind w:left="0" w:leftChars="0" w:right="0" w:rightChars="0" w:firstLine="0" w:firstLineChars="0"/>
               <w:jc w:val="left"/>
             </w:pPr>
             <w:r>
-              <w:t>产品产品质量部</w:t>
+              <w:t>产品质量部</w:t>
             </w:r>
           </w:p>
         </w:tc>
@@ -5987,10 +6124,10 @@
           <w:tcPr>
             <w:tcW w:w="1261" w:type="dxa"/>
             <w:tcBorders>
-              <w:top w:val="single" w:sz="4" w:space="0" w:color="auto"/>
-              <w:left w:val="single" w:sz="4" w:space="0" w:color="auto"/>
-              <w:bottom w:val="nil"/>
-              <w:right w:val="single" w:sz="12" w:space="0" w:color="auto"/>
+              <w:top w:val="single" w:color="auto" w:sz="4" w:space="0"/>
+              <w:left w:val="single" w:color="auto" w:sz="4" w:space="0"/>
+              <w:bottom w:val="nil"/>
+              <w:right w:val="single" w:color="auto" w:sz="12" w:space="0"/>
             </w:tcBorders>
             <w:tcMar>
               <w:top w:w="60" w:type="dxa"/>
@@ -6002,11 +6139,11 @@
           </w:tcPr>
           <w:p>
             <w:pPr>
-              <w:pStyle w:val="a1"/>
-              <w:bidi w:val="0"/>
-              <w:snapToGrid w:val="0"/>
-              <w:spacing w:line="240" w:lineRule="auto"/>
-              <w:ind w:left="0" w:right="0" w:firstLine="0" w:leftChars="0" w:rightChars="0" w:firstLineChars="0"/>
+              <w:pStyle w:val="31"/>
+              <w:bidi w:val="0"/>
+              <w:snapToGrid w:val="0"/>
+              <w:spacing w:line="240" w:lineRule="auto"/>
+              <w:ind w:left="0" w:leftChars="0" w:right="0" w:rightChars="0" w:firstLine="0" w:firstLineChars="0"/>
               <w:jc w:val="left"/>
             </w:pPr>
             <w:r>
@@ -6027,8 +6164,14 @@
       </w:tr>
       <w:tr>
         <w:tblPrEx>
-          <w:tblW w:w="8522" w:type="dxa"/>
-          <w:jc w:val="center"/>
+          <w:tblBorders>
+            <w:top w:val="none" w:color="auto" w:sz="0" w:space="0"/>
+            <w:left w:val="none" w:color="auto" w:sz="0" w:space="0"/>
+            <w:bottom w:val="none" w:color="auto" w:sz="0" w:space="0"/>
+            <w:right w:val="none" w:color="auto" w:sz="0" w:space="0"/>
+            <w:insideH w:val="none" w:color="auto" w:sz="0" w:space="0"/>
+            <w:insideV w:val="none" w:color="auto" w:sz="0" w:space="0"/>
+          </w:tblBorders>
           <w:tblCellMar>
             <w:top w:w="0" w:type="dxa"/>
             <w:left w:w="10" w:type="dxa"/>
@@ -6037,15 +6180,15 @@
           </w:tblCellMar>
         </w:tblPrEx>
         <w:trPr>
-          <w:trHeight w:val="0"/>
+          <w:trHeight w:val="0" w:hRule="atLeast"/>
           <w:jc w:val="center"/>
         </w:trPr>
         <w:tc>
           <w:tcPr>
             <w:tcW w:w="728" w:type="dxa"/>
             <w:tcBorders>
-              <w:top w:val="single" w:sz="4" w:space="0" w:color="auto"/>
-              <w:left w:val="single" w:sz="12" w:space="0" w:color="auto"/>
+              <w:top w:val="single" w:color="auto" w:sz="4" w:space="0"/>
+              <w:left w:val="single" w:color="auto" w:sz="12" w:space="0"/>
               <w:bottom w:val="nil"/>
               <w:right w:val="nil"/>
             </w:tcBorders>
@@ -6059,11 +6202,11 @@
           </w:tcPr>
           <w:p>
             <w:pPr>
-              <w:pStyle w:val="a1"/>
-              <w:bidi w:val="0"/>
-              <w:snapToGrid w:val="0"/>
-              <w:spacing w:line="240" w:lineRule="auto"/>
-              <w:ind w:left="0" w:right="0" w:firstLine="0" w:leftChars="0" w:rightChars="0" w:firstLineChars="0"/>
+              <w:pStyle w:val="31"/>
+              <w:bidi w:val="0"/>
+              <w:snapToGrid w:val="0"/>
+              <w:spacing w:line="240" w:lineRule="auto"/>
+              <w:ind w:left="0" w:leftChars="0" w:right="0" w:rightChars="0" w:firstLine="0" w:firstLineChars="0"/>
               <w:jc w:val="center"/>
             </w:pPr>
             <w:r>
@@ -6075,8 +6218,8 @@
           <w:tcPr>
             <w:tcW w:w="4666" w:type="dxa"/>
             <w:tcBorders>
-              <w:top w:val="single" w:sz="4" w:space="0" w:color="auto"/>
-              <w:left w:val="single" w:sz="4" w:space="0" w:color="auto"/>
+              <w:top w:val="single" w:color="auto" w:sz="4" w:space="0"/>
+              <w:left w:val="single" w:color="auto" w:sz="4" w:space="0"/>
               <w:bottom w:val="nil"/>
               <w:right w:val="nil"/>
             </w:tcBorders>
@@ -6090,11 +6233,11 @@
           </w:tcPr>
           <w:p>
             <w:pPr>
-              <w:pStyle w:val="a1"/>
-              <w:bidi w:val="0"/>
-              <w:snapToGrid w:val="0"/>
-              <w:spacing w:line="240" w:lineRule="auto"/>
-              <w:ind w:left="0" w:right="0" w:firstLine="0" w:leftChars="0" w:rightChars="0" w:firstLineChars="0"/>
+              <w:pStyle w:val="31"/>
+              <w:bidi w:val="0"/>
+              <w:snapToGrid w:val="0"/>
+              <w:spacing w:line="240" w:lineRule="auto"/>
+              <w:ind w:left="0" w:leftChars="0" w:right="0" w:rightChars="0" w:firstLine="0" w:firstLineChars="0"/>
               <w:jc w:val="center"/>
             </w:pPr>
             <w:r>
@@ -6106,8 +6249,8 @@
           <w:tcPr>
             <w:tcW w:w="1867" w:type="dxa"/>
             <w:tcBorders>
-              <w:top w:val="single" w:sz="4" w:space="0" w:color="auto"/>
-              <w:left w:val="single" w:sz="4" w:space="0" w:color="auto"/>
+              <w:top w:val="single" w:color="auto" w:sz="4" w:space="0"/>
+              <w:left w:val="single" w:color="auto" w:sz="4" w:space="0"/>
               <w:bottom w:val="nil"/>
               <w:right w:val="nil"/>
             </w:tcBorders>
@@ -6121,11 +6264,11 @@
           </w:tcPr>
           <w:p>
             <w:pPr>
-              <w:pStyle w:val="a1"/>
-              <w:bidi w:val="0"/>
-              <w:snapToGrid w:val="0"/>
-              <w:spacing w:line="240" w:lineRule="auto"/>
-              <w:ind w:left="0" w:right="0" w:firstLine="0" w:leftChars="0" w:rightChars="0" w:firstLineChars="0"/>
+              <w:pStyle w:val="31"/>
+              <w:bidi w:val="0"/>
+              <w:snapToGrid w:val="0"/>
+              <w:spacing w:line="240" w:lineRule="auto"/>
+              <w:ind w:left="0" w:leftChars="0" w:right="0" w:rightChars="0" w:firstLine="0" w:firstLineChars="0"/>
               <w:jc w:val="left"/>
             </w:pPr>
             <w:r>
@@ -6137,10 +6280,10 @@
           <w:tcPr>
             <w:tcW w:w="1261" w:type="dxa"/>
             <w:tcBorders>
-              <w:top w:val="single" w:sz="4" w:space="0" w:color="auto"/>
-              <w:left w:val="single" w:sz="4" w:space="0" w:color="auto"/>
-              <w:bottom w:val="nil"/>
-              <w:right w:val="single" w:sz="12" w:space="0" w:color="auto"/>
+              <w:top w:val="single" w:color="auto" w:sz="4" w:space="0"/>
+              <w:left w:val="single" w:color="auto" w:sz="4" w:space="0"/>
+              <w:bottom w:val="nil"/>
+              <w:right w:val="single" w:color="auto" w:sz="12" w:space="0"/>
             </w:tcBorders>
             <w:tcMar>
               <w:top w:w="60" w:type="dxa"/>
@@ -6152,11 +6295,11 @@
           </w:tcPr>
           <w:p>
             <w:pPr>
-              <w:pStyle w:val="a1"/>
-              <w:bidi w:val="0"/>
-              <w:snapToGrid w:val="0"/>
-              <w:spacing w:line="240" w:lineRule="auto"/>
-              <w:ind w:left="0" w:right="0" w:firstLine="0" w:leftChars="0" w:rightChars="0" w:firstLineChars="0"/>
+              <w:pStyle w:val="31"/>
+              <w:bidi w:val="0"/>
+              <w:snapToGrid w:val="0"/>
+              <w:spacing w:line="240" w:lineRule="auto"/>
+              <w:ind w:left="0" w:leftChars="0" w:right="0" w:rightChars="0" w:firstLine="0" w:firstLineChars="0"/>
               <w:jc w:val="left"/>
             </w:pPr>
             <w:r>
@@ -6177,8 +6320,14 @@
       </w:tr>
       <w:tr>
         <w:tblPrEx>
-          <w:tblW w:w="8522" w:type="dxa"/>
-          <w:jc w:val="center"/>
+          <w:tblBorders>
+            <w:top w:val="none" w:color="auto" w:sz="0" w:space="0"/>
+            <w:left w:val="none" w:color="auto" w:sz="0" w:space="0"/>
+            <w:bottom w:val="none" w:color="auto" w:sz="0" w:space="0"/>
+            <w:right w:val="none" w:color="auto" w:sz="0" w:space="0"/>
+            <w:insideH w:val="none" w:color="auto" w:sz="0" w:space="0"/>
+            <w:insideV w:val="none" w:color="auto" w:sz="0" w:space="0"/>
+          </w:tblBorders>
           <w:tblCellMar>
             <w:top w:w="0" w:type="dxa"/>
             <w:left w:w="10" w:type="dxa"/>
@@ -6187,15 +6336,15 @@
           </w:tblCellMar>
         </w:tblPrEx>
         <w:trPr>
-          <w:trHeight w:val="0"/>
+          <w:trHeight w:val="0" w:hRule="atLeast"/>
           <w:jc w:val="center"/>
         </w:trPr>
         <w:tc>
           <w:tcPr>
             <w:tcW w:w="728" w:type="dxa"/>
             <w:tcBorders>
-              <w:top w:val="single" w:sz="4" w:space="0" w:color="auto"/>
-              <w:left w:val="single" w:sz="12" w:space="0" w:color="auto"/>
+              <w:top w:val="single" w:color="auto" w:sz="4" w:space="0"/>
+              <w:left w:val="single" w:color="auto" w:sz="12" w:space="0"/>
               <w:bottom w:val="nil"/>
               <w:right w:val="nil"/>
             </w:tcBorders>
@@ -6209,11 +6358,11 @@
           </w:tcPr>
           <w:p>
             <w:pPr>
-              <w:pStyle w:val="a1"/>
-              <w:bidi w:val="0"/>
-              <w:snapToGrid w:val="0"/>
-              <w:spacing w:line="240" w:lineRule="auto"/>
-              <w:ind w:left="0" w:right="0" w:firstLine="0" w:leftChars="0" w:rightChars="0" w:firstLineChars="0"/>
+              <w:pStyle w:val="31"/>
+              <w:bidi w:val="0"/>
+              <w:snapToGrid w:val="0"/>
+              <w:spacing w:line="240" w:lineRule="auto"/>
+              <w:ind w:left="0" w:leftChars="0" w:right="0" w:rightChars="0" w:firstLine="0" w:firstLineChars="0"/>
               <w:jc w:val="center"/>
             </w:pPr>
             <w:r>
@@ -6225,8 +6374,8 @@
           <w:tcPr>
             <w:tcW w:w="4666" w:type="dxa"/>
             <w:tcBorders>
-              <w:top w:val="single" w:sz="4" w:space="0" w:color="auto"/>
-              <w:left w:val="single" w:sz="4" w:space="0" w:color="auto"/>
+              <w:top w:val="single" w:color="auto" w:sz="4" w:space="0"/>
+              <w:left w:val="single" w:color="auto" w:sz="4" w:space="0"/>
               <w:bottom w:val="nil"/>
               <w:right w:val="nil"/>
             </w:tcBorders>
@@ -6240,11 +6389,11 @@
           </w:tcPr>
           <w:p>
             <w:pPr>
-              <w:pStyle w:val="a1"/>
-              <w:bidi w:val="0"/>
-              <w:snapToGrid w:val="0"/>
-              <w:spacing w:line="240" w:lineRule="auto"/>
-              <w:ind w:left="0" w:right="0" w:firstLine="0" w:leftChars="0" w:rightChars="0" w:firstLineChars="0"/>
+              <w:pStyle w:val="31"/>
+              <w:bidi w:val="0"/>
+              <w:snapToGrid w:val="0"/>
+              <w:spacing w:line="240" w:lineRule="auto"/>
+              <w:ind w:left="0" w:leftChars="0" w:right="0" w:rightChars="0" w:firstLine="0" w:firstLineChars="0"/>
               <w:jc w:val="center"/>
             </w:pPr>
             <w:r>
@@ -6256,8 +6405,8 @@
           <w:tcPr>
             <w:tcW w:w="1867" w:type="dxa"/>
             <w:tcBorders>
-              <w:top w:val="single" w:sz="4" w:space="0" w:color="auto"/>
-              <w:left w:val="single" w:sz="4" w:space="0" w:color="auto"/>
+              <w:top w:val="single" w:color="auto" w:sz="4" w:space="0"/>
+              <w:left w:val="single" w:color="auto" w:sz="4" w:space="0"/>
               <w:bottom w:val="nil"/>
               <w:right w:val="nil"/>
             </w:tcBorders>
@@ -6271,15 +6420,15 @@
           </w:tcPr>
           <w:p>
             <w:pPr>
-              <w:pStyle w:val="a1"/>
-              <w:bidi w:val="0"/>
-              <w:snapToGrid w:val="0"/>
-              <w:spacing w:line="240" w:lineRule="auto"/>
-              <w:ind w:left="0" w:right="0" w:firstLine="0" w:leftChars="0" w:rightChars="0" w:firstLineChars="0"/>
+              <w:pStyle w:val="31"/>
+              <w:bidi w:val="0"/>
+              <w:snapToGrid w:val="0"/>
+              <w:spacing w:line="240" w:lineRule="auto"/>
+              <w:ind w:left="0" w:leftChars="0" w:right="0" w:rightChars="0" w:firstLine="0" w:firstLineChars="0"/>
               <w:jc w:val="left"/>
             </w:pPr>
             <w:r>
-              <w:t>产品产品质量部</w:t>
+              <w:t>产品质量部</w:t>
             </w:r>
           </w:p>
         </w:tc>
@@ -6287,10 +6436,10 @@
           <w:tcPr>
             <w:tcW w:w="1261" w:type="dxa"/>
             <w:tcBorders>
-              <w:top w:val="single" w:sz="4" w:space="0" w:color="auto"/>
-              <w:left w:val="single" w:sz="4" w:space="0" w:color="auto"/>
-              <w:bottom w:val="nil"/>
-              <w:right w:val="single" w:sz="12" w:space="0" w:color="auto"/>
+              <w:top w:val="single" w:color="auto" w:sz="4" w:space="0"/>
+              <w:left w:val="single" w:color="auto" w:sz="4" w:space="0"/>
+              <w:bottom w:val="nil"/>
+              <w:right w:val="single" w:color="auto" w:sz="12" w:space="0"/>
             </w:tcBorders>
             <w:tcMar>
               <w:top w:w="60" w:type="dxa"/>
@@ -6302,11 +6451,11 @@
           </w:tcPr>
           <w:p>
             <w:pPr>
-              <w:pStyle w:val="a1"/>
-              <w:bidi w:val="0"/>
-              <w:snapToGrid w:val="0"/>
-              <w:spacing w:line="240" w:lineRule="auto"/>
-              <w:ind w:left="0" w:right="0" w:firstLine="0" w:leftChars="0" w:rightChars="0" w:firstLineChars="0"/>
+              <w:pStyle w:val="31"/>
+              <w:bidi w:val="0"/>
+              <w:snapToGrid w:val="0"/>
+              <w:spacing w:line="240" w:lineRule="auto"/>
+              <w:ind w:left="0" w:leftChars="0" w:right="0" w:rightChars="0" w:firstLine="0" w:firstLineChars="0"/>
               <w:jc w:val="left"/>
             </w:pPr>
             <w:r>
@@ -6327,8 +6476,14 @@
       </w:tr>
       <w:tr>
         <w:tblPrEx>
-          <w:tblW w:w="8522" w:type="dxa"/>
-          <w:jc w:val="center"/>
+          <w:tblBorders>
+            <w:top w:val="none" w:color="auto" w:sz="0" w:space="0"/>
+            <w:left w:val="none" w:color="auto" w:sz="0" w:space="0"/>
+            <w:bottom w:val="none" w:color="auto" w:sz="0" w:space="0"/>
+            <w:right w:val="none" w:color="auto" w:sz="0" w:space="0"/>
+            <w:insideH w:val="none" w:color="auto" w:sz="0" w:space="0"/>
+            <w:insideV w:val="none" w:color="auto" w:sz="0" w:space="0"/>
+          </w:tblBorders>
           <w:tblCellMar>
             <w:top w:w="0" w:type="dxa"/>
             <w:left w:w="10" w:type="dxa"/>
@@ -6337,16 +6492,16 @@
           </w:tblCellMar>
         </w:tblPrEx>
         <w:trPr>
-          <w:trHeight w:val="0"/>
+          <w:trHeight w:val="0" w:hRule="atLeast"/>
           <w:jc w:val="center"/>
         </w:trPr>
         <w:tc>
           <w:tcPr>
             <w:tcW w:w="728" w:type="dxa"/>
             <w:tcBorders>
-              <w:top w:val="single" w:sz="4" w:space="0" w:color="auto"/>
-              <w:left w:val="single" w:sz="12" w:space="0" w:color="auto"/>
-              <w:bottom w:val="single" w:sz="12" w:space="0" w:color="auto"/>
+              <w:top w:val="single" w:color="auto" w:sz="4" w:space="0"/>
+              <w:left w:val="single" w:color="auto" w:sz="12" w:space="0"/>
+              <w:bottom w:val="single" w:color="auto" w:sz="12" w:space="0"/>
               <w:right w:val="nil"/>
             </w:tcBorders>
             <w:tcMar>
@@ -6359,11 +6514,11 @@
           </w:tcPr>
           <w:p>
             <w:pPr>
-              <w:pStyle w:val="a1"/>
-              <w:bidi w:val="0"/>
-              <w:snapToGrid w:val="0"/>
-              <w:spacing w:line="240" w:lineRule="auto"/>
-              <w:ind w:left="0" w:right="0" w:firstLine="0" w:leftChars="0" w:rightChars="0" w:firstLineChars="0"/>
+              <w:pStyle w:val="31"/>
+              <w:bidi w:val="0"/>
+              <w:snapToGrid w:val="0"/>
+              <w:spacing w:line="240" w:lineRule="auto"/>
+              <w:ind w:left="0" w:leftChars="0" w:right="0" w:rightChars="0" w:firstLine="0" w:firstLineChars="0"/>
               <w:jc w:val="center"/>
             </w:pPr>
             <w:r>
@@ -6375,9 +6530,9 @@
           <w:tcPr>
             <w:tcW w:w="4666" w:type="dxa"/>
             <w:tcBorders>
-              <w:top w:val="single" w:sz="4" w:space="0" w:color="auto"/>
-              <w:left w:val="single" w:sz="4" w:space="0" w:color="auto"/>
-              <w:bottom w:val="single" w:sz="12" w:space="0" w:color="auto"/>
+              <w:top w:val="single" w:color="auto" w:sz="4" w:space="0"/>
+              <w:left w:val="single" w:color="auto" w:sz="4" w:space="0"/>
+              <w:bottom w:val="single" w:color="auto" w:sz="12" w:space="0"/>
               <w:right w:val="nil"/>
             </w:tcBorders>
             <w:tcMar>
@@ -6390,11 +6545,11 @@
           </w:tcPr>
           <w:p>
             <w:pPr>
-              <w:pStyle w:val="a1"/>
-              <w:bidi w:val="0"/>
-              <w:snapToGrid w:val="0"/>
-              <w:spacing w:line="240" w:lineRule="auto"/>
-              <w:ind w:left="0" w:right="0" w:firstLine="0" w:leftChars="0" w:rightChars="0" w:firstLineChars="0"/>
+              <w:pStyle w:val="31"/>
+              <w:bidi w:val="0"/>
+              <w:snapToGrid w:val="0"/>
+              <w:spacing w:line="240" w:lineRule="auto"/>
+              <w:ind w:left="0" w:leftChars="0" w:right="0" w:rightChars="0" w:firstLine="0" w:firstLineChars="0"/>
               <w:jc w:val="center"/>
             </w:pPr>
             <w:r>
@@ -6406,9 +6561,9 @@
           <w:tcPr>
             <w:tcW w:w="1867" w:type="dxa"/>
             <w:tcBorders>
-              <w:top w:val="single" w:sz="4" w:space="0" w:color="auto"/>
-              <w:left w:val="single" w:sz="4" w:space="0" w:color="auto"/>
-              <w:bottom w:val="single" w:sz="12" w:space="0" w:color="auto"/>
+              <w:top w:val="single" w:color="auto" w:sz="4" w:space="0"/>
+              <w:left w:val="single" w:color="auto" w:sz="4" w:space="0"/>
+              <w:bottom w:val="single" w:color="auto" w:sz="12" w:space="0"/>
               <w:right w:val="nil"/>
             </w:tcBorders>
             <w:tcMar>
@@ -6421,11 +6576,11 @@
           </w:tcPr>
           <w:p>
             <w:pPr>
-              <w:pStyle w:val="a1"/>
-              <w:bidi w:val="0"/>
-              <w:snapToGrid w:val="0"/>
-              <w:spacing w:line="240" w:lineRule="auto"/>
-              <w:ind w:left="0" w:right="0" w:firstLine="0" w:leftChars="0" w:rightChars="0" w:firstLineChars="0"/>
+              <w:pStyle w:val="31"/>
+              <w:bidi w:val="0"/>
+              <w:snapToGrid w:val="0"/>
+              <w:spacing w:line="240" w:lineRule="auto"/>
+              <w:ind w:left="0" w:leftChars="0" w:right="0" w:rightChars="0" w:firstLine="0" w:firstLineChars="0"/>
               <w:jc w:val="left"/>
             </w:pPr>
             <w:r>
@@ -6437,10 +6592,10 @@
           <w:tcPr>
             <w:tcW w:w="1261" w:type="dxa"/>
             <w:tcBorders>
-              <w:top w:val="single" w:sz="4" w:space="0" w:color="auto"/>
-              <w:left w:val="single" w:sz="4" w:space="0" w:color="auto"/>
-              <w:bottom w:val="single" w:sz="12" w:space="0" w:color="auto"/>
-              <w:right w:val="single" w:sz="12" w:space="0" w:color="auto"/>
+              <w:top w:val="single" w:color="auto" w:sz="4" w:space="0"/>
+              <w:left w:val="single" w:color="auto" w:sz="4" w:space="0"/>
+              <w:bottom w:val="single" w:color="auto" w:sz="12" w:space="0"/>
+              <w:right w:val="single" w:color="auto" w:sz="12" w:space="0"/>
             </w:tcBorders>
             <w:tcMar>
               <w:top w:w="60" w:type="dxa"/>
@@ -6452,11 +6607,11 @@
           </w:tcPr>
           <w:p>
             <w:pPr>
-              <w:pStyle w:val="a1"/>
-              <w:bidi w:val="0"/>
-              <w:snapToGrid w:val="0"/>
-              <w:spacing w:line="240" w:lineRule="auto"/>
-              <w:ind w:left="0" w:right="0" w:firstLine="0" w:leftChars="0" w:rightChars="0" w:firstLineChars="0"/>
+              <w:pStyle w:val="31"/>
+              <w:bidi w:val="0"/>
+              <w:snapToGrid w:val="0"/>
+              <w:spacing w:line="240" w:lineRule="auto"/>
+              <w:ind w:left="0" w:leftChars="0" w:right="0" w:rightChars="0" w:firstLine="0" w:firstLineChars="0"/>
               <w:jc w:val="left"/>
             </w:pPr>
             <w:r>
@@ -6478,11 +6633,11 @@
     </w:tbl>
     <w:p>
       <w:pPr>
-        <w:pStyle w:val="a1"/>
+        <w:pStyle w:val="31"/>
         <w:bidi w:val="0"/>
       </w:pPr>
       <w:r>
-        <w:t>说明：上述资料由产品产品质量部专员负责汇总，产品产品质量部经理审核，</w:t>
+        <w:t>说明：上述资料由产品质量部专员负责汇总，产品质量部经理审核，</w:t>
       </w:r>
       <w:r>
         <w:rPr>
@@ -6497,26 +6652,26 @@
     </w:p>
     <w:p>
       <w:pPr>
-        <w:pStyle w:val="1"/>
+        <w:pStyle w:val="30"/>
         <w:bidi w:val="0"/>
       </w:pPr>
+      <w:bookmarkStart w:id="14" w:name="_Toc14289"/>
       <w:bookmarkStart w:id="15" w:name="heading_7"/>
-      <w:bookmarkStart w:id="16" w:name="_Toc14289"/>
       <w:r>
         <w:t>评审内容</w:t>
       </w:r>
+      <w:bookmarkEnd w:id="14"/>
       <w:bookmarkEnd w:id="15"/>
-      <w:bookmarkEnd w:id="16"/>
     </w:p>
     <w:p>
       <w:pPr>
-        <w:pStyle w:val="a3"/>
+        <w:pStyle w:val="41"/>
         <w:numPr>
           <w:ilvl w:val="0"/>
           <w:numId w:val="2"/>
         </w:numPr>
         <w:bidi w:val="0"/>
-        <w:ind w:left="425" w:hanging="425" w:leftChars="0" w:firstLineChars="0"/>
+        <w:ind w:left="425" w:leftChars="0" w:hanging="425" w:firstLineChars="0"/>
       </w:pPr>
       <w:r>
         <w:t>体系建立前后整体概况及体系运行效果</w:t>
@@ -6524,13 +6679,13 @@
     </w:p>
     <w:p>
       <w:pPr>
-        <w:pStyle w:val="a3"/>
+        <w:pStyle w:val="41"/>
         <w:numPr>
           <w:ilvl w:val="0"/>
           <w:numId w:val="2"/>
         </w:numPr>
         <w:bidi w:val="0"/>
-        <w:ind w:left="425" w:hanging="425" w:leftChars="0" w:firstLineChars="0"/>
+        <w:ind w:left="425" w:leftChars="0" w:hanging="425" w:firstLineChars="0"/>
       </w:pPr>
       <w:r>
         <w:t>质量检查情况</w:t>
@@ -6538,13 +6693,13 @@
     </w:p>
     <w:p>
       <w:pPr>
-        <w:pStyle w:val="a3"/>
+        <w:pStyle w:val="41"/>
         <w:numPr>
           <w:ilvl w:val="0"/>
           <w:numId w:val="2"/>
         </w:numPr>
         <w:bidi w:val="0"/>
-        <w:ind w:left="425" w:hanging="425" w:leftChars="0" w:firstLineChars="0"/>
+        <w:ind w:left="425" w:leftChars="0" w:hanging="425" w:firstLineChars="0"/>
       </w:pPr>
       <w:r>
         <w:t>客户满意度调查情况及投诉建议情况</w:t>
@@ -6552,13 +6707,13 @@
     </w:p>
     <w:p>
       <w:pPr>
-        <w:pStyle w:val="a3"/>
+        <w:pStyle w:val="41"/>
         <w:numPr>
           <w:ilvl w:val="0"/>
           <w:numId w:val="2"/>
         </w:numPr>
         <w:bidi w:val="0"/>
-        <w:ind w:left="425" w:hanging="425" w:leftChars="0" w:firstLineChars="0"/>
+        <w:ind w:left="425" w:leftChars="0" w:hanging="425" w:firstLineChars="0"/>
       </w:pPr>
       <w:r>
         <w:t>KPI达标情况</w:t>
@@ -6566,13 +6721,13 @@
     </w:p>
     <w:p>
       <w:pPr>
-        <w:pStyle w:val="a3"/>
+        <w:pStyle w:val="41"/>
         <w:numPr>
           <w:ilvl w:val="0"/>
           <w:numId w:val="2"/>
         </w:numPr>
         <w:bidi w:val="0"/>
-        <w:ind w:left="425" w:hanging="425" w:leftChars="0" w:firstLineChars="0"/>
+        <w:ind w:left="425" w:leftChars="0" w:hanging="425" w:firstLineChars="0"/>
       </w:pPr>
       <w:r>
         <w:t>内审情况</w:t>
@@ -6580,13 +6735,13 @@
     </w:p>
     <w:p>
       <w:pPr>
-        <w:pStyle w:val="a3"/>
+        <w:pStyle w:val="41"/>
         <w:numPr>
           <w:ilvl w:val="0"/>
           <w:numId w:val="2"/>
         </w:numPr>
         <w:bidi w:val="0"/>
-        <w:ind w:left="425" w:hanging="425" w:leftChars="0" w:firstLineChars="0"/>
+        <w:ind w:left="425" w:leftChars="0" w:hanging="425" w:firstLineChars="0"/>
       </w:pPr>
       <w:r>
         <w:t>纠正预防措施情况</w:t>
@@ -6594,13 +6749,13 @@
     </w:p>
     <w:p>
       <w:pPr>
-        <w:pStyle w:val="a3"/>
+        <w:pStyle w:val="41"/>
         <w:numPr>
           <w:ilvl w:val="0"/>
           <w:numId w:val="2"/>
         </w:numPr>
         <w:bidi w:val="0"/>
-        <w:ind w:left="425" w:hanging="425" w:leftChars="0" w:firstLineChars="0"/>
+        <w:ind w:left="425" w:leftChars="0" w:hanging="425" w:firstLineChars="0"/>
       </w:pPr>
       <w:r>
         <w:t>SLA达成情况</w:t>
@@ -6608,13 +6763,13 @@
     </w:p>
     <w:p>
       <w:pPr>
-        <w:pStyle w:val="a3"/>
+        <w:pStyle w:val="41"/>
         <w:numPr>
           <w:ilvl w:val="0"/>
           <w:numId w:val="2"/>
         </w:numPr>
         <w:bidi w:val="0"/>
-        <w:ind w:left="425" w:hanging="425" w:leftChars="0" w:firstLineChars="0"/>
+        <w:ind w:left="425" w:leftChars="0" w:hanging="425" w:firstLineChars="0"/>
       </w:pPr>
       <w:r>
         <w:t>体系运行过程中的各项运维服务工作是否受控，是否需要改进</w:t>
@@ -6622,20 +6777,20 @@
     </w:p>
     <w:p>
       <w:pPr>
-        <w:pStyle w:val="1"/>
+        <w:pStyle w:val="30"/>
         <w:bidi w:val="0"/>
       </w:pPr>
-      <w:bookmarkStart w:id="17" w:name="_Toc27520"/>
-      <w:bookmarkStart w:id="18" w:name="heading_8"/>
+      <w:bookmarkStart w:id="16" w:name="_Toc27520"/>
+      <w:bookmarkStart w:id="17" w:name="heading_8"/>
       <w:r>
         <w:t>会议安排</w:t>
       </w:r>
+      <w:bookmarkEnd w:id="16"/>
       <w:bookmarkEnd w:id="17"/>
-      <w:bookmarkEnd w:id="18"/>
     </w:p>
     <w:p>
       <w:pPr>
-        <w:pStyle w:val="a1"/>
+        <w:pStyle w:val="31"/>
         <w:keepNext w:val="0"/>
         <w:keepLines w:val="0"/>
         <w:pageBreakBefore w:val="0"/>
@@ -6652,7 +6807,7 @@
         <w:jc w:val="center"/>
         <w:textAlignment w:val="baseline"/>
         <w:rPr>
-          <w:rFonts w:eastAsia="宋体" w:hint="default"/>
+          <w:rFonts w:hint="default" w:eastAsia="宋体"/>
           <w:lang w:val="en-US" w:eastAsia="zh-CN"/>
         </w:rPr>
       </w:pPr>
@@ -6685,7 +6840,7 @@
           <w:rFonts w:hint="eastAsia"/>
           <w:lang w:val="en-US" w:eastAsia="zh-CN"/>
         </w:rPr>
-        <w:instrText>"柴_标题1"\n</w:instrText>
+        <w:instrText xml:space="preserve">"柴_标题1"\n</w:instrText>
       </w:r>
       <w:r>
         <w:instrText xml:space="preserve"> \s</w:instrText>
@@ -6702,7 +6857,7 @@
           <w:rFonts w:hint="eastAsia"/>
           <w:lang w:val="en-US" w:eastAsia="zh-CN"/>
         </w:rPr>
-        <w:instrText>* Charformat</w:instrText>
+        <w:instrText xml:space="preserve">* Charformat</w:instrText>
       </w:r>
       <w:r>
         <w:rPr>
@@ -6767,7 +6922,7 @@
         </w:rPr>
         <w:fldChar w:fldCharType="end"/>
       </w:r>
-      <w:bookmarkStart w:id="19" w:name="_Toc25294"/>
+      <w:bookmarkStart w:id="18" w:name="_Toc25294"/>
       <w:r>
         <w:rPr>
           <w:rFonts w:hint="default"/>
@@ -6785,21 +6940,22 @@
         </w:rPr>
         <w:t>管评会议人员安排表</w:t>
       </w:r>
-      <w:bookmarkEnd w:id="19"/>
+      <w:bookmarkEnd w:id="18"/>
     </w:p>
     <w:tbl>
       <w:tblPr>
-        <w:tblStyle w:val="TableNormal"/>
+        <w:tblStyle w:val="22"/>
         <w:tblW w:w="8522" w:type="dxa"/>
         <w:jc w:val="center"/>
         <w:tblBorders>
-          <w:top w:val="nil"/>
-          <w:left w:val="nil"/>
-          <w:bottom w:val="nil"/>
-          <w:right w:val="nil"/>
-          <w:insideH w:val="nil"/>
-          <w:insideV w:val="nil"/>
+          <w:top w:val="none" w:color="auto" w:sz="0" w:space="0"/>
+          <w:left w:val="none" w:color="auto" w:sz="0" w:space="0"/>
+          <w:bottom w:val="none" w:color="auto" w:sz="0" w:space="0"/>
+          <w:right w:val="none" w:color="auto" w:sz="0" w:space="0"/>
+          <w:insideH w:val="none" w:color="auto" w:sz="0" w:space="0"/>
+          <w:insideV w:val="none" w:color="auto" w:sz="0" w:space="0"/>
         </w:tblBorders>
+        <w:tblLayout w:type="autofit"/>
         <w:tblCellMar>
           <w:top w:w="0" w:type="dxa"/>
           <w:left w:w="10" w:type="dxa"/>
@@ -6813,15 +6969,13 @@
       </w:tblGrid>
       <w:tr>
         <w:tblPrEx>
-          <w:tblW w:w="8522" w:type="dxa"/>
-          <w:jc w:val="center"/>
           <w:tblBorders>
-            <w:top w:val="nil"/>
-            <w:left w:val="nil"/>
-            <w:bottom w:val="nil"/>
-            <w:right w:val="nil"/>
-            <w:insideH w:val="nil"/>
-            <w:insideV w:val="nil"/>
+            <w:top w:val="none" w:color="auto" w:sz="0" w:space="0"/>
+            <w:left w:val="none" w:color="auto" w:sz="0" w:space="0"/>
+            <w:bottom w:val="none" w:color="auto" w:sz="0" w:space="0"/>
+            <w:right w:val="none" w:color="auto" w:sz="0" w:space="0"/>
+            <w:insideH w:val="none" w:color="auto" w:sz="0" w:space="0"/>
+            <w:insideV w:val="none" w:color="auto" w:sz="0" w:space="0"/>
           </w:tblBorders>
           <w:tblCellMar>
             <w:top w:w="0" w:type="dxa"/>
@@ -6831,7 +6985,7 @@
           </w:tblCellMar>
         </w:tblPrEx>
         <w:trPr>
-          <w:trHeight w:val="0"/>
+          <w:trHeight w:val="0" w:hRule="atLeast"/>
           <w:tblHeader/>
           <w:jc w:val="center"/>
         </w:trPr>
@@ -6839,8 +6993,8 @@
           <w:tcPr>
             <w:tcW w:w="2667" w:type="dxa"/>
             <w:tcBorders>
-              <w:top w:val="single" w:sz="12" w:space="0" w:color="auto"/>
-              <w:left w:val="single" w:sz="12" w:space="0" w:color="auto"/>
+              <w:top w:val="single" w:color="auto" w:sz="12" w:space="0"/>
+              <w:left w:val="single" w:color="auto" w:sz="12" w:space="0"/>
               <w:bottom w:val="nil"/>
               <w:right w:val="nil"/>
             </w:tcBorders>
@@ -6854,11 +7008,11 @@
           </w:tcPr>
           <w:p>
             <w:pPr>
-              <w:pStyle w:val="a1"/>
-              <w:bidi w:val="0"/>
-              <w:snapToGrid w:val="0"/>
-              <w:spacing w:line="240" w:lineRule="auto"/>
-              <w:ind w:left="0" w:right="0" w:firstLine="0" w:leftChars="0" w:rightChars="0" w:firstLineChars="0"/>
+              <w:pStyle w:val="31"/>
+              <w:bidi w:val="0"/>
+              <w:snapToGrid w:val="0"/>
+              <w:spacing w:line="240" w:lineRule="auto"/>
+              <w:ind w:left="0" w:leftChars="0" w:right="0" w:rightChars="0" w:firstLine="0" w:firstLineChars="0"/>
               <w:jc w:val="center"/>
               <w:rPr>
                 <w:b/>
@@ -6876,10 +7030,10 @@
           <w:tcPr>
             <w:tcW w:w="5855" w:type="dxa"/>
             <w:tcBorders>
-              <w:top w:val="single" w:sz="12" w:space="0" w:color="auto"/>
-              <w:left w:val="single" w:sz="4" w:space="0" w:color="auto"/>
-              <w:bottom w:val="nil"/>
-              <w:right w:val="single" w:sz="12" w:space="0" w:color="auto"/>
+              <w:top w:val="single" w:color="auto" w:sz="12" w:space="0"/>
+              <w:left w:val="single" w:color="auto" w:sz="4" w:space="0"/>
+              <w:bottom w:val="nil"/>
+              <w:right w:val="single" w:color="auto" w:sz="12" w:space="0"/>
             </w:tcBorders>
             <w:tcMar>
               <w:top w:w="60" w:type="dxa"/>
@@ -6891,11 +7045,11 @@
           </w:tcPr>
           <w:p>
             <w:pPr>
-              <w:pStyle w:val="a1"/>
-              <w:bidi w:val="0"/>
-              <w:snapToGrid w:val="0"/>
-              <w:spacing w:line="240" w:lineRule="auto"/>
-              <w:ind w:left="0" w:right="0" w:firstLine="0" w:leftChars="0" w:rightChars="0" w:firstLineChars="0"/>
+              <w:pStyle w:val="31"/>
+              <w:bidi w:val="0"/>
+              <w:snapToGrid w:val="0"/>
+              <w:spacing w:line="240" w:lineRule="auto"/>
+              <w:ind w:left="0" w:leftChars="0" w:right="0" w:rightChars="0" w:firstLine="0" w:firstLineChars="0"/>
               <w:jc w:val="center"/>
               <w:rPr>
                 <w:b/>
@@ -6912,8 +7066,14 @@
       </w:tr>
       <w:tr>
         <w:tblPrEx>
-          <w:tblW w:w="8522" w:type="dxa"/>
-          <w:jc w:val="center"/>
+          <w:tblBorders>
+            <w:top w:val="none" w:color="auto" w:sz="0" w:space="0"/>
+            <w:left w:val="none" w:color="auto" w:sz="0" w:space="0"/>
+            <w:bottom w:val="none" w:color="auto" w:sz="0" w:space="0"/>
+            <w:right w:val="none" w:color="auto" w:sz="0" w:space="0"/>
+            <w:insideH w:val="none" w:color="auto" w:sz="0" w:space="0"/>
+            <w:insideV w:val="none" w:color="auto" w:sz="0" w:space="0"/>
+          </w:tblBorders>
           <w:tblCellMar>
             <w:top w:w="0" w:type="dxa"/>
             <w:left w:w="10" w:type="dxa"/>
@@ -6922,15 +7082,15 @@
           </w:tblCellMar>
         </w:tblPrEx>
         <w:trPr>
-          <w:trHeight w:val="0"/>
+          <w:trHeight w:val="0" w:hRule="atLeast"/>
           <w:jc w:val="center"/>
         </w:trPr>
         <w:tc>
           <w:tcPr>
             <w:tcW w:w="2667" w:type="dxa"/>
             <w:tcBorders>
-              <w:top w:val="single" w:sz="4" w:space="0" w:color="auto"/>
-              <w:left w:val="single" w:sz="12" w:space="0" w:color="auto"/>
+              <w:top w:val="single" w:color="auto" w:sz="4" w:space="0"/>
+              <w:left w:val="single" w:color="auto" w:sz="12" w:space="0"/>
               <w:bottom w:val="nil"/>
               <w:right w:val="nil"/>
             </w:tcBorders>
@@ -6946,7 +7106,7 @@
             <w:pPr>
               <w:snapToGrid w:val="0"/>
               <w:spacing w:before="120" w:after="120" w:line="240" w:lineRule="auto"/>
-              <w:ind w:left="0" w:right="0" w:firstLine="0" w:leftChars="0" w:rightChars="0" w:firstLineChars="0"/>
+              <w:ind w:left="0" w:leftChars="0" w:right="0" w:rightChars="0" w:firstLine="0" w:firstLineChars="0"/>
               <w:jc w:val="center"/>
               <w:rPr>
                 <w:rFonts w:ascii="Arial" w:eastAsia="宋体"/>
@@ -6955,7 +7115,7 @@
             </w:pPr>
             <w:r>
               <w:rPr>
-                <w:rFonts w:ascii="Arial" w:eastAsia="宋体" w:hAnsi="Arial" w:cs="Arial"/>
+                <w:rFonts w:ascii="Arial" w:hAnsi="Arial" w:eastAsia="宋体" w:cs="Arial"/>
                 <w:b/>
                 <w:sz w:val="24"/>
               </w:rPr>
@@ -6967,10 +7127,10 @@
           <w:tcPr>
             <w:tcW w:w="5855" w:type="dxa"/>
             <w:tcBorders>
-              <w:top w:val="single" w:sz="4" w:space="0" w:color="auto"/>
-              <w:left w:val="single" w:sz="4" w:space="0" w:color="auto"/>
-              <w:bottom w:val="nil"/>
-              <w:right w:val="single" w:sz="12" w:space="0" w:color="auto"/>
+              <w:top w:val="single" w:color="auto" w:sz="4" w:space="0"/>
+              <w:left w:val="single" w:color="auto" w:sz="4" w:space="0"/>
+              <w:bottom w:val="nil"/>
+              <w:right w:val="single" w:color="auto" w:sz="12" w:space="0"/>
             </w:tcBorders>
             <w:tcMar>
               <w:top w:w="60" w:type="dxa"/>
@@ -6982,11 +7142,11 @@
           </w:tcPr>
           <w:p>
             <w:pPr>
-              <w:pStyle w:val="a1"/>
-              <w:bidi w:val="0"/>
-              <w:snapToGrid w:val="0"/>
-              <w:spacing w:line="240" w:lineRule="auto"/>
-              <w:ind w:left="0" w:right="0" w:firstLine="0" w:leftChars="0" w:rightChars="0" w:firstLineChars="0"/>
+              <w:pStyle w:val="31"/>
+              <w:bidi w:val="0"/>
+              <w:snapToGrid w:val="0"/>
+              <w:spacing w:line="240" w:lineRule="auto"/>
+              <w:ind w:left="0" w:leftChars="0" w:right="0" w:rightChars="0" w:firstLine="0" w:firstLineChars="0"/>
               <w:jc w:val="center"/>
               <w:rPr>
                 <w:rFonts w:ascii="Arial" w:eastAsia="宋体"/>
@@ -7005,8 +7165,14 @@
       </w:tr>
       <w:tr>
         <w:tblPrEx>
-          <w:tblW w:w="8522" w:type="dxa"/>
-          <w:jc w:val="center"/>
+          <w:tblBorders>
+            <w:top w:val="none" w:color="auto" w:sz="0" w:space="0"/>
+            <w:left w:val="none" w:color="auto" w:sz="0" w:space="0"/>
+            <w:bottom w:val="none" w:color="auto" w:sz="0" w:space="0"/>
+            <w:right w:val="none" w:color="auto" w:sz="0" w:space="0"/>
+            <w:insideH w:val="none" w:color="auto" w:sz="0" w:space="0"/>
+            <w:insideV w:val="none" w:color="auto" w:sz="0" w:space="0"/>
+          </w:tblBorders>
           <w:tblCellMar>
             <w:top w:w="0" w:type="dxa"/>
             <w:left w:w="10" w:type="dxa"/>
@@ -7015,16 +7181,16 @@
           </w:tblCellMar>
         </w:tblPrEx>
         <w:trPr>
-          <w:trHeight w:val="0"/>
+          <w:trHeight w:val="0" w:hRule="atLeast"/>
           <w:jc w:val="center"/>
         </w:trPr>
         <w:tc>
           <w:tcPr>
             <w:tcW w:w="2667" w:type="dxa"/>
             <w:tcBorders>
-              <w:top w:val="single" w:sz="4" w:space="0" w:color="auto"/>
-              <w:left w:val="single" w:sz="12" w:space="0" w:color="auto"/>
-              <w:bottom w:val="single" w:sz="12" w:space="0" w:color="auto"/>
+              <w:top w:val="single" w:color="auto" w:sz="4" w:space="0"/>
+              <w:left w:val="single" w:color="auto" w:sz="12" w:space="0"/>
+              <w:bottom w:val="single" w:color="auto" w:sz="12" w:space="0"/>
               <w:right w:val="nil"/>
             </w:tcBorders>
             <w:tcMar>
@@ -7039,7 +7205,7 @@
             <w:pPr>
               <w:snapToGrid w:val="0"/>
               <w:spacing w:before="120" w:after="120" w:line="240" w:lineRule="auto"/>
-              <w:ind w:left="0" w:right="0" w:firstLine="0" w:leftChars="0" w:rightChars="0" w:firstLineChars="0"/>
+              <w:ind w:left="0" w:leftChars="0" w:right="0" w:rightChars="0" w:firstLine="0" w:firstLineChars="0"/>
               <w:jc w:val="center"/>
               <w:rPr>
                 <w:rFonts w:ascii="Arial" w:eastAsia="宋体"/>
@@ -7048,7 +7214,7 @@
             </w:pPr>
             <w:r>
               <w:rPr>
-                <w:rFonts w:ascii="Arial" w:eastAsia="宋体" w:hAnsi="Arial" w:cs="Arial"/>
+                <w:rFonts w:ascii="Arial" w:hAnsi="Arial" w:eastAsia="宋体" w:cs="Arial"/>
                 <w:b/>
                 <w:sz w:val="24"/>
               </w:rPr>
@@ -7060,10 +7226,10 @@
           <w:tcPr>
             <w:tcW w:w="5855" w:type="dxa"/>
             <w:tcBorders>
-              <w:top w:val="single" w:sz="4" w:space="0" w:color="auto"/>
-              <w:left w:val="single" w:sz="4" w:space="0" w:color="auto"/>
-              <w:bottom w:val="single" w:sz="12" w:space="0" w:color="auto"/>
-              <w:right w:val="single" w:sz="12" w:space="0" w:color="auto"/>
+              <w:top w:val="single" w:color="auto" w:sz="4" w:space="0"/>
+              <w:left w:val="single" w:color="auto" w:sz="4" w:space="0"/>
+              <w:bottom w:val="single" w:color="auto" w:sz="12" w:space="0"/>
+              <w:right w:val="single" w:color="auto" w:sz="12" w:space="0"/>
             </w:tcBorders>
             <w:tcMar>
               <w:top w:w="60" w:type="dxa"/>
@@ -7075,11 +7241,11 @@
           </w:tcPr>
           <w:p>
             <w:pPr>
-              <w:pStyle w:val="a1"/>
-              <w:bidi w:val="0"/>
-              <w:snapToGrid w:val="0"/>
-              <w:spacing w:line="240" w:lineRule="auto"/>
-              <w:ind w:left="0" w:right="0" w:firstLine="0" w:leftChars="0" w:rightChars="0" w:firstLineChars="0"/>
+              <w:pStyle w:val="31"/>
+              <w:bidi w:val="0"/>
+              <w:snapToGrid w:val="0"/>
+              <w:spacing w:line="240" w:lineRule="auto"/>
+              <w:ind w:left="0" w:leftChars="0" w:right="0" w:rightChars="0" w:firstLine="0" w:firstLineChars="0"/>
               <w:jc w:val="center"/>
               <w:rPr>
                 <w:rFonts w:ascii="Arial" w:eastAsia="宋体"/>
@@ -7099,7 +7265,7 @@
     </w:tbl>
     <w:p>
       <w:pPr>
-        <w:pStyle w:val="a1"/>
+        <w:pStyle w:val="31"/>
         <w:bidi w:val="0"/>
       </w:pPr>
       <w:r>
@@ -7108,13 +7274,13 @@
     </w:p>
     <w:p>
       <w:pPr>
-        <w:pStyle w:val="a3"/>
+        <w:pStyle w:val="41"/>
         <w:numPr>
           <w:ilvl w:val="0"/>
           <w:numId w:val="3"/>
         </w:numPr>
         <w:bidi w:val="0"/>
-        <w:ind w:left="425" w:hanging="425" w:leftChars="0" w:firstLineChars="0"/>
+        <w:ind w:left="425" w:leftChars="0" w:hanging="425" w:firstLineChars="0"/>
       </w:pPr>
       <w:r>
         <w:t>会议开始，由总经理宣讲会议目的、内容</w:t>
@@ -7122,13 +7288,13 @@
     </w:p>
     <w:p>
       <w:pPr>
-        <w:pStyle w:val="a3"/>
+        <w:pStyle w:val="41"/>
         <w:numPr>
           <w:ilvl w:val="0"/>
           <w:numId w:val="3"/>
         </w:numPr>
         <w:bidi w:val="0"/>
-        <w:ind w:left="425" w:hanging="425" w:leftChars="0" w:firstLineChars="0"/>
+        <w:ind w:left="425" w:leftChars="0" w:hanging="425" w:firstLineChars="0"/>
       </w:pPr>
       <w:r>
         <w:t>总经理发言：重点强调管理评审会议的内容和目的</w:t>
@@ -7136,13 +7302,13 @@
     </w:p>
     <w:p>
       <w:pPr>
-        <w:pStyle w:val="a3"/>
+        <w:pStyle w:val="41"/>
         <w:numPr>
           <w:ilvl w:val="0"/>
           <w:numId w:val="3"/>
         </w:numPr>
         <w:bidi w:val="0"/>
-        <w:ind w:left="425" w:hanging="425" w:leftChars="0" w:firstLineChars="0"/>
+        <w:ind w:left="425" w:leftChars="0" w:hanging="425" w:firstLineChars="0"/>
       </w:pPr>
       <w:r>
         <w:t>运维部经理发言：报告运维服务能力管理体系的整体运行情况，总结本部门目标达成情况、体系运行问题及建议</w:t>
@@ -7150,27 +7316,27 @@
     </w:p>
     <w:p>
       <w:pPr>
-        <w:pStyle w:val="a3"/>
+        <w:pStyle w:val="41"/>
         <w:numPr>
           <w:ilvl w:val="0"/>
           <w:numId w:val="3"/>
         </w:numPr>
         <w:bidi w:val="0"/>
-        <w:ind w:left="425" w:hanging="425" w:leftChars="0" w:firstLineChars="0"/>
+        <w:ind w:left="425" w:leftChars="0" w:hanging="425" w:firstLineChars="0"/>
       </w:pPr>
       <w:r>
-        <w:t>综合部、研发部、产品产品质量部分别发言，总结分析各部门所负责工作落实完成情况</w:t>
+        <w:t>综合部、研发部、产品质量部分别发言，总结分析各部门所负责工作落实完成情况</w:t>
       </w:r>
     </w:p>
     <w:p>
       <w:pPr>
-        <w:pStyle w:val="a3"/>
+        <w:pStyle w:val="41"/>
         <w:numPr>
           <w:ilvl w:val="0"/>
           <w:numId w:val="3"/>
         </w:numPr>
         <w:bidi w:val="0"/>
-        <w:ind w:left="425" w:hanging="425" w:leftChars="0" w:firstLineChars="0"/>
+        <w:ind w:left="425" w:leftChars="0" w:hanging="425" w:firstLineChars="0"/>
       </w:pPr>
       <w:r>
         <w:t>参会者共同讨论，确定改进措施</w:t>
@@ -7178,13 +7344,13 @@
     </w:p>
     <w:p>
       <w:pPr>
-        <w:pStyle w:val="a3"/>
+        <w:pStyle w:val="41"/>
         <w:numPr>
           <w:ilvl w:val="0"/>
           <w:numId w:val="3"/>
         </w:numPr>
         <w:bidi w:val="0"/>
-        <w:ind w:left="425" w:hanging="425" w:leftChars="0" w:firstLineChars="0"/>
+        <w:ind w:left="425" w:leftChars="0" w:hanging="425" w:firstLineChars="0"/>
       </w:pPr>
       <w:r>
         <w:t>会议结束，由主持人做总结性发言</w:t>
@@ -7192,26 +7358,26 @@
     </w:p>
     <w:p>
       <w:pPr>
-        <w:pStyle w:val="1"/>
+        <w:pStyle w:val="30"/>
         <w:bidi w:val="0"/>
       </w:pPr>
-      <w:bookmarkStart w:id="20" w:name="heading_9"/>
-      <w:bookmarkStart w:id="21" w:name="_Toc21485"/>
+      <w:bookmarkStart w:id="19" w:name="heading_9"/>
+      <w:bookmarkStart w:id="20" w:name="_Toc21485"/>
       <w:r>
         <w:t>会议要求</w:t>
       </w:r>
+      <w:bookmarkEnd w:id="19"/>
       <w:bookmarkEnd w:id="20"/>
-      <w:bookmarkEnd w:id="21"/>
     </w:p>
     <w:p>
       <w:pPr>
-        <w:pStyle w:val="a3"/>
+        <w:pStyle w:val="41"/>
         <w:numPr>
           <w:ilvl w:val="0"/>
           <w:numId w:val="4"/>
         </w:numPr>
         <w:bidi w:val="0"/>
-        <w:ind w:left="425" w:hanging="425" w:leftChars="0" w:firstLineChars="0"/>
+        <w:ind w:left="425" w:leftChars="0" w:hanging="425" w:firstLineChars="0"/>
       </w:pPr>
       <w:r>
         <w:t>会议应就主要问题进行分析，提出改进建议</w:t>
@@ -7219,13 +7385,13 @@
     </w:p>
     <w:p>
       <w:pPr>
-        <w:pStyle w:val="a3"/>
+        <w:pStyle w:val="41"/>
         <w:numPr>
           <w:ilvl w:val="0"/>
           <w:numId w:val="4"/>
         </w:numPr>
         <w:bidi w:val="0"/>
-        <w:ind w:left="425" w:hanging="425" w:leftChars="0" w:firstLineChars="0"/>
+        <w:ind w:left="425" w:leftChars="0" w:hanging="425" w:firstLineChars="0"/>
       </w:pPr>
       <w:r>
         <w:t>讨论发言时力求简洁明了、突出重点</w:t>
@@ -7233,7 +7399,7 @@
     </w:p>
     <w:p>
       <w:pPr>
-        <w:pStyle w:val="a1"/>
+        <w:pStyle w:val="31"/>
         <w:keepLines w:val="0"/>
         <w:pageBreakBefore w:val="0"/>
         <w:widowControl w:val="0"/>
@@ -7262,23 +7428,73 @@
     <w:sectPr>
       <w:pgSz w:w="11906" w:h="16838"/>
       <w:pgMar w:top="1440" w:right="1800" w:bottom="1440" w:left="1800" w:header="851" w:footer="992" w:gutter="0"/>
-      <w:cols w:num="1" w:space="425"/>
+      <w:cols w:space="425" w:num="1"/>
       <w:docGrid w:type="lines" w:linePitch="312" w:charSpace="0"/>
     </w:sectPr>
   </w:body>
 </w:document>
 </file>
 
+<file path=word/endnotes.xml><?xml version="1.0" encoding="utf-8"?>
+<w:endnotes xmlns:wpc="http://schemas.microsoft.com/office/word/2010/wordprocessingCanvas" xmlns:mc="http://schemas.openxmlformats.org/markup-compatibility/2006" xmlns:o="urn:schemas-microsoft-com:office:office" xmlns:r="http://schemas.openxmlformats.org/officeDocument/2006/relationships" xmlns:m="http://schemas.openxmlformats.org/officeDocument/2006/math" xmlns:v="urn:schemas-microsoft-com:vml" xmlns:wp14="http://schemas.microsoft.com/office/word/2010/wordprocessingDrawing" xmlns:wp="http://schemas.openxmlformats.org/drawingml/2006/wordprocessingDrawing" xmlns:w="http://schemas.openxmlformats.org/wordprocessingml/2006/main" xmlns:w14="http://schemas.microsoft.com/office/word/2010/wordml" xmlns:w15="http://schemas.microsoft.com/office/word/2012/wordml" xmlns:w10="urn:schemas-microsoft-com:office:word" xmlns:wpg="http://schemas.microsoft.com/office/word/2010/wordprocessingGroup" xmlns:wpi="http://schemas.microsoft.com/office/word/2010/wordprocessingInk" xmlns:wne="http://schemas.microsoft.com/office/word/2006/wordml" xmlns:wps="http://schemas.microsoft.com/office/word/2010/wordprocessingShape" xmlns:wpsCustomData="http://www.wps.cn/officeDocument/2013/wpsCustomData" mc:Ignorable="w14 w15 wp14">
+  <w:endnote w:type="separator" w:id="0">
+    <w:p>
+      <w:pPr>
+        <w:spacing w:line="240" w:lineRule="auto"/>
+      </w:pPr>
+      <w:r>
+        <w:separator/>
+      </w:r>
+    </w:p>
+  </w:endnote>
+  <w:endnote w:type="continuationSeparator" w:id="1">
+    <w:p>
+      <w:pPr>
+        <w:spacing w:line="240" w:lineRule="auto"/>
+      </w:pPr>
+      <w:r>
+        <w:continuationSeparator/>
+      </w:r>
+    </w:p>
+  </w:endnote>
+</w:endnotes>
+</file>
+
+<file path=word/footnotes.xml><?xml version="1.0" encoding="utf-8"?>
+<w:footnotes xmlns:wpc="http://schemas.microsoft.com/office/word/2010/wordprocessingCanvas" xmlns:mc="http://schemas.openxmlformats.org/markup-compatibility/2006" xmlns:o="urn:schemas-microsoft-com:office:office" xmlns:r="http://schemas.openxmlformats.org/officeDocument/2006/relationships" xmlns:m="http://schemas.openxmlformats.org/officeDocument/2006/math" xmlns:v="urn:schemas-microsoft-com:vml" xmlns:wp14="http://schemas.microsoft.com/office/word/2010/wordprocessingDrawing" xmlns:wp="http://schemas.openxmlformats.org/drawingml/2006/wordprocessingDrawing" xmlns:w="http://schemas.openxmlformats.org/wordprocessingml/2006/main" xmlns:w14="http://schemas.microsoft.com/office/word/2010/wordml" xmlns:w15="http://schemas.microsoft.com/office/word/2012/wordml" xmlns:w10="urn:schemas-microsoft-com:office:word" xmlns:wpg="http://schemas.microsoft.com/office/word/2010/wordprocessingGroup" xmlns:wpi="http://schemas.microsoft.com/office/word/2010/wordprocessingInk" xmlns:wne="http://schemas.microsoft.com/office/word/2006/wordml" xmlns:wps="http://schemas.microsoft.com/office/word/2010/wordprocessingShape" xmlns:wpsCustomData="http://www.wps.cn/officeDocument/2013/wpsCustomData" mc:Ignorable="w14 w15 wp14">
+  <w:footnote w:type="separator" w:id="0">
+    <w:p>
+      <w:pPr>
+        <w:spacing w:line="360" w:lineRule="auto"/>
+      </w:pPr>
+      <w:r>
+        <w:separator/>
+      </w:r>
+    </w:p>
+  </w:footnote>
+  <w:footnote w:type="continuationSeparator" w:id="1">
+    <w:p>
+      <w:pPr>
+        <w:spacing w:line="360" w:lineRule="auto"/>
+      </w:pPr>
+      <w:r>
+        <w:continuationSeparator/>
+      </w:r>
+    </w:p>
+  </w:footnote>
+</w:footnotes>
+</file>
+
 <file path=word/numbering.xml><?xml version="1.0" encoding="utf-8"?>
-<w:numbering xmlns:wpc="http://schemas.microsoft.com/office/word/2010/wordprocessingCanvas" xmlns:mc="http://schemas.openxmlformats.org/markup-compatibility/2006" xmlns:o="urn:schemas-microsoft-com:office:office" xmlns:r="http://schemas.openxmlformats.org/officeDocument/2006/relationships" xmlns:m="http://schemas.openxmlformats.org/officeDocument/2006/math" xmlns:v="urn:schemas-microsoft-com:vml" xmlns:wp14="http://schemas.microsoft.com/office/word/2010/wordprocessingDrawing" xmlns:wp="http://schemas.openxmlformats.org/drawingml/2006/wordprocessingDrawing" xmlns:w10="urn:schemas-microsoft-com:office:word" xmlns:w="http://schemas.openxmlformats.org/wordprocessingml/2006/main" xmlns:w14="http://schemas.microsoft.com/office/word/2010/wordml" xmlns:w15="http://schemas.microsoft.com/office/word/2012/wordml" xmlns:wne="http://schemas.microsoft.com/office/word/2006/wordml" xmlns:wpg="http://schemas.microsoft.com/office/word/2010/wordprocessingGroup" xmlns:wpi="http://schemas.microsoft.com/office/word/2010/wordprocessingInk" xmlns:wps="http://schemas.microsoft.com/office/word/2010/wordprocessingShape" mc:Ignorable="w14 w15 wp14">
+<w:numbering xmlns:wpc="http://schemas.microsoft.com/office/word/2010/wordprocessingCanvas" xmlns:mc="http://schemas.openxmlformats.org/markup-compatibility/2006" xmlns:o="urn:schemas-microsoft-com:office:office" xmlns:r="http://schemas.openxmlformats.org/officeDocument/2006/relationships" xmlns:m="http://schemas.openxmlformats.org/officeDocument/2006/math" xmlns:v="urn:schemas-microsoft-com:vml" xmlns:wp14="http://schemas.microsoft.com/office/word/2010/wordprocessingDrawing" xmlns:wp="http://schemas.openxmlformats.org/drawingml/2006/wordprocessingDrawing" xmlns:w10="urn:schemas-microsoft-com:office:word" xmlns:w="http://schemas.openxmlformats.org/wordprocessingml/2006/main" xmlns:w14="http://schemas.microsoft.com/office/word/2010/wordml" xmlns:wpg="http://schemas.microsoft.com/office/word/2010/wordprocessingGroup" xmlns:wpi="http://schemas.microsoft.com/office/word/2010/wordprocessingInk" xmlns:wne="http://schemas.microsoft.com/office/word/2006/wordml" xmlns:wps="http://schemas.microsoft.com/office/word/2010/wordprocessingShape" xmlns:wpsCustomData="http://www.wps.cn/officeDocument/2013/wpsCustomData" mc:Ignorable="w14 wp14">
   <w:abstractNum w:abstractNumId="0">
     <w:nsid w:val="8E964DCE"/>
     <w:multiLevelType w:val="multilevel"/>
     <w:tmpl w:val="8E964DCE"/>
-    <w:lvl w:ilvl="0">
+    <w:lvl w:ilvl="0" w:tentative="0">
       <w:start w:val="1"/>
       <w:numFmt w:val="decimal"/>
-      <w:pStyle w:val="Heading1"/>
+      <w:pStyle w:val="2"/>
       <w:lvlText w:val="%1."/>
       <w:lvlJc w:val="left"/>
       <w:pPr>
@@ -7288,10 +7504,10 @@
         <w:rFonts w:hint="default"/>
       </w:rPr>
     </w:lvl>
-    <w:lvl w:ilvl="1">
+    <w:lvl w:ilvl="1" w:tentative="0">
       <w:start w:val="1"/>
       <w:numFmt w:val="decimal"/>
-      <w:pStyle w:val="Heading2"/>
+      <w:pStyle w:val="3"/>
       <w:lvlText w:val="%1.%2."/>
       <w:lvlJc w:val="left"/>
       <w:pPr>
@@ -7301,10 +7517,10 @@
         <w:rFonts w:hint="default"/>
       </w:rPr>
     </w:lvl>
-    <w:lvl w:ilvl="2">
+    <w:lvl w:ilvl="2" w:tentative="0">
       <w:start w:val="1"/>
       <w:numFmt w:val="decimal"/>
-      <w:pStyle w:val="Heading3"/>
+      <w:pStyle w:val="4"/>
       <w:lvlText w:val="%1.%2.%3."/>
       <w:lvlJc w:val="left"/>
       <w:pPr>
@@ -7314,10 +7530,10 @@
         <w:rFonts w:hint="default"/>
       </w:rPr>
     </w:lvl>
-    <w:lvl w:ilvl="3">
+    <w:lvl w:ilvl="3" w:tentative="0">
       <w:start w:val="1"/>
       <w:numFmt w:val="decimal"/>
-      <w:pStyle w:val="Heading4"/>
+      <w:pStyle w:val="5"/>
       <w:lvlText w:val="%1.%2.%3.%4."/>
       <w:lvlJc w:val="left"/>
       <w:pPr>
@@ -7327,10 +7543,10 @@
         <w:rFonts w:hint="default"/>
       </w:rPr>
     </w:lvl>
-    <w:lvl w:ilvl="4">
+    <w:lvl w:ilvl="4" w:tentative="0">
       <w:start w:val="1"/>
       <w:numFmt w:val="decimal"/>
-      <w:pStyle w:val="Heading5"/>
+      <w:pStyle w:val="6"/>
       <w:lvlText w:val="%1.%2.%3.%4.%5."/>
       <w:lvlJc w:val="left"/>
       <w:pPr>
@@ -7340,10 +7556,10 @@
         <w:rFonts w:hint="default"/>
       </w:rPr>
     </w:lvl>
-    <w:lvl w:ilvl="5">
+    <w:lvl w:ilvl="5" w:tentative="0">
       <w:start w:val="1"/>
       <w:numFmt w:val="decimal"/>
-      <w:pStyle w:val="Heading6"/>
+      <w:pStyle w:val="7"/>
       <w:lvlText w:val="%1.%2.%3.%4.%5.%6."/>
       <w:lvlJc w:val="left"/>
       <w:pPr>
@@ -7353,10 +7569,10 @@
         <w:rFonts w:hint="default"/>
       </w:rPr>
     </w:lvl>
-    <w:lvl w:ilvl="6">
+    <w:lvl w:ilvl="6" w:tentative="0">
       <w:start w:val="1"/>
       <w:numFmt w:val="decimal"/>
-      <w:pStyle w:val="Heading7"/>
+      <w:pStyle w:val="8"/>
       <w:lvlText w:val="%1.%2.%3.%4.%5.%6.%7."/>
       <w:lvlJc w:val="left"/>
       <w:pPr>
@@ -7366,10 +7582,10 @@
         <w:rFonts w:hint="default"/>
       </w:rPr>
     </w:lvl>
-    <w:lvl w:ilvl="7">
+    <w:lvl w:ilvl="7" w:tentative="0">
       <w:start w:val="1"/>
       <w:numFmt w:val="decimal"/>
-      <w:pStyle w:val="Heading8"/>
+      <w:pStyle w:val="9"/>
       <w:lvlText w:val="%1.%2.%3.%4.%5.%6.%7.%8."/>
       <w:lvlJc w:val="left"/>
       <w:pPr>
@@ -7379,10 +7595,10 @@
         <w:rFonts w:hint="default"/>
       </w:rPr>
     </w:lvl>
-    <w:lvl w:ilvl="8">
+    <w:lvl w:ilvl="8" w:tentative="0">
       <w:start w:val="1"/>
       <w:numFmt w:val="decimal"/>
-      <w:pStyle w:val="Heading9"/>
+      <w:pStyle w:val="10"/>
       <w:lvlText w:val="%1.%2.%3.%4.%5.%6.%7.%8.%9."/>
       <w:lvlJc w:val="left"/>
       <w:pPr>
@@ -7397,7 +7613,7 @@
     <w:nsid w:val="AC859830"/>
     <w:multiLevelType w:val="singleLevel"/>
     <w:tmpl w:val="AC859830"/>
-    <w:lvl w:ilvl="0">
+    <w:lvl w:ilvl="0" w:tentative="0">
       <w:start w:val="1"/>
       <w:numFmt w:val="decimal"/>
       <w:lvlText w:val="%1."/>
@@ -7414,7 +7630,7 @@
     <w:nsid w:val="FD40121D"/>
     <w:multiLevelType w:val="singleLevel"/>
     <w:tmpl w:val="FD40121D"/>
-    <w:lvl w:ilvl="0">
+    <w:lvl w:ilvl="0" w:tentative="0">
       <w:start w:val="1"/>
       <w:numFmt w:val="decimal"/>
       <w:lvlText w:val="%1."/>
@@ -7431,7 +7647,7 @@
     <w:nsid w:val="5204438E"/>
     <w:multiLevelType w:val="singleLevel"/>
     <w:tmpl w:val="5204438E"/>
-    <w:lvl w:ilvl="0">
+    <w:lvl w:ilvl="0" w:tentative="0">
       <w:start w:val="1"/>
       <w:numFmt w:val="decimal"/>
       <w:lvlText w:val="%1."/>
@@ -7460,267 +7676,269 @@
 </file>
 
 <file path=word/styles.xml><?xml version="1.0" encoding="utf-8"?>
-<w:styles xmlns:mc="http://schemas.openxmlformats.org/markup-compatibility/2006" xmlns:r="http://schemas.openxmlformats.org/officeDocument/2006/relationships" xmlns:w="http://schemas.openxmlformats.org/wordprocessingml/2006/main" xmlns:w14="http://schemas.microsoft.com/office/word/2010/wordml" xmlns:w15="http://schemas.microsoft.com/office/word/2012/wordml" mc:Ignorable="w14 w15">
+<w:styles xmlns:mc="http://schemas.openxmlformats.org/markup-compatibility/2006" xmlns:o="urn:schemas-microsoft-com:office:office" xmlns:r="http://schemas.openxmlformats.org/officeDocument/2006/relationships" xmlns:m="http://schemas.openxmlformats.org/officeDocument/2006/math" xmlns:v="urn:schemas-microsoft-com:vml" xmlns:w="http://schemas.openxmlformats.org/wordprocessingml/2006/main" xmlns:w14="http://schemas.microsoft.com/office/word/2010/wordml" xmlns:w10="urn:schemas-microsoft-com:office:word" xmlns:sl="http://schemas.openxmlformats.org/schemaLibrary/2006/main" xmlns:wpsCustomData="http://www.wps.cn/officeDocument/2013/wpsCustomData" mc:Ignorable="w14">
   <w:docDefaults>
     <w:rPrDefault>
       <w:rPr>
-        <w:rFonts w:ascii="Times New Roman" w:eastAsia="宋体" w:hAnsi="Times New Roman" w:cs="Times New Roman"/>
+        <w:rFonts w:ascii="Times New Roman" w:hAnsi="Times New Roman" w:eastAsia="宋体" w:cs="Times New Roman"/>
       </w:rPr>
     </w:rPrDefault>
     <w:pPrDefault/>
   </w:docDefaults>
-  <w:latentStyles w:defLockedState="0" w:defUIPriority="99" w:defSemiHidden="1" w:defUnhideWhenUsed="1" w:defQFormat="0" w:count="260">
-    <w:lsdException w:name="Normal" w:semiHidden="0" w:uiPriority="0" w:unhideWhenUsed="0" w:qFormat="1"/>
-    <w:lsdException w:name="heading 1" w:semiHidden="0" w:uiPriority="0" w:unhideWhenUsed="0" w:qFormat="1"/>
-    <w:lsdException w:name="heading 2" w:semiHidden="0" w:uiPriority="0" w:qFormat="1"/>
-    <w:lsdException w:name="heading 3" w:uiPriority="0" w:qFormat="1"/>
-    <w:lsdException w:name="heading 4" w:semiHidden="0" w:uiPriority="0" w:qFormat="1"/>
-    <w:lsdException w:name="heading 5" w:uiPriority="0" w:qFormat="1"/>
-    <w:lsdException w:name="heading 6" w:uiPriority="0" w:qFormat="1"/>
-    <w:lsdException w:name="heading 7" w:uiPriority="0" w:qFormat="1"/>
-    <w:lsdException w:name="heading 8" w:uiPriority="0" w:qFormat="1"/>
-    <w:lsdException w:name="heading 9" w:uiPriority="0" w:qFormat="1"/>
-    <w:lsdException w:name="index 1" w:semiHidden="0" w:uiPriority="0" w:unhideWhenUsed="0"/>
-    <w:lsdException w:name="index 2" w:semiHidden="0" w:uiPriority="0" w:unhideWhenUsed="0"/>
-    <w:lsdException w:name="index 3" w:semiHidden="0" w:uiPriority="0" w:unhideWhenUsed="0"/>
-    <w:lsdException w:name="index 4" w:semiHidden="0" w:uiPriority="0" w:unhideWhenUsed="0"/>
-    <w:lsdException w:name="index 5" w:semiHidden="0" w:uiPriority="0" w:unhideWhenUsed="0"/>
-    <w:lsdException w:name="index 6" w:semiHidden="0" w:uiPriority="0" w:unhideWhenUsed="0"/>
-    <w:lsdException w:name="index 7" w:semiHidden="0" w:uiPriority="0" w:unhideWhenUsed="0"/>
-    <w:lsdException w:name="index 8" w:semiHidden="0" w:uiPriority="0" w:unhideWhenUsed="0"/>
-    <w:lsdException w:name="index 9" w:semiHidden="0" w:uiPriority="0" w:unhideWhenUsed="0"/>
-    <w:lsdException w:name="toc 1" w:semiHidden="0" w:uiPriority="0" w:unhideWhenUsed="0" w:qFormat="1"/>
-    <w:lsdException w:name="toc 2" w:semiHidden="0" w:uiPriority="0" w:unhideWhenUsed="0" w:qFormat="1"/>
-    <w:lsdException w:name="toc 3" w:semiHidden="0" w:uiPriority="0" w:unhideWhenUsed="0" w:qFormat="1"/>
-    <w:lsdException w:name="toc 4" w:semiHidden="0" w:uiPriority="0" w:unhideWhenUsed="0"/>
-    <w:lsdException w:name="toc 5" w:semiHidden="0" w:uiPriority="0" w:unhideWhenUsed="0"/>
-    <w:lsdException w:name="toc 6" w:semiHidden="0" w:uiPriority="0" w:unhideWhenUsed="0"/>
-    <w:lsdException w:name="toc 7" w:semiHidden="0" w:uiPriority="0" w:unhideWhenUsed="0"/>
-    <w:lsdException w:name="toc 8" w:semiHidden="0" w:uiPriority="0" w:unhideWhenUsed="0"/>
-    <w:lsdException w:name="toc 9" w:semiHidden="0" w:uiPriority="0" w:unhideWhenUsed="0"/>
-    <w:lsdException w:name="Normal Indent" w:semiHidden="0" w:uiPriority="0" w:unhideWhenUsed="0"/>
-    <w:lsdException w:name="footnote text" w:semiHidden="0" w:uiPriority="0" w:unhideWhenUsed="0"/>
-    <w:lsdException w:name="annotation text" w:semiHidden="0" w:uiPriority="0" w:unhideWhenUsed="0" w:qFormat="1"/>
-    <w:lsdException w:name="header" w:semiHidden="0" w:uiPriority="0" w:unhideWhenUsed="0" w:qFormat="1"/>
-    <w:lsdException w:name="footer" w:semiHidden="0" w:uiPriority="0" w:unhideWhenUsed="0" w:qFormat="1"/>
-    <w:lsdException w:name="index heading" w:semiHidden="0" w:uiPriority="0" w:unhideWhenUsed="0"/>
-    <w:lsdException w:name="caption" w:uiPriority="0" w:qFormat="1"/>
-    <w:lsdException w:name="table of figures" w:semiHidden="0" w:uiPriority="0" w:unhideWhenUsed="0" w:qFormat="1"/>
-    <w:lsdException w:name="envelope address" w:semiHidden="0" w:uiPriority="0" w:unhideWhenUsed="0"/>
-    <w:lsdException w:name="envelope return" w:semiHidden="0" w:uiPriority="0" w:unhideWhenUsed="0"/>
-    <w:lsdException w:name="footnote reference" w:semiHidden="0" w:uiPriority="0" w:unhideWhenUsed="0"/>
-    <w:lsdException w:name="annotation reference" w:semiHidden="0" w:uiPriority="0" w:unhideWhenUsed="0"/>
-    <w:lsdException w:name="line number" w:semiHidden="0" w:uiPriority="0" w:unhideWhenUsed="0"/>
-    <w:lsdException w:name="page number" w:semiHidden="0" w:uiPriority="0" w:unhideWhenUsed="0"/>
-    <w:lsdException w:name="endnote reference" w:semiHidden="0" w:uiPriority="0" w:unhideWhenUsed="0"/>
-    <w:lsdException w:name="endnote text" w:semiHidden="0" w:uiPriority="0" w:unhideWhenUsed="0"/>
-    <w:lsdException w:name="table of authorities" w:semiHidden="0" w:uiPriority="0" w:unhideWhenUsed="0"/>
-    <w:lsdException w:name="macro" w:semiHidden="0" w:uiPriority="0" w:unhideWhenUsed="0"/>
-    <w:lsdException w:name="toa heading" w:semiHidden="0" w:uiPriority="0" w:unhideWhenUsed="0"/>
-    <w:lsdException w:name="List" w:semiHidden="0" w:uiPriority="0" w:unhideWhenUsed="0"/>
-    <w:lsdException w:name="List Bullet" w:semiHidden="0" w:uiPriority="0" w:unhideWhenUsed="0"/>
-    <w:lsdException w:name="List Number" w:semiHidden="0" w:uiPriority="0" w:unhideWhenUsed="0"/>
-    <w:lsdException w:name="List 2" w:semiHidden="0" w:uiPriority="0" w:unhideWhenUsed="0"/>
-    <w:lsdException w:name="List 3" w:semiHidden="0" w:uiPriority="0" w:unhideWhenUsed="0"/>
-    <w:lsdException w:name="List 4" w:semiHidden="0" w:uiPriority="0" w:unhideWhenUsed="0"/>
-    <w:lsdException w:name="List 5" w:semiHidden="0" w:uiPriority="0" w:unhideWhenUsed="0"/>
-    <w:lsdException w:name="List Bullet 2" w:semiHidden="0" w:uiPriority="0" w:unhideWhenUsed="0"/>
-    <w:lsdException w:name="List Bullet 3" w:semiHidden="0" w:uiPriority="0" w:unhideWhenUsed="0"/>
-    <w:lsdException w:name="List Bullet 4" w:semiHidden="0" w:uiPriority="0" w:unhideWhenUsed="0"/>
-    <w:lsdException w:name="List Bullet 5" w:semiHidden="0" w:uiPriority="0" w:unhideWhenUsed="0"/>
-    <w:lsdException w:name="List Number 2" w:semiHidden="0" w:uiPriority="0" w:unhideWhenUsed="0"/>
-    <w:lsdException w:name="List Number 3" w:semiHidden="0" w:uiPriority="0" w:unhideWhenUsed="0"/>
-    <w:lsdException w:name="List Number 4" w:semiHidden="0" w:uiPriority="0" w:unhideWhenUsed="0"/>
-    <w:lsdException w:name="List Number 5" w:semiHidden="0" w:uiPriority="0" w:unhideWhenUsed="0"/>
-    <w:lsdException w:name="Title" w:semiHidden="0" w:uiPriority="0" w:unhideWhenUsed="0" w:qFormat="1"/>
-    <w:lsdException w:name="Closing" w:semiHidden="0" w:uiPriority="0" w:unhideWhenUsed="0"/>
-    <w:lsdException w:name="Signature" w:semiHidden="0" w:uiPriority="0" w:unhideWhenUsed="0"/>
-    <w:lsdException w:name="Default Paragraph Font" w:uiPriority="0" w:unhideWhenUsed="0" w:qFormat="1"/>
-    <w:lsdException w:name="Body Text" w:uiPriority="0" w:unhideWhenUsed="0" w:qFormat="1"/>
-    <w:lsdException w:name="Body Text Indent" w:semiHidden="0" w:uiPriority="0" w:unhideWhenUsed="0"/>
-    <w:lsdException w:name="List Continue" w:semiHidden="0" w:uiPriority="0" w:unhideWhenUsed="0"/>
-    <w:lsdException w:name="List Continue 2" w:semiHidden="0" w:uiPriority="0" w:unhideWhenUsed="0"/>
-    <w:lsdException w:name="List Continue 3" w:semiHidden="0" w:uiPriority="0" w:unhideWhenUsed="0"/>
-    <w:lsdException w:name="List Continue 4" w:semiHidden="0" w:uiPriority="0" w:unhideWhenUsed="0"/>
-    <w:lsdException w:name="List Continue 5" w:semiHidden="0" w:uiPriority="0" w:unhideWhenUsed="0"/>
-    <w:lsdException w:name="Message Header" w:semiHidden="0" w:uiPriority="0" w:unhideWhenUsed="0"/>
-    <w:lsdException w:name="Subtitle" w:semiHidden="0" w:uiPriority="0" w:unhideWhenUsed="0" w:qFormat="1"/>
-    <w:lsdException w:name="Salutation" w:semiHidden="0" w:uiPriority="0" w:unhideWhenUsed="0"/>
-    <w:lsdException w:name="Date" w:semiHidden="0" w:uiPriority="0" w:unhideWhenUsed="0"/>
-    <w:lsdException w:name="Body Text First Indent" w:semiHidden="0" w:uiPriority="0" w:unhideWhenUsed="0"/>
-    <w:lsdException w:name="Body Text First Indent 2" w:semiHidden="0" w:uiPriority="0" w:unhideWhenUsed="0"/>
-    <w:lsdException w:name="Body Text 2" w:semiHidden="0" w:uiPriority="0" w:unhideWhenUsed="0"/>
-    <w:lsdException w:name="Body Text 3" w:semiHidden="0" w:uiPriority="0" w:unhideWhenUsed="0"/>
-    <w:lsdException w:name="Body Text Indent 2" w:semiHidden="0" w:uiPriority="0" w:unhideWhenUsed="0"/>
-    <w:lsdException w:name="Body Text Indent 3" w:semiHidden="0" w:uiPriority="0" w:unhideWhenUsed="0"/>
-    <w:lsdException w:name="Block Text" w:semiHidden="0" w:uiPriority="0" w:unhideWhenUsed="0"/>
-    <w:lsdException w:name="Hyperlink" w:semiHidden="0" w:uiPriority="0" w:unhideWhenUsed="0"/>
-    <w:lsdException w:name="FollowedHyperlink" w:semiHidden="0" w:uiPriority="0" w:unhideWhenUsed="0"/>
-    <w:lsdException w:name="Strong" w:semiHidden="0" w:uiPriority="0" w:unhideWhenUsed="0" w:qFormat="1"/>
-    <w:lsdException w:name="Emphasis" w:semiHidden="0" w:uiPriority="0" w:unhideWhenUsed="0" w:qFormat="1"/>
-    <w:lsdException w:name="Document Map" w:semiHidden="0" w:uiPriority="0" w:unhideWhenUsed="0"/>
-    <w:lsdException w:name="Plain Text" w:semiHidden="0" w:uiPriority="0" w:unhideWhenUsed="0"/>
-    <w:lsdException w:name="E-mail Signature" w:semiHidden="0" w:uiPriority="0" w:unhideWhenUsed="0"/>
-    <w:lsdException w:name="Normal (Web)" w:semiHidden="0" w:uiPriority="0" w:unhideWhenUsed="0" w:qFormat="1"/>
-    <w:lsdException w:name="HTML Acronym" w:semiHidden="0" w:uiPriority="0" w:unhideWhenUsed="0"/>
-    <w:lsdException w:name="HTML Address" w:semiHidden="0" w:uiPriority="0" w:unhideWhenUsed="0"/>
-    <w:lsdException w:name="HTML Cite" w:semiHidden="0" w:uiPriority="0" w:unhideWhenUsed="0"/>
-    <w:lsdException w:name="HTML Code" w:semiHidden="0" w:uiPriority="0" w:unhideWhenUsed="0"/>
-    <w:lsdException w:name="HTML Definition" w:semiHidden="0" w:uiPriority="0" w:unhideWhenUsed="0"/>
-    <w:lsdException w:name="HTML Keyboard" w:semiHidden="0" w:uiPriority="0" w:unhideWhenUsed="0"/>
-    <w:lsdException w:name="HTML Preformatted" w:semiHidden="0" w:uiPriority="0" w:unhideWhenUsed="0" w:qFormat="1"/>
-    <w:lsdException w:name="HTML Sample" w:semiHidden="0" w:uiPriority="0" w:unhideWhenUsed="0"/>
-    <w:lsdException w:name="HTML Typewriter" w:semiHidden="0" w:uiPriority="0" w:unhideWhenUsed="0"/>
-    <w:lsdException w:name="HTML Variable" w:semiHidden="0" w:uiPriority="0" w:unhideWhenUsed="0"/>
-    <w:lsdException w:name="Normal Table" w:uiPriority="0" w:unhideWhenUsed="0" w:qFormat="1"/>
-    <w:lsdException w:name="annotation subject" w:semiHidden="0" w:uiPriority="0" w:unhideWhenUsed="0"/>
-    <w:lsdException w:name="Table Simple 1" w:semiHidden="0" w:uiPriority="0" w:unhideWhenUsed="0"/>
-    <w:lsdException w:name="Table Simple 2" w:semiHidden="0" w:uiPriority="0" w:unhideWhenUsed="0"/>
-    <w:lsdException w:name="Table Simple 3" w:semiHidden="0" w:uiPriority="0" w:unhideWhenUsed="0"/>
-    <w:lsdException w:name="Table Classic 1" w:semiHidden="0" w:uiPriority="0" w:unhideWhenUsed="0"/>
-    <w:lsdException w:name="Table Classic 2" w:semiHidden="0" w:uiPriority="0" w:unhideWhenUsed="0"/>
-    <w:lsdException w:name="Table Classic 3" w:semiHidden="0" w:uiPriority="0" w:unhideWhenUsed="0"/>
-    <w:lsdException w:name="Table Classic 4" w:semiHidden="0" w:uiPriority="0" w:unhideWhenUsed="0"/>
-    <w:lsdException w:name="Table Colorful 1" w:semiHidden="0" w:uiPriority="0" w:unhideWhenUsed="0"/>
-    <w:lsdException w:name="Table Colorful 2" w:semiHidden="0" w:uiPriority="0" w:unhideWhenUsed="0"/>
-    <w:lsdException w:name="Table Colorful 3" w:semiHidden="0" w:uiPriority="0" w:unhideWhenUsed="0"/>
-    <w:lsdException w:name="Table Columns 1" w:semiHidden="0" w:uiPriority="0" w:unhideWhenUsed="0"/>
-    <w:lsdException w:name="Table Columns 2" w:semiHidden="0" w:uiPriority="0" w:unhideWhenUsed="0"/>
-    <w:lsdException w:name="Table Columns 3" w:semiHidden="0" w:uiPriority="0" w:unhideWhenUsed="0"/>
-    <w:lsdException w:name="Table Columns 4" w:semiHidden="0" w:uiPriority="0" w:unhideWhenUsed="0"/>
-    <w:lsdException w:name="Table Columns 5" w:semiHidden="0" w:uiPriority="0" w:unhideWhenUsed="0"/>
-    <w:lsdException w:name="Table Grid 1" w:semiHidden="0" w:uiPriority="0" w:unhideWhenUsed="0"/>
-    <w:lsdException w:name="Table Grid 2" w:semiHidden="0" w:uiPriority="0" w:unhideWhenUsed="0"/>
-    <w:lsdException w:name="Table Grid 3" w:semiHidden="0" w:uiPriority="0" w:unhideWhenUsed="0"/>
-    <w:lsdException w:name="Table Grid 4" w:semiHidden="0" w:uiPriority="0" w:unhideWhenUsed="0"/>
-    <w:lsdException w:name="Table Grid 5" w:semiHidden="0" w:uiPriority="0" w:unhideWhenUsed="0"/>
-    <w:lsdException w:name="Table Grid 6" w:semiHidden="0" w:uiPriority="0" w:unhideWhenUsed="0"/>
-    <w:lsdException w:name="Table Grid 7" w:semiHidden="0" w:uiPriority="0" w:unhideWhenUsed="0"/>
-    <w:lsdException w:name="Table Grid 8" w:semiHidden="0" w:uiPriority="0" w:unhideWhenUsed="0"/>
-    <w:lsdException w:name="Table List 1" w:semiHidden="0" w:uiPriority="0" w:unhideWhenUsed="0"/>
-    <w:lsdException w:name="Table List 2" w:semiHidden="0" w:uiPriority="0" w:unhideWhenUsed="0"/>
-    <w:lsdException w:name="Table List 3" w:semiHidden="0" w:uiPriority="0" w:unhideWhenUsed="0"/>
-    <w:lsdException w:name="Table List 4" w:semiHidden="0" w:uiPriority="0" w:unhideWhenUsed="0"/>
-    <w:lsdException w:name="Table List 5" w:semiHidden="0" w:uiPriority="0" w:unhideWhenUsed="0"/>
-    <w:lsdException w:name="Table List 6" w:semiHidden="0" w:uiPriority="0" w:unhideWhenUsed="0"/>
-    <w:lsdException w:name="Table List 7" w:semiHidden="0" w:uiPriority="0" w:unhideWhenUsed="0"/>
-    <w:lsdException w:name="Table List 8" w:semiHidden="0" w:uiPriority="0" w:unhideWhenUsed="0"/>
-    <w:lsdException w:name="Table 3D effects 1" w:semiHidden="0" w:uiPriority="0" w:unhideWhenUsed="0"/>
-    <w:lsdException w:name="Table 3D effects 2" w:semiHidden="0" w:uiPriority="0" w:unhideWhenUsed="0"/>
-    <w:lsdException w:name="Table 3D effects 3" w:semiHidden="0" w:uiPriority="0" w:unhideWhenUsed="0"/>
-    <w:lsdException w:name="Table Contemporary" w:semiHidden="0" w:uiPriority="0" w:unhideWhenUsed="0"/>
-    <w:lsdException w:name="Table Elegant" w:semiHidden="0" w:uiPriority="0" w:unhideWhenUsed="0"/>
-    <w:lsdException w:name="Table Professional" w:semiHidden="0" w:uiPriority="0" w:unhideWhenUsed="0"/>
-    <w:lsdException w:name="Table Subtle 1" w:semiHidden="0" w:uiPriority="0" w:unhideWhenUsed="0"/>
-    <w:lsdException w:name="Table Subtle 2" w:semiHidden="0" w:uiPriority="0" w:unhideWhenUsed="0"/>
-    <w:lsdException w:name="Table Web 1" w:semiHidden="0" w:uiPriority="0" w:unhideWhenUsed="0"/>
-    <w:lsdException w:name="Table Web 2" w:semiHidden="0" w:uiPriority="0" w:unhideWhenUsed="0"/>
-    <w:lsdException w:name="Table Web 3" w:semiHidden="0" w:uiPriority="0" w:unhideWhenUsed="0"/>
-    <w:lsdException w:name="Balloon Text" w:semiHidden="0" w:uiPriority="0" w:unhideWhenUsed="0"/>
-    <w:lsdException w:name="Table Grid" w:semiHidden="0" w:uiPriority="0" w:unhideWhenUsed="0" w:qFormat="1"/>
-    <w:lsdException w:name="Table Theme" w:semiHidden="0" w:uiPriority="0" w:unhideWhenUsed="0"/>
-    <w:lsdException w:name="Light Shading" w:semiHidden="0" w:uiPriority="60" w:unhideWhenUsed="0"/>
-    <w:lsdException w:name="Light List" w:semiHidden="0" w:uiPriority="61" w:unhideWhenUsed="0"/>
-    <w:lsdException w:name="Light Grid" w:semiHidden="0" w:uiPriority="62" w:unhideWhenUsed="0"/>
-    <w:lsdException w:name="Medium Shading 1" w:semiHidden="0" w:uiPriority="63" w:unhideWhenUsed="0"/>
-    <w:lsdException w:name="Medium Shading 2" w:semiHidden="0" w:uiPriority="64" w:unhideWhenUsed="0"/>
-    <w:lsdException w:name="Medium List 1" w:semiHidden="0" w:uiPriority="65" w:unhideWhenUsed="0"/>
-    <w:lsdException w:name="Medium List 2" w:semiHidden="0" w:uiPriority="66" w:unhideWhenUsed="0"/>
-    <w:lsdException w:name="Medium Grid 1" w:semiHidden="0" w:uiPriority="67" w:unhideWhenUsed="0"/>
-    <w:lsdException w:name="Medium Grid 2" w:semiHidden="0" w:uiPriority="68" w:unhideWhenUsed="0"/>
-    <w:lsdException w:name="Medium Grid 3" w:semiHidden="0" w:uiPriority="69" w:unhideWhenUsed="0"/>
-    <w:lsdException w:name="Dark List" w:semiHidden="0" w:uiPriority="70" w:unhideWhenUsed="0"/>
-    <w:lsdException w:name="Colorful Shading" w:semiHidden="0" w:uiPriority="71" w:unhideWhenUsed="0"/>
-    <w:lsdException w:name="Colorful List" w:semiHidden="0" w:uiPriority="72" w:unhideWhenUsed="0"/>
-    <w:lsdException w:name="Colorful Grid" w:semiHidden="0" w:uiPriority="73" w:unhideWhenUsed="0"/>
-    <w:lsdException w:name="Light Shading Accent 1" w:semiHidden="0" w:uiPriority="60" w:unhideWhenUsed="0"/>
-    <w:lsdException w:name="Light List Accent 1" w:semiHidden="0" w:uiPriority="61" w:unhideWhenUsed="0"/>
-    <w:lsdException w:name="Light Grid Accent 1" w:semiHidden="0" w:uiPriority="62" w:unhideWhenUsed="0"/>
-    <w:lsdException w:name="Medium Shading 1 Accent 1" w:semiHidden="0" w:uiPriority="63" w:unhideWhenUsed="0"/>
-    <w:lsdException w:name="Medium Shading 2 Accent 1" w:semiHidden="0" w:uiPriority="64" w:unhideWhenUsed="0"/>
-    <w:lsdException w:name="Medium List 1 Accent 1" w:semiHidden="0" w:uiPriority="65" w:unhideWhenUsed="0"/>
-    <w:lsdException w:name="Medium List 2 Accent 1" w:semiHidden="0" w:uiPriority="66" w:unhideWhenUsed="0"/>
-    <w:lsdException w:name="Medium Grid 1 Accent 1" w:semiHidden="0" w:uiPriority="67" w:unhideWhenUsed="0"/>
-    <w:lsdException w:name="Medium Grid 2 Accent 1" w:semiHidden="0" w:uiPriority="68" w:unhideWhenUsed="0"/>
-    <w:lsdException w:name="Medium Grid 3 Accent 1" w:semiHidden="0" w:uiPriority="69" w:unhideWhenUsed="0"/>
-    <w:lsdException w:name="Dark List Accent 1" w:semiHidden="0" w:uiPriority="70" w:unhideWhenUsed="0"/>
-    <w:lsdException w:name="Colorful Shading Accent 1" w:semiHidden="0" w:uiPriority="71" w:unhideWhenUsed="0"/>
-    <w:lsdException w:name="Colorful List Accent 1" w:semiHidden="0" w:uiPriority="72" w:unhideWhenUsed="0"/>
-    <w:lsdException w:name="Colorful Grid Accent 1" w:semiHidden="0" w:uiPriority="73" w:unhideWhenUsed="0"/>
-    <w:lsdException w:name="Light Shading Accent 2" w:semiHidden="0" w:uiPriority="60" w:unhideWhenUsed="0"/>
-    <w:lsdException w:name="Light List Accent 2" w:semiHidden="0" w:uiPriority="61" w:unhideWhenUsed="0"/>
-    <w:lsdException w:name="Light Grid Accent 2" w:semiHidden="0" w:uiPriority="62" w:unhideWhenUsed="0"/>
-    <w:lsdException w:name="Medium Shading 1 Accent 2" w:semiHidden="0" w:uiPriority="63" w:unhideWhenUsed="0"/>
-    <w:lsdException w:name="Medium Shading 2 Accent 2" w:semiHidden="0" w:uiPriority="64" w:unhideWhenUsed="0"/>
-    <w:lsdException w:name="Medium List 1 Accent 2" w:semiHidden="0" w:uiPriority="65" w:unhideWhenUsed="0"/>
-    <w:lsdException w:name="Medium List 2 Accent 2" w:semiHidden="0" w:uiPriority="66" w:unhideWhenUsed="0"/>
-    <w:lsdException w:name="Medium Grid 1 Accent 2" w:semiHidden="0" w:uiPriority="67" w:unhideWhenUsed="0"/>
-    <w:lsdException w:name="Medium Grid 2 Accent 2" w:semiHidden="0" w:uiPriority="68" w:unhideWhenUsed="0"/>
-    <w:lsdException w:name="Medium Grid 3 Accent 2" w:semiHidden="0" w:uiPriority="69" w:unhideWhenUsed="0"/>
-    <w:lsdException w:name="Dark List Accent 2" w:semiHidden="0" w:uiPriority="70" w:unhideWhenUsed="0"/>
-    <w:lsdException w:name="Colorful Shading Accent 2" w:semiHidden="0" w:uiPriority="71" w:unhideWhenUsed="0"/>
-    <w:lsdException w:name="Colorful List Accent 2" w:semiHidden="0" w:uiPriority="72" w:unhideWhenUsed="0"/>
-    <w:lsdException w:name="Colorful Grid Accent 2" w:semiHidden="0" w:uiPriority="73" w:unhideWhenUsed="0"/>
-    <w:lsdException w:name="Light Shading Accent 3" w:semiHidden="0" w:uiPriority="60" w:unhideWhenUsed="0"/>
-    <w:lsdException w:name="Light List Accent 3" w:semiHidden="0" w:uiPriority="61" w:unhideWhenUsed="0"/>
-    <w:lsdException w:name="Light Grid Accent 3" w:semiHidden="0" w:uiPriority="62" w:unhideWhenUsed="0"/>
-    <w:lsdException w:name="Medium Shading 1 Accent 3" w:semiHidden="0" w:uiPriority="63" w:unhideWhenUsed="0"/>
-    <w:lsdException w:name="Medium Shading 2 Accent 3" w:semiHidden="0" w:uiPriority="64" w:unhideWhenUsed="0"/>
-    <w:lsdException w:name="Medium List 1 Accent 3" w:semiHidden="0" w:uiPriority="65" w:unhideWhenUsed="0"/>
-    <w:lsdException w:name="Medium List 2 Accent 3" w:semiHidden="0" w:uiPriority="66" w:unhideWhenUsed="0"/>
-    <w:lsdException w:name="Medium Grid 1 Accent 3" w:semiHidden="0" w:uiPriority="67" w:unhideWhenUsed="0"/>
-    <w:lsdException w:name="Medium Grid 2 Accent 3" w:semiHidden="0" w:uiPriority="68" w:unhideWhenUsed="0"/>
-    <w:lsdException w:name="Medium Grid 3 Accent 3" w:semiHidden="0" w:uiPriority="69" w:unhideWhenUsed="0"/>
-    <w:lsdException w:name="Dark List Accent 3" w:semiHidden="0" w:uiPriority="70" w:unhideWhenUsed="0"/>
-    <w:lsdException w:name="Colorful Shading Accent 3" w:semiHidden="0" w:uiPriority="71" w:unhideWhenUsed="0"/>
-    <w:lsdException w:name="Colorful List Accent 3" w:semiHidden="0" w:uiPriority="72" w:unhideWhenUsed="0"/>
-    <w:lsdException w:name="Colorful Grid Accent 3" w:semiHidden="0" w:uiPriority="73" w:unhideWhenUsed="0"/>
-    <w:lsdException w:name="Light Shading Accent 4" w:semiHidden="0" w:uiPriority="60" w:unhideWhenUsed="0"/>
-    <w:lsdException w:name="Light List Accent 4" w:semiHidden="0" w:uiPriority="61" w:unhideWhenUsed="0"/>
-    <w:lsdException w:name="Light Grid Accent 4" w:semiHidden="0" w:uiPriority="62" w:unhideWhenUsed="0"/>
-    <w:lsdException w:name="Medium Shading 1 Accent 4" w:semiHidden="0" w:uiPriority="63" w:unhideWhenUsed="0"/>
-    <w:lsdException w:name="Medium Shading 2 Accent 4" w:semiHidden="0" w:uiPriority="64" w:unhideWhenUsed="0"/>
-    <w:lsdException w:name="Medium List 1 Accent 4" w:semiHidden="0" w:uiPriority="65" w:unhideWhenUsed="0"/>
-    <w:lsdException w:name="Medium List 2 Accent 4" w:semiHidden="0" w:uiPriority="66" w:unhideWhenUsed="0"/>
-    <w:lsdException w:name="Medium Grid 1 Accent 4" w:semiHidden="0" w:uiPriority="67" w:unhideWhenUsed="0"/>
-    <w:lsdException w:name="Medium Grid 2 Accent 4" w:semiHidden="0" w:uiPriority="68" w:unhideWhenUsed="0"/>
-    <w:lsdException w:name="Medium Grid 3 Accent 4" w:semiHidden="0" w:uiPriority="69" w:unhideWhenUsed="0"/>
-    <w:lsdException w:name="Dark List Accent 4" w:semiHidden="0" w:uiPriority="70" w:unhideWhenUsed="0"/>
-    <w:lsdException w:name="Colorful Shading Accent 4" w:semiHidden="0" w:uiPriority="71" w:unhideWhenUsed="0"/>
-    <w:lsdException w:name="Colorful List Accent 4" w:semiHidden="0" w:uiPriority="72" w:unhideWhenUsed="0"/>
-    <w:lsdException w:name="Colorful Grid Accent 4" w:semiHidden="0" w:uiPriority="73" w:unhideWhenUsed="0"/>
-    <w:lsdException w:name="Light Shading Accent 5" w:semiHidden="0" w:uiPriority="60" w:unhideWhenUsed="0"/>
-    <w:lsdException w:name="Light List Accent 5" w:semiHidden="0" w:uiPriority="61" w:unhideWhenUsed="0"/>
-    <w:lsdException w:name="Light Grid Accent 5" w:semiHidden="0" w:uiPriority="62" w:unhideWhenUsed="0"/>
-    <w:lsdException w:name="Medium Shading 1 Accent 5" w:semiHidden="0" w:uiPriority="63" w:unhideWhenUsed="0"/>
-    <w:lsdException w:name="Medium Shading 2 Accent 5" w:semiHidden="0" w:uiPriority="64" w:unhideWhenUsed="0"/>
-    <w:lsdException w:name="Medium List 1 Accent 5" w:semiHidden="0" w:uiPriority="65" w:unhideWhenUsed="0"/>
-    <w:lsdException w:name="Medium List 2 Accent 5" w:semiHidden="0" w:uiPriority="66" w:unhideWhenUsed="0"/>
-    <w:lsdException w:name="Medium Grid 1 Accent 5" w:semiHidden="0" w:uiPriority="67" w:unhideWhenUsed="0"/>
-    <w:lsdException w:name="Medium Grid 2 Accent 5" w:semiHidden="0" w:uiPriority="68" w:unhideWhenUsed="0"/>
-    <w:lsdException w:name="Medium Grid 3 Accent 5" w:semiHidden="0" w:uiPriority="69" w:unhideWhenUsed="0"/>
-    <w:lsdException w:name="Dark List Accent 5" w:semiHidden="0" w:uiPriority="70" w:unhideWhenUsed="0"/>
-    <w:lsdException w:name="Colorful Shading Accent 5" w:semiHidden="0" w:uiPriority="71" w:unhideWhenUsed="0"/>
-    <w:lsdException w:name="Colorful List Accent 5" w:semiHidden="0" w:uiPriority="72" w:unhideWhenUsed="0"/>
-    <w:lsdException w:name="Colorful Grid Accent 5" w:semiHidden="0" w:uiPriority="73" w:unhideWhenUsed="0"/>
-    <w:lsdException w:name="Light Shading Accent 6" w:semiHidden="0" w:uiPriority="60" w:unhideWhenUsed="0"/>
-    <w:lsdException w:name="Light List Accent 6" w:semiHidden="0" w:uiPriority="61" w:unhideWhenUsed="0"/>
-    <w:lsdException w:name="Light Grid Accent 6" w:semiHidden="0" w:uiPriority="62" w:unhideWhenUsed="0"/>
-    <w:lsdException w:name="Medium Shading 1 Accent 6" w:semiHidden="0" w:uiPriority="63" w:unhideWhenUsed="0"/>
-    <w:lsdException w:name="Medium Shading 2 Accent 6" w:semiHidden="0" w:uiPriority="64" w:unhideWhenUsed="0"/>
-    <w:lsdException w:name="Medium List 1 Accent 6" w:semiHidden="0" w:uiPriority="65" w:unhideWhenUsed="0"/>
-    <w:lsdException w:name="Medium List 2 Accent 6" w:semiHidden="0" w:uiPriority="66" w:unhideWhenUsed="0"/>
-    <w:lsdException w:name="Medium Grid 1 Accent 6" w:semiHidden="0" w:uiPriority="67" w:unhideWhenUsed="0"/>
-    <w:lsdException w:name="Medium Grid 2 Accent 6" w:semiHidden="0" w:uiPriority="68" w:unhideWhenUsed="0"/>
-    <w:lsdException w:name="Medium Grid 3 Accent 6" w:semiHidden="0" w:uiPriority="69" w:unhideWhenUsed="0"/>
-    <w:lsdException w:name="Dark List Accent 6" w:semiHidden="0" w:uiPriority="70" w:unhideWhenUsed="0"/>
-    <w:lsdException w:name="Colorful Shading Accent 6" w:semiHidden="0" w:uiPriority="71" w:unhideWhenUsed="0"/>
-    <w:lsdException w:name="Colorful List Accent 6" w:semiHidden="0" w:uiPriority="72" w:unhideWhenUsed="0"/>
-    <w:lsdException w:name="Colorful Grid Accent 6" w:semiHidden="0" w:uiPriority="73" w:unhideWhenUsed="0"/>
+  <w:latentStyles w:count="260" w:defQFormat="0" w:defUnhideWhenUsed="1" w:defSemiHidden="1" w:defUIPriority="99" w:defLockedState="0">
+    <w:lsdException w:qFormat="1" w:unhideWhenUsed="0" w:uiPriority="0" w:semiHidden="0" w:name="Normal"/>
+    <w:lsdException w:qFormat="1" w:unhideWhenUsed="0" w:uiPriority="0" w:semiHidden="0" w:name="heading 1"/>
+    <w:lsdException w:qFormat="1" w:uiPriority="0" w:semiHidden="0" w:name="heading 2"/>
+    <w:lsdException w:qFormat="1" w:uiPriority="0" w:name="heading 3"/>
+    <w:lsdException w:qFormat="1" w:uiPriority="0" w:semiHidden="0" w:name="heading 4"/>
+    <w:lsdException w:qFormat="1" w:uiPriority="0" w:name="heading 5"/>
+    <w:lsdException w:qFormat="1" w:uiPriority="0" w:name="heading 6"/>
+    <w:lsdException w:qFormat="1" w:uiPriority="0" w:name="heading 7"/>
+    <w:lsdException w:qFormat="1" w:uiPriority="0" w:name="heading 8"/>
+    <w:lsdException w:qFormat="1" w:uiPriority="0" w:name="heading 9"/>
+    <w:lsdException w:unhideWhenUsed="0" w:uiPriority="0" w:semiHidden="0" w:name="index 1"/>
+    <w:lsdException w:unhideWhenUsed="0" w:uiPriority="0" w:semiHidden="0" w:name="index 2"/>
+    <w:lsdException w:unhideWhenUsed="0" w:uiPriority="0" w:semiHidden="0" w:name="index 3"/>
+    <w:lsdException w:unhideWhenUsed="0" w:uiPriority="0" w:semiHidden="0" w:name="index 4"/>
+    <w:lsdException w:unhideWhenUsed="0" w:uiPriority="0" w:semiHidden="0" w:name="index 5"/>
+    <w:lsdException w:unhideWhenUsed="0" w:uiPriority="0" w:semiHidden="0" w:name="index 6"/>
+    <w:lsdException w:unhideWhenUsed="0" w:uiPriority="0" w:semiHidden="0" w:name="index 7"/>
+    <w:lsdException w:unhideWhenUsed="0" w:uiPriority="0" w:semiHidden="0" w:name="index 8"/>
+    <w:lsdException w:unhideWhenUsed="0" w:uiPriority="0" w:semiHidden="0" w:name="index 9"/>
+    <w:lsdException w:qFormat="1" w:unhideWhenUsed="0" w:uiPriority="0" w:semiHidden="0" w:name="toc 1"/>
+    <w:lsdException w:qFormat="1" w:unhideWhenUsed="0" w:uiPriority="0" w:semiHidden="0" w:name="toc 2"/>
+    <w:lsdException w:qFormat="1" w:unhideWhenUsed="0" w:uiPriority="0" w:semiHidden="0" w:name="toc 3"/>
+    <w:lsdException w:unhideWhenUsed="0" w:uiPriority="0" w:semiHidden="0" w:name="toc 4"/>
+    <w:lsdException w:unhideWhenUsed="0" w:uiPriority="0" w:semiHidden="0" w:name="toc 5"/>
+    <w:lsdException w:unhideWhenUsed="0" w:uiPriority="0" w:semiHidden="0" w:name="toc 6"/>
+    <w:lsdException w:unhideWhenUsed="0" w:uiPriority="0" w:semiHidden="0" w:name="toc 7"/>
+    <w:lsdException w:unhideWhenUsed="0" w:uiPriority="0" w:semiHidden="0" w:name="toc 8"/>
+    <w:lsdException w:unhideWhenUsed="0" w:uiPriority="0" w:semiHidden="0" w:name="toc 9"/>
+    <w:lsdException w:unhideWhenUsed="0" w:uiPriority="0" w:semiHidden="0" w:name="Normal Indent"/>
+    <w:lsdException w:unhideWhenUsed="0" w:uiPriority="0" w:semiHidden="0" w:name="footnote text"/>
+    <w:lsdException w:qFormat="1" w:unhideWhenUsed="0" w:uiPriority="0" w:semiHidden="0" w:name="annotation text"/>
+    <w:lsdException w:qFormat="1" w:unhideWhenUsed="0" w:uiPriority="0" w:semiHidden="0" w:name="header"/>
+    <w:lsdException w:qFormat="1" w:unhideWhenUsed="0" w:uiPriority="0" w:semiHidden="0" w:name="footer"/>
+    <w:lsdException w:unhideWhenUsed="0" w:uiPriority="0" w:semiHidden="0" w:name="index heading"/>
+    <w:lsdException w:qFormat="1" w:uiPriority="0" w:name="caption"/>
+    <w:lsdException w:qFormat="1" w:unhideWhenUsed="0" w:uiPriority="0" w:semiHidden="0" w:name="table of figures"/>
+    <w:lsdException w:unhideWhenUsed="0" w:uiPriority="0" w:semiHidden="0" w:name="envelope address"/>
+    <w:lsdException w:unhideWhenUsed="0" w:uiPriority="0" w:semiHidden="0" w:name="envelope return"/>
+    <w:lsdException w:unhideWhenUsed="0" w:uiPriority="0" w:semiHidden="0" w:name="footnote reference"/>
+    <w:lsdException w:unhideWhenUsed="0" w:uiPriority="0" w:semiHidden="0" w:name="annotation reference"/>
+    <w:lsdException w:unhideWhenUsed="0" w:uiPriority="0" w:semiHidden="0" w:name="line number"/>
+    <w:lsdException w:unhideWhenUsed="0" w:uiPriority="0" w:semiHidden="0" w:name="page number"/>
+    <w:lsdException w:unhideWhenUsed="0" w:uiPriority="0" w:semiHidden="0" w:name="endnote reference"/>
+    <w:lsdException w:unhideWhenUsed="0" w:uiPriority="0" w:semiHidden="0" w:name="endnote text"/>
+    <w:lsdException w:unhideWhenUsed="0" w:uiPriority="0" w:semiHidden="0" w:name="table of authorities"/>
+    <w:lsdException w:unhideWhenUsed="0" w:uiPriority="0" w:semiHidden="0" w:name="macro"/>
+    <w:lsdException w:unhideWhenUsed="0" w:uiPriority="0" w:semiHidden="0" w:name="toa heading"/>
+    <w:lsdException w:unhideWhenUsed="0" w:uiPriority="0" w:semiHidden="0" w:name="List"/>
+    <w:lsdException w:unhideWhenUsed="0" w:uiPriority="0" w:semiHidden="0" w:name="List Bullet"/>
+    <w:lsdException w:unhideWhenUsed="0" w:uiPriority="0" w:semiHidden="0" w:name="List Number"/>
+    <w:lsdException w:unhideWhenUsed="0" w:uiPriority="0" w:semiHidden="0" w:name="List 2"/>
+    <w:lsdException w:unhideWhenUsed="0" w:uiPriority="0" w:semiHidden="0" w:name="List 3"/>
+    <w:lsdException w:unhideWhenUsed="0" w:uiPriority="0" w:semiHidden="0" w:name="List 4"/>
+    <w:lsdException w:unhideWhenUsed="0" w:uiPriority="0" w:semiHidden="0" w:name="List 5"/>
+    <w:lsdException w:unhideWhenUsed="0" w:uiPriority="0" w:semiHidden="0" w:name="List Bullet 2"/>
+    <w:lsdException w:unhideWhenUsed="0" w:uiPriority="0" w:semiHidden="0" w:name="List Bullet 3"/>
+    <w:lsdException w:unhideWhenUsed="0" w:uiPriority="0" w:semiHidden="0" w:name="List Bullet 4"/>
+    <w:lsdException w:unhideWhenUsed="0" w:uiPriority="0" w:semiHidden="0" w:name="List Bullet 5"/>
+    <w:lsdException w:unhideWhenUsed="0" w:uiPriority="0" w:semiHidden="0" w:name="List Number 2"/>
+    <w:lsdException w:unhideWhenUsed="0" w:uiPriority="0" w:semiHidden="0" w:name="List Number 3"/>
+    <w:lsdException w:unhideWhenUsed="0" w:uiPriority="0" w:semiHidden="0" w:name="List Number 4"/>
+    <w:lsdException w:unhideWhenUsed="0" w:uiPriority="0" w:semiHidden="0" w:name="List Number 5"/>
+    <w:lsdException w:qFormat="1" w:unhideWhenUsed="0" w:uiPriority="0" w:semiHidden="0" w:name="Title"/>
+    <w:lsdException w:unhideWhenUsed="0" w:uiPriority="0" w:semiHidden="0" w:name="Closing"/>
+    <w:lsdException w:unhideWhenUsed="0" w:uiPriority="0" w:semiHidden="0" w:name="Signature"/>
+    <w:lsdException w:qFormat="1" w:unhideWhenUsed="0" w:uiPriority="0" w:name="Default Paragraph Font"/>
+    <w:lsdException w:qFormat="1" w:unhideWhenUsed="0" w:uiPriority="0" w:name="Body Text"/>
+    <w:lsdException w:unhideWhenUsed="0" w:uiPriority="0" w:semiHidden="0" w:name="Body Text Indent"/>
+    <w:lsdException w:unhideWhenUsed="0" w:uiPriority="0" w:semiHidden="0" w:name="List Continue"/>
+    <w:lsdException w:unhideWhenUsed="0" w:uiPriority="0" w:semiHidden="0" w:name="List Continue 2"/>
+    <w:lsdException w:unhideWhenUsed="0" w:uiPriority="0" w:semiHidden="0" w:name="List Continue 3"/>
+    <w:lsdException w:unhideWhenUsed="0" w:uiPriority="0" w:semiHidden="0" w:name="List Continue 4"/>
+    <w:lsdException w:unhideWhenUsed="0" w:uiPriority="0" w:semiHidden="0" w:name="List Continue 5"/>
+    <w:lsdException w:unhideWhenUsed="0" w:uiPriority="0" w:semiHidden="0" w:name="Message Header"/>
+    <w:lsdException w:qFormat="1" w:unhideWhenUsed="0" w:uiPriority="0" w:semiHidden="0" w:name="Subtitle"/>
+    <w:lsdException w:unhideWhenUsed="0" w:uiPriority="0" w:semiHidden="0" w:name="Salutation"/>
+    <w:lsdException w:unhideWhenUsed="0" w:uiPriority="0" w:semiHidden="0" w:name="Date"/>
+    <w:lsdException w:unhideWhenUsed="0" w:uiPriority="0" w:semiHidden="0" w:name="Body Text First Indent"/>
+    <w:lsdException w:unhideWhenUsed="0" w:uiPriority="0" w:semiHidden="0" w:name="Body Text First Indent 2"/>
+    <w:lsdException w:uiPriority="99" w:name="Note Heading"/>
+    <w:lsdException w:unhideWhenUsed="0" w:uiPriority="0" w:semiHidden="0" w:name="Body Text 2"/>
+    <w:lsdException w:unhideWhenUsed="0" w:uiPriority="0" w:semiHidden="0" w:name="Body Text 3"/>
+    <w:lsdException w:unhideWhenUsed="0" w:uiPriority="0" w:semiHidden="0" w:name="Body Text Indent 2"/>
+    <w:lsdException w:unhideWhenUsed="0" w:uiPriority="0" w:semiHidden="0" w:name="Body Text Indent 3"/>
+    <w:lsdException w:unhideWhenUsed="0" w:uiPriority="0" w:semiHidden="0" w:name="Block Text"/>
+    <w:lsdException w:unhideWhenUsed="0" w:uiPriority="0" w:semiHidden="0" w:name="Hyperlink"/>
+    <w:lsdException w:unhideWhenUsed="0" w:uiPriority="0" w:semiHidden="0" w:name="FollowedHyperlink"/>
+    <w:lsdException w:qFormat="1" w:unhideWhenUsed="0" w:uiPriority="0" w:semiHidden="0" w:name="Strong"/>
+    <w:lsdException w:qFormat="1" w:unhideWhenUsed="0" w:uiPriority="0" w:semiHidden="0" w:name="Emphasis"/>
+    <w:lsdException w:unhideWhenUsed="0" w:uiPriority="0" w:semiHidden="0" w:name="Document Map"/>
+    <w:lsdException w:unhideWhenUsed="0" w:uiPriority="0" w:semiHidden="0" w:name="Plain Text"/>
+    <w:lsdException w:unhideWhenUsed="0" w:uiPriority="0" w:semiHidden="0" w:name="E-mail Signature"/>
+    <w:lsdException w:qFormat="1" w:unhideWhenUsed="0" w:uiPriority="0" w:semiHidden="0" w:name="Normal (Web)"/>
+    <w:lsdException w:unhideWhenUsed="0" w:uiPriority="0" w:semiHidden="0" w:name="HTML Acronym"/>
+    <w:lsdException w:unhideWhenUsed="0" w:uiPriority="0" w:semiHidden="0" w:name="HTML Address"/>
+    <w:lsdException w:unhideWhenUsed="0" w:uiPriority="0" w:semiHidden="0" w:name="HTML Cite"/>
+    <w:lsdException w:unhideWhenUsed="0" w:uiPriority="0" w:semiHidden="0" w:name="HTML Code"/>
+    <w:lsdException w:unhideWhenUsed="0" w:uiPriority="0" w:semiHidden="0" w:name="HTML Definition"/>
+    <w:lsdException w:unhideWhenUsed="0" w:uiPriority="0" w:semiHidden="0" w:name="HTML Keyboard"/>
+    <w:lsdException w:qFormat="1" w:unhideWhenUsed="0" w:uiPriority="0" w:semiHidden="0" w:name="HTML Preformatted"/>
+    <w:lsdException w:unhideWhenUsed="0" w:uiPriority="0" w:semiHidden="0" w:name="HTML Sample"/>
+    <w:lsdException w:unhideWhenUsed="0" w:uiPriority="0" w:semiHidden="0" w:name="HTML Typewriter"/>
+    <w:lsdException w:unhideWhenUsed="0" w:uiPriority="0" w:semiHidden="0" w:name="HTML Variable"/>
+    <w:lsdException w:qFormat="1" w:unhideWhenUsed="0" w:uiPriority="0" w:name="Normal Table"/>
+    <w:lsdException w:unhideWhenUsed="0" w:uiPriority="0" w:semiHidden="0" w:name="annotation subject"/>
+    <w:lsdException w:unhideWhenUsed="0" w:uiPriority="0" w:semiHidden="0" w:name="Table Simple 1"/>
+    <w:lsdException w:unhideWhenUsed="0" w:uiPriority="0" w:semiHidden="0" w:name="Table Simple 2"/>
+    <w:lsdException w:unhideWhenUsed="0" w:uiPriority="0" w:semiHidden="0" w:name="Table Simple 3"/>
+    <w:lsdException w:unhideWhenUsed="0" w:uiPriority="0" w:semiHidden="0" w:name="Table Classic 1"/>
+    <w:lsdException w:unhideWhenUsed="0" w:uiPriority="0" w:semiHidden="0" w:name="Table Classic 2"/>
+    <w:lsdException w:unhideWhenUsed="0" w:uiPriority="0" w:semiHidden="0" w:name="Table Classic 3"/>
+    <w:lsdException w:unhideWhenUsed="0" w:uiPriority="0" w:semiHidden="0" w:name="Table Classic 4"/>
+    <w:lsdException w:unhideWhenUsed="0" w:uiPriority="0" w:semiHidden="0" w:name="Table Colorful 1"/>
+    <w:lsdException w:unhideWhenUsed="0" w:uiPriority="0" w:semiHidden="0" w:name="Table Colorful 2"/>
+    <w:lsdException w:unhideWhenUsed="0" w:uiPriority="0" w:semiHidden="0" w:name="Table Colorful 3"/>
+    <w:lsdException w:unhideWhenUsed="0" w:uiPriority="0" w:semiHidden="0" w:name="Table Columns 1"/>
+    <w:lsdException w:unhideWhenUsed="0" w:uiPriority="0" w:semiHidden="0" w:name="Table Columns 2"/>
+    <w:lsdException w:unhideWhenUsed="0" w:uiPriority="0" w:semiHidden="0" w:name="Table Columns 3"/>
+    <w:lsdException w:unhideWhenUsed="0" w:uiPriority="0" w:semiHidden="0" w:name="Table Columns 4"/>
+    <w:lsdException w:unhideWhenUsed="0" w:uiPriority="0" w:semiHidden="0" w:name="Table Columns 5"/>
+    <w:lsdException w:unhideWhenUsed="0" w:uiPriority="0" w:semiHidden="0" w:name="Table Grid 1"/>
+    <w:lsdException w:unhideWhenUsed="0" w:uiPriority="0" w:semiHidden="0" w:name="Table Grid 2"/>
+    <w:lsdException w:unhideWhenUsed="0" w:uiPriority="0" w:semiHidden="0" w:name="Table Grid 3"/>
+    <w:lsdException w:unhideWhenUsed="0" w:uiPriority="0" w:semiHidden="0" w:name="Table Grid 4"/>
+    <w:lsdException w:unhideWhenUsed="0" w:uiPriority="0" w:semiHidden="0" w:name="Table Grid 5"/>
+    <w:lsdException w:unhideWhenUsed="0" w:uiPriority="0" w:semiHidden="0" w:name="Table Grid 6"/>
+    <w:lsdException w:unhideWhenUsed="0" w:uiPriority="0" w:semiHidden="0" w:name="Table Grid 7"/>
+    <w:lsdException w:unhideWhenUsed="0" w:uiPriority="0" w:semiHidden="0" w:name="Table Grid 8"/>
+    <w:lsdException w:unhideWhenUsed="0" w:uiPriority="0" w:semiHidden="0" w:name="Table List 1"/>
+    <w:lsdException w:unhideWhenUsed="0" w:uiPriority="0" w:semiHidden="0" w:name="Table List 2"/>
+    <w:lsdException w:unhideWhenUsed="0" w:uiPriority="0" w:semiHidden="0" w:name="Table List 3"/>
+    <w:lsdException w:unhideWhenUsed="0" w:uiPriority="0" w:semiHidden="0" w:name="Table List 4"/>
+    <w:lsdException w:unhideWhenUsed="0" w:uiPriority="0" w:semiHidden="0" w:name="Table List 5"/>
+    <w:lsdException w:unhideWhenUsed="0" w:uiPriority="0" w:semiHidden="0" w:name="Table List 6"/>
+    <w:lsdException w:unhideWhenUsed="0" w:uiPriority="0" w:semiHidden="0" w:name="Table List 7"/>
+    <w:lsdException w:unhideWhenUsed="0" w:uiPriority="0" w:semiHidden="0" w:name="Table List 8"/>
+    <w:lsdException w:unhideWhenUsed="0" w:uiPriority="0" w:semiHidden="0" w:name="Table 3D effects 1"/>
+    <w:lsdException w:unhideWhenUsed="0" w:uiPriority="0" w:semiHidden="0" w:name="Table 3D effects 2"/>
+    <w:lsdException w:unhideWhenUsed="0" w:uiPriority="0" w:semiHidden="0" w:name="Table 3D effects 3"/>
+    <w:lsdException w:unhideWhenUsed="0" w:uiPriority="0" w:semiHidden="0" w:name="Table Contemporary"/>
+    <w:lsdException w:unhideWhenUsed="0" w:uiPriority="0" w:semiHidden="0" w:name="Table Elegant"/>
+    <w:lsdException w:unhideWhenUsed="0" w:uiPriority="0" w:semiHidden="0" w:name="Table Professional"/>
+    <w:lsdException w:unhideWhenUsed="0" w:uiPriority="0" w:semiHidden="0" w:name="Table Subtle 1"/>
+    <w:lsdException w:unhideWhenUsed="0" w:uiPriority="0" w:semiHidden="0" w:name="Table Subtle 2"/>
+    <w:lsdException w:unhideWhenUsed="0" w:uiPriority="0" w:semiHidden="0" w:name="Table Web 1"/>
+    <w:lsdException w:unhideWhenUsed="0" w:uiPriority="0" w:semiHidden="0" w:name="Table Web 2"/>
+    <w:lsdException w:unhideWhenUsed="0" w:uiPriority="0" w:semiHidden="0" w:name="Table Web 3"/>
+    <w:lsdException w:unhideWhenUsed="0" w:uiPriority="0" w:semiHidden="0" w:name="Balloon Text"/>
+    <w:lsdException w:qFormat="1" w:unhideWhenUsed="0" w:uiPriority="0" w:semiHidden="0" w:name="Table Grid"/>
+    <w:lsdException w:unhideWhenUsed="0" w:uiPriority="0" w:semiHidden="0" w:name="Table Theme"/>
+    <w:lsdException w:unhideWhenUsed="0" w:uiPriority="60" w:semiHidden="0" w:name="Light Shading"/>
+    <w:lsdException w:unhideWhenUsed="0" w:uiPriority="61" w:semiHidden="0" w:name="Light List"/>
+    <w:lsdException w:unhideWhenUsed="0" w:uiPriority="62" w:semiHidden="0" w:name="Light Grid"/>
+    <w:lsdException w:unhideWhenUsed="0" w:uiPriority="63" w:semiHidden="0" w:name="Medium Shading 1"/>
+    <w:lsdException w:unhideWhenUsed="0" w:uiPriority="64" w:semiHidden="0" w:name="Medium Shading 2"/>
+    <w:lsdException w:unhideWhenUsed="0" w:uiPriority="65" w:semiHidden="0" w:name="Medium List 1"/>
+    <w:lsdException w:unhideWhenUsed="0" w:uiPriority="66" w:semiHidden="0" w:name="Medium List 2"/>
+    <w:lsdException w:unhideWhenUsed="0" w:uiPriority="67" w:semiHidden="0" w:name="Medium Grid 1"/>
+    <w:lsdException w:unhideWhenUsed="0" w:uiPriority="68" w:semiHidden="0" w:name="Medium Grid 2"/>
+    <w:lsdException w:unhideWhenUsed="0" w:uiPriority="69" w:semiHidden="0" w:name="Medium Grid 3"/>
+    <w:lsdException w:unhideWhenUsed="0" w:uiPriority="70" w:semiHidden="0" w:name="Dark List"/>
+    <w:lsdException w:unhideWhenUsed="0" w:uiPriority="71" w:semiHidden="0" w:name="Colorful Shading"/>
+    <w:lsdException w:unhideWhenUsed="0" w:uiPriority="72" w:semiHidden="0" w:name="Colorful List"/>
+    <w:lsdException w:unhideWhenUsed="0" w:uiPriority="73" w:semiHidden="0" w:name="Colorful Grid"/>
+    <w:lsdException w:unhideWhenUsed="0" w:uiPriority="60" w:semiHidden="0" w:name="Light Shading Accent 1"/>
+    <w:lsdException w:unhideWhenUsed="0" w:uiPriority="61" w:semiHidden="0" w:name="Light List Accent 1"/>
+    <w:lsdException w:unhideWhenUsed="0" w:uiPriority="62" w:semiHidden="0" w:name="Light Grid Accent 1"/>
+    <w:lsdException w:unhideWhenUsed="0" w:uiPriority="63" w:semiHidden="0" w:name="Medium Shading 1 Accent 1"/>
+    <w:lsdException w:unhideWhenUsed="0" w:uiPriority="64" w:semiHidden="0" w:name="Medium Shading 2 Accent 1"/>
+    <w:lsdException w:unhideWhenUsed="0" w:uiPriority="65" w:semiHidden="0" w:name="Medium List 1 Accent 1"/>
+    <w:lsdException w:unhideWhenUsed="0" w:uiPriority="66" w:semiHidden="0" w:name="Medium List 2 Accent 1"/>
+    <w:lsdException w:unhideWhenUsed="0" w:uiPriority="67" w:semiHidden="0" w:name="Medium Grid 1 Accent 1"/>
+    <w:lsdException w:unhideWhenUsed="0" w:uiPriority="68" w:semiHidden="0" w:name="Medium Grid 2 Accent 1"/>
+    <w:lsdException w:unhideWhenUsed="0" w:uiPriority="69" w:semiHidden="0" w:name="Medium Grid 3 Accent 1"/>
+    <w:lsdException w:unhideWhenUsed="0" w:uiPriority="70" w:semiHidden="0" w:name="Dark List Accent 1"/>
+    <w:lsdException w:unhideWhenUsed="0" w:uiPriority="71" w:semiHidden="0" w:name="Colorful Shading Accent 1"/>
+    <w:lsdException w:unhideWhenUsed="0" w:uiPriority="72" w:semiHidden="0" w:name="Colorful List Accent 1"/>
+    <w:lsdException w:unhideWhenUsed="0" w:uiPriority="73" w:semiHidden="0" w:name="Colorful Grid Accent 1"/>
+    <w:lsdException w:unhideWhenUsed="0" w:uiPriority="60" w:semiHidden="0" w:name="Light Shading Accent 2"/>
+    <w:lsdException w:unhideWhenUsed="0" w:uiPriority="61" w:semiHidden="0" w:name="Light List Accent 2"/>
+    <w:lsdException w:unhideWhenUsed="0" w:uiPriority="62" w:semiHidden="0" w:name="Light Grid Accent 2"/>
+    <w:lsdException w:unhideWhenUsed="0" w:uiPriority="63" w:semiHidden="0" w:name="Medium Shading 1 Accent 2"/>
+    <w:lsdException w:unhideWhenUsed="0" w:uiPriority="64" w:semiHidden="0" w:name="Medium Shading 2 Accent 2"/>
+    <w:lsdException w:unhideWhenUsed="0" w:uiPriority="65" w:semiHidden="0" w:name="Medium List 1 Accent 2"/>
+    <w:lsdException w:unhideWhenUsed="0" w:uiPriority="66" w:semiHidden="0" w:name="Medium List 2 Accent 2"/>
+    <w:lsdException w:unhideWhenUsed="0" w:uiPriority="67" w:semiHidden="0" w:name="Medium Grid 1 Accent 2"/>
+    <w:lsdException w:unhideWhenUsed="0" w:uiPriority="68" w:semiHidden="0" w:name="Medium Grid 2 Accent 2"/>
+    <w:lsdException w:unhideWhenUsed="0" w:uiPriority="69" w:semiHidden="0" w:name="Medium Grid 3 Accent 2"/>
+    <w:lsdException w:unhideWhenUsed="0" w:uiPriority="70" w:semiHidden="0" w:name="Dark List Accent 2"/>
+    <w:lsdException w:unhideWhenUsed="0" w:uiPriority="71" w:semiHidden="0" w:name="Colorful Shading Accent 2"/>
+    <w:lsdException w:unhideWhenUsed="0" w:uiPriority="72" w:semiHidden="0" w:name="Colorful List Accent 2"/>
+    <w:lsdException w:unhideWhenUsed="0" w:uiPriority="73" w:semiHidden="0" w:name="Colorful Grid Accent 2"/>
+    <w:lsdException w:unhideWhenUsed="0" w:uiPriority="60" w:semiHidden="0" w:name="Light Shading Accent 3"/>
+    <w:lsdException w:unhideWhenUsed="0" w:uiPriority="61" w:semiHidden="0" w:name="Light List Accent 3"/>
+    <w:lsdException w:unhideWhenUsed="0" w:uiPriority="62" w:semiHidden="0" w:name="Light Grid Accent 3"/>
+    <w:lsdException w:unhideWhenUsed="0" w:uiPriority="63" w:semiHidden="0" w:name="Medium Shading 1 Accent 3"/>
+    <w:lsdException w:unhideWhenUsed="0" w:uiPriority="64" w:semiHidden="0" w:name="Medium Shading 2 Accent 3"/>
+    <w:lsdException w:unhideWhenUsed="0" w:uiPriority="65" w:semiHidden="0" w:name="Medium List 1 Accent 3"/>
+    <w:lsdException w:unhideWhenUsed="0" w:uiPriority="66" w:semiHidden="0" w:name="Medium List 2 Accent 3"/>
+    <w:lsdException w:unhideWhenUsed="0" w:uiPriority="67" w:semiHidden="0" w:name="Medium Grid 1 Accent 3"/>
+    <w:lsdException w:unhideWhenUsed="0" w:uiPriority="68" w:semiHidden="0" w:name="Medium Grid 2 Accent 3"/>
+    <w:lsdException w:unhideWhenUsed="0" w:uiPriority="69" w:semiHidden="0" w:name="Medium Grid 3 Accent 3"/>
+    <w:lsdException w:unhideWhenUsed="0" w:uiPriority="70" w:semiHidden="0" w:name="Dark List Accent 3"/>
+    <w:lsdException w:unhideWhenUsed="0" w:uiPriority="71" w:semiHidden="0" w:name="Colorful Shading Accent 3"/>
+    <w:lsdException w:unhideWhenUsed="0" w:uiPriority="72" w:semiHidden="0" w:name="Colorful List Accent 3"/>
+    <w:lsdException w:unhideWhenUsed="0" w:uiPriority="73" w:semiHidden="0" w:name="Colorful Grid Accent 3"/>
+    <w:lsdException w:unhideWhenUsed="0" w:uiPriority="60" w:semiHidden="0" w:name="Light Shading Accent 4"/>
+    <w:lsdException w:unhideWhenUsed="0" w:uiPriority="61" w:semiHidden="0" w:name="Light List Accent 4"/>
+    <w:lsdException w:unhideWhenUsed="0" w:uiPriority="62" w:semiHidden="0" w:name="Light Grid Accent 4"/>
+    <w:lsdException w:unhideWhenUsed="0" w:uiPriority="63" w:semiHidden="0" w:name="Medium Shading 1 Accent 4"/>
+    <w:lsdException w:unhideWhenUsed="0" w:uiPriority="64" w:semiHidden="0" w:name="Medium Shading 2 Accent 4"/>
+    <w:lsdException w:unhideWhenUsed="0" w:uiPriority="65" w:semiHidden="0" w:name="Medium List 1 Accent 4"/>
+    <w:lsdException w:unhideWhenUsed="0" w:uiPriority="66" w:semiHidden="0" w:name="Medium List 2 Accent 4"/>
+    <w:lsdException w:unhideWhenUsed="0" w:uiPriority="67" w:semiHidden="0" w:name="Medium Grid 1 Accent 4"/>
+    <w:lsdException w:unhideWhenUsed="0" w:uiPriority="68" w:semiHidden="0" w:name="Medium Grid 2 Accent 4"/>
+    <w:lsdException w:unhideWhenUsed="0" w:uiPriority="69" w:semiHidden="0" w:name="Medium Grid 3 Accent 4"/>
+    <w:lsdException w:unhideWhenUsed="0" w:uiPriority="70" w:semiHidden="0" w:name="Dark List Accent 4"/>
+    <w:lsdException w:unhideWhenUsed="0" w:uiPriority="71" w:semiHidden="0" w:name="Colorful Shading Accent 4"/>
+    <w:lsdException w:unhideWhenUsed="0" w:uiPriority="72" w:semiHidden="0" w:name="Colorful List Accent 4"/>
+    <w:lsdException w:unhideWhenUsed="0" w:uiPriority="73" w:semiHidden="0" w:name="Colorful Grid Accent 4"/>
+    <w:lsdException w:unhideWhenUsed="0" w:uiPriority="60" w:semiHidden="0" w:name="Light Shading Accent 5"/>
+    <w:lsdException w:unhideWhenUsed="0" w:uiPriority="61" w:semiHidden="0" w:name="Light List Accent 5"/>
+    <w:lsdException w:unhideWhenUsed="0" w:uiPriority="62" w:semiHidden="0" w:name="Light Grid Accent 5"/>
+    <w:lsdException w:unhideWhenUsed="0" w:uiPriority="63" w:semiHidden="0" w:name="Medium Shading 1 Accent 5"/>
+    <w:lsdException w:unhideWhenUsed="0" w:uiPriority="64" w:semiHidden="0" w:name="Medium Shading 2 Accent 5"/>
+    <w:lsdException w:unhideWhenUsed="0" w:uiPriority="65" w:semiHidden="0" w:name="Medium List 1 Accent 5"/>
+    <w:lsdException w:unhideWhenUsed="0" w:uiPriority="66" w:semiHidden="0" w:name="Medium List 2 Accent 5"/>
+    <w:lsdException w:unhideWhenUsed="0" w:uiPriority="67" w:semiHidden="0" w:name="Medium Grid 1 Accent 5"/>
+    <w:lsdException w:unhideWhenUsed="0" w:uiPriority="68" w:semiHidden="0" w:name="Medium Grid 2 Accent 5"/>
+    <w:lsdException w:unhideWhenUsed="0" w:uiPriority="69" w:semiHidden="0" w:name="Medium Grid 3 Accent 5"/>
+    <w:lsdException w:unhideWhenUsed="0" w:uiPriority="70" w:semiHidden="0" w:name="Dark List Accent 5"/>
+    <w:lsdException w:unhideWhenUsed="0" w:uiPriority="71" w:semiHidden="0" w:name="Colorful Shading Accent 5"/>
+    <w:lsdException w:unhideWhenUsed="0" w:uiPriority="72" w:semiHidden="0" w:name="Colorful List Accent 5"/>
+    <w:lsdException w:unhideWhenUsed="0" w:uiPriority="73" w:semiHidden="0" w:name="Colorful Grid Accent 5"/>
+    <w:lsdException w:unhideWhenUsed="0" w:uiPriority="60" w:semiHidden="0" w:name="Light Shading Accent 6"/>
+    <w:lsdException w:unhideWhenUsed="0" w:uiPriority="61" w:semiHidden="0" w:name="Light List Accent 6"/>
+    <w:lsdException w:unhideWhenUsed="0" w:uiPriority="62" w:semiHidden="0" w:name="Light Grid Accent 6"/>
+    <w:lsdException w:unhideWhenUsed="0" w:uiPriority="63" w:semiHidden="0" w:name="Medium Shading 1 Accent 6"/>
+    <w:lsdException w:unhideWhenUsed="0" w:uiPriority="64" w:semiHidden="0" w:name="Medium Shading 2 Accent 6"/>
+    <w:lsdException w:unhideWhenUsed="0" w:uiPriority="65" w:semiHidden="0" w:name="Medium List 1 Accent 6"/>
+    <w:lsdException w:unhideWhenUsed="0" w:uiPriority="66" w:semiHidden="0" w:name="Medium List 2 Accent 6"/>
+    <w:lsdException w:unhideWhenUsed="0" w:uiPriority="67" w:semiHidden="0" w:name="Medium Grid 1 Accent 6"/>
+    <w:lsdException w:unhideWhenUsed="0" w:uiPriority="68" w:semiHidden="0" w:name="Medium Grid 2 Accent 6"/>
+    <w:lsdException w:unhideWhenUsed="0" w:uiPriority="69" w:semiHidden="0" w:name="Medium Grid 3 Accent 6"/>
+    <w:lsdException w:unhideWhenUsed="0" w:uiPriority="70" w:semiHidden="0" w:name="Dark List Accent 6"/>
+    <w:lsdException w:unhideWhenUsed="0" w:uiPriority="71" w:semiHidden="0" w:name="Colorful Shading Accent 6"/>
+    <w:lsdException w:unhideWhenUsed="0" w:uiPriority="72" w:semiHidden="0" w:name="Colorful List Accent 6"/>
+    <w:lsdException w:unhideWhenUsed="0" w:uiPriority="73" w:semiHidden="0" w:name="Colorful Grid Accent 6"/>
   </w:latentStyles>
-  <w:style w:type="paragraph" w:default="1" w:styleId="Normal">
+  <w:style w:type="paragraph" w:default="1" w:styleId="1">
     <w:name w:val="Normal"/>
     <w:qFormat/>
+    <w:uiPriority w:val="0"/>
     <w:pPr>
       <w:kinsoku w:val="0"/>
       <w:autoSpaceDE w:val="0"/>
@@ -7732,7 +7950,7 @@
       <w:textAlignment w:val="baseline"/>
     </w:pPr>
     <w:rPr>
-      <w:rFonts w:ascii="Arial" w:eastAsia="宋体" w:hAnsi="Arial" w:cs="Arial"/>
+      <w:rFonts w:ascii="Arial" w:hAnsi="Arial" w:eastAsia="宋体" w:cs="Arial"/>
       <w:snapToGrid w:val="0"/>
       <w:color w:val="000000"/>
       <w:kern w:val="0"/>
@@ -7741,11 +7959,12 @@
       <w:lang w:val="en-US" w:eastAsia="en-US" w:bidi="ar-SA"/>
     </w:rPr>
   </w:style>
-  <w:style w:type="paragraph" w:styleId="Heading1">
+  <w:style w:type="paragraph" w:styleId="2">
     <w:name w:val="heading 1"/>
-    <w:basedOn w:val="Normal"/>
-    <w:next w:val="Normal"/>
+    <w:basedOn w:val="1"/>
+    <w:next w:val="1"/>
     <w:qFormat/>
+    <w:uiPriority w:val="0"/>
     <w:pPr>
       <w:keepNext/>
       <w:keepLines/>
@@ -7763,12 +7982,13 @@
       <w:sz w:val="44"/>
     </w:rPr>
   </w:style>
-  <w:style w:type="paragraph" w:styleId="Heading2">
+  <w:style w:type="paragraph" w:styleId="3">
     <w:name w:val="heading 2"/>
-    <w:basedOn w:val="Normal"/>
-    <w:next w:val="Normal"/>
+    <w:basedOn w:val="1"/>
+    <w:next w:val="1"/>
     <w:unhideWhenUsed/>
     <w:qFormat/>
+    <w:uiPriority w:val="0"/>
     <w:pPr>
       <w:keepNext/>
       <w:keepLines/>
@@ -7781,18 +8001,19 @@
       <w:outlineLvl w:val="1"/>
     </w:pPr>
     <w:rPr>
-      <w:rFonts w:ascii="Arial" w:eastAsia="黑体" w:hAnsi="Arial"/>
+      <w:rFonts w:ascii="Arial" w:hAnsi="Arial" w:eastAsia="黑体"/>
       <w:b/>
       <w:sz w:val="32"/>
     </w:rPr>
   </w:style>
-  <w:style w:type="paragraph" w:styleId="Heading3">
+  <w:style w:type="paragraph" w:styleId="4">
     <w:name w:val="heading 3"/>
-    <w:basedOn w:val="Normal"/>
-    <w:next w:val="Normal"/>
+    <w:basedOn w:val="1"/>
+    <w:next w:val="1"/>
     <w:semiHidden/>
     <w:unhideWhenUsed/>
     <w:qFormat/>
+    <w:uiPriority w:val="0"/>
     <w:pPr>
       <w:keepNext/>
       <w:keepLines/>
@@ -7809,12 +8030,13 @@
       <w:sz w:val="32"/>
     </w:rPr>
   </w:style>
-  <w:style w:type="paragraph" w:styleId="Heading4">
+  <w:style w:type="paragraph" w:styleId="5">
     <w:name w:val="heading 4"/>
-    <w:basedOn w:val="Normal"/>
-    <w:next w:val="Normal"/>
+    <w:basedOn w:val="1"/>
+    <w:next w:val="1"/>
     <w:unhideWhenUsed/>
     <w:qFormat/>
+    <w:uiPriority w:val="0"/>
     <w:pPr>
       <w:keepNext/>
       <w:keepLines/>
@@ -7827,18 +8049,19 @@
       <w:outlineLvl w:val="3"/>
     </w:pPr>
     <w:rPr>
-      <w:rFonts w:ascii="Arial" w:eastAsia="黑体" w:hAnsi="Arial"/>
+      <w:rFonts w:ascii="Arial" w:hAnsi="Arial" w:eastAsia="黑体"/>
       <w:b/>
       <w:sz w:val="28"/>
     </w:rPr>
   </w:style>
-  <w:style w:type="paragraph" w:styleId="Heading5">
+  <w:style w:type="paragraph" w:styleId="6">
     <w:name w:val="heading 5"/>
-    <w:basedOn w:val="Normal"/>
-    <w:next w:val="Normal"/>
+    <w:basedOn w:val="1"/>
+    <w:next w:val="1"/>
     <w:semiHidden/>
     <w:unhideWhenUsed/>
     <w:qFormat/>
+    <w:uiPriority w:val="0"/>
     <w:pPr>
       <w:keepNext/>
       <w:keepLines/>
@@ -7855,13 +8078,14 @@
       <w:sz w:val="28"/>
     </w:rPr>
   </w:style>
-  <w:style w:type="paragraph" w:styleId="Heading6">
+  <w:style w:type="paragraph" w:styleId="7">
     <w:name w:val="heading 6"/>
-    <w:basedOn w:val="Normal"/>
-    <w:next w:val="Normal"/>
+    <w:basedOn w:val="1"/>
+    <w:next w:val="1"/>
     <w:semiHidden/>
     <w:unhideWhenUsed/>
     <w:qFormat/>
+    <w:uiPriority w:val="0"/>
     <w:pPr>
       <w:keepNext/>
       <w:keepLines/>
@@ -7874,18 +8098,19 @@
       <w:outlineLvl w:val="5"/>
     </w:pPr>
     <w:rPr>
-      <w:rFonts w:ascii="Arial" w:eastAsia="黑体" w:hAnsi="Arial"/>
+      <w:rFonts w:ascii="Arial" w:hAnsi="Arial" w:eastAsia="黑体"/>
       <w:b/>
       <w:sz w:val="24"/>
     </w:rPr>
   </w:style>
-  <w:style w:type="paragraph" w:styleId="Heading7">
+  <w:style w:type="paragraph" w:styleId="8">
     <w:name w:val="heading 7"/>
-    <w:basedOn w:val="Normal"/>
-    <w:next w:val="Normal"/>
+    <w:basedOn w:val="1"/>
+    <w:next w:val="1"/>
     <w:semiHidden/>
     <w:unhideWhenUsed/>
     <w:qFormat/>
+    <w:uiPriority w:val="0"/>
     <w:pPr>
       <w:keepNext/>
       <w:keepLines/>
@@ -7902,13 +8127,14 @@
       <w:sz w:val="24"/>
     </w:rPr>
   </w:style>
-  <w:style w:type="paragraph" w:styleId="Heading8">
+  <w:style w:type="paragraph" w:styleId="9">
     <w:name w:val="heading 8"/>
-    <w:basedOn w:val="Normal"/>
-    <w:next w:val="Normal"/>
+    <w:basedOn w:val="1"/>
+    <w:next w:val="1"/>
     <w:semiHidden/>
     <w:unhideWhenUsed/>
     <w:qFormat/>
+    <w:uiPriority w:val="0"/>
     <w:pPr>
       <w:keepNext/>
       <w:keepLines/>
@@ -7921,17 +8147,18 @@
       <w:outlineLvl w:val="7"/>
     </w:pPr>
     <w:rPr>
-      <w:rFonts w:ascii="Arial" w:eastAsia="黑体" w:hAnsi="Arial"/>
+      <w:rFonts w:ascii="Arial" w:hAnsi="Arial" w:eastAsia="黑体"/>
       <w:sz w:val="24"/>
     </w:rPr>
   </w:style>
-  <w:style w:type="paragraph" w:styleId="Heading9">
+  <w:style w:type="paragraph" w:styleId="10">
     <w:name w:val="heading 9"/>
-    <w:basedOn w:val="Normal"/>
-    <w:next w:val="Normal"/>
+    <w:basedOn w:val="1"/>
+    <w:next w:val="1"/>
     <w:semiHidden/>
     <w:unhideWhenUsed/>
     <w:qFormat/>
+    <w:uiPriority w:val="0"/>
     <w:pPr>
       <w:keepNext/>
       <w:keepLines/>
@@ -7944,19 +8171,21 @@
       <w:outlineLvl w:val="8"/>
     </w:pPr>
     <w:rPr>
-      <w:rFonts w:ascii="Arial" w:eastAsia="黑体" w:hAnsi="Arial"/>
+      <w:rFonts w:ascii="Arial" w:hAnsi="Arial" w:eastAsia="黑体"/>
       <w:sz w:val="21"/>
     </w:rPr>
   </w:style>
-  <w:style w:type="character" w:default="1" w:styleId="DefaultParagraphFont">
+  <w:style w:type="character" w:default="1" w:styleId="24">
     <w:name w:val="Default Paragraph Font"/>
     <w:semiHidden/>
     <w:qFormat/>
+    <w:uiPriority w:val="0"/>
   </w:style>
-  <w:style w:type="table" w:default="1" w:styleId="TableNormal">
+  <w:style w:type="table" w:default="1" w:styleId="22">
     <w:name w:val="Normal Table"/>
     <w:semiHidden/>
     <w:qFormat/>
+    <w:uiPriority w:val="0"/>
     <w:tblPr>
       <w:tblCellMar>
         <w:top w:w="0" w:type="dxa"/>
@@ -7966,39 +8195,43 @@
       </w:tblCellMar>
     </w:tblPr>
   </w:style>
-  <w:style w:type="paragraph" w:styleId="CommentText">
+  <w:style w:type="paragraph" w:styleId="11">
     <w:name w:val="annotation text"/>
-    <w:basedOn w:val="Normal"/>
+    <w:basedOn w:val="1"/>
     <w:qFormat/>
+    <w:uiPriority w:val="0"/>
     <w:pPr>
       <w:jc w:val="left"/>
     </w:pPr>
   </w:style>
-  <w:style w:type="paragraph" w:styleId="BodyText">
+  <w:style w:type="paragraph" w:styleId="12">
     <w:name w:val="Body Text"/>
-    <w:basedOn w:val="Normal"/>
+    <w:basedOn w:val="1"/>
     <w:semiHidden/>
     <w:qFormat/>
+    <w:uiPriority w:val="0"/>
     <w:rPr>
-      <w:rFonts w:ascii="Arial" w:eastAsia="Arial" w:hAnsi="Arial" w:cs="Arial"/>
+      <w:rFonts w:ascii="Arial" w:hAnsi="Arial" w:eastAsia="Arial" w:cs="Arial"/>
       <w:sz w:val="21"/>
       <w:szCs w:val="21"/>
       <w:lang w:val="en-US" w:eastAsia="en-US" w:bidi="ar-SA"/>
     </w:rPr>
   </w:style>
-  <w:style w:type="paragraph" w:styleId="TOC3">
+  <w:style w:type="paragraph" w:styleId="13">
     <w:name w:val="toc 3"/>
-    <w:basedOn w:val="Normal"/>
-    <w:next w:val="Normal"/>
+    <w:basedOn w:val="1"/>
+    <w:next w:val="1"/>
     <w:qFormat/>
+    <w:uiPriority w:val="0"/>
     <w:pPr>
       <w:ind w:left="840" w:leftChars="400"/>
     </w:pPr>
   </w:style>
-  <w:style w:type="paragraph" w:styleId="Footer">
+  <w:style w:type="paragraph" w:styleId="14">
     <w:name w:val="footer"/>
-    <w:basedOn w:val="Normal"/>
+    <w:basedOn w:val="1"/>
     <w:qFormat/>
+    <w:uiPriority w:val="0"/>
     <w:pPr>
       <w:tabs>
         <w:tab w:val="center" w:pos="4153"/>
@@ -8011,16 +8244,17 @@
       <w:sz w:val="18"/>
     </w:rPr>
   </w:style>
-  <w:style w:type="paragraph" w:styleId="Header">
+  <w:style w:type="paragraph" w:styleId="15">
     <w:name w:val="header"/>
-    <w:basedOn w:val="Normal"/>
+    <w:basedOn w:val="1"/>
     <w:qFormat/>
+    <w:uiPriority w:val="0"/>
     <w:pPr>
       <w:pBdr>
-        <w:top w:val="nil"/>
-        <w:left w:val="nil"/>
-        <w:bottom w:val="nil"/>
-        <w:right w:val="nil"/>
+        <w:top w:val="none" w:color="auto" w:sz="0" w:space="0"/>
+        <w:left w:val="none" w:color="auto" w:sz="0" w:space="0"/>
+        <w:bottom w:val="none" w:color="auto" w:sz="0" w:space="0"/>
+        <w:right w:val="none" w:color="auto" w:sz="0" w:space="0"/>
       </w:pBdr>
       <w:tabs>
         <w:tab w:val="center" w:pos="4153"/>
@@ -8035,37 +8269,41 @@
       <w:sz w:val="18"/>
     </w:rPr>
   </w:style>
-  <w:style w:type="paragraph" w:styleId="TOC1">
+  <w:style w:type="paragraph" w:styleId="16">
     <w:name w:val="toc 1"/>
-    <w:basedOn w:val="Normal"/>
-    <w:next w:val="Normal"/>
+    <w:basedOn w:val="1"/>
+    <w:next w:val="1"/>
     <w:qFormat/>
+    <w:uiPriority w:val="0"/>
     <w:rPr>
-      <w:rFonts w:ascii="Arial" w:eastAsia="Microsoft JhengHei" w:hAnsi="Arial"/>
+      <w:rFonts w:ascii="Arial" w:hAnsi="Arial" w:eastAsia="Microsoft JhengHei"/>
       <w:sz w:val="24"/>
     </w:rPr>
   </w:style>
-  <w:style w:type="paragraph" w:styleId="TableofFigures">
+  <w:style w:type="paragraph" w:styleId="17">
     <w:name w:val="table of figures"/>
-    <w:basedOn w:val="Normal"/>
-    <w:next w:val="Normal"/>
+    <w:basedOn w:val="1"/>
+    <w:next w:val="1"/>
     <w:qFormat/>
+    <w:uiPriority w:val="0"/>
     <w:pPr>
-      <w:ind w:hanging="200" w:leftChars="200" w:hangingChars="200"/>
+      <w:ind w:leftChars="200" w:hanging="200" w:hangingChars="200"/>
     </w:pPr>
   </w:style>
-  <w:style w:type="paragraph" w:styleId="TOC2">
+  <w:style w:type="paragraph" w:styleId="18">
     <w:name w:val="toc 2"/>
-    <w:basedOn w:val="Normal"/>
-    <w:next w:val="Normal"/>
+    <w:basedOn w:val="1"/>
+    <w:next w:val="1"/>
     <w:qFormat/>
+    <w:uiPriority w:val="0"/>
     <w:pPr>
       <w:ind w:left="420" w:leftChars="200"/>
     </w:pPr>
   </w:style>
-  <w:style w:type="paragraph" w:styleId="HTMLPreformatted">
+  <w:style w:type="paragraph" w:styleId="19">
     <w:name w:val="HTML Preformatted"/>
     <w:qFormat/>
+    <w:uiPriority w:val="0"/>
     <w:pPr>
       <w:tabs>
         <w:tab w:val="left" w:pos="916"/>
@@ -8088,25 +8326,27 @@
       <w:jc w:val="left"/>
     </w:pPr>
     <w:rPr>
-      <w:rFonts w:ascii="宋体" w:eastAsia="宋体" w:hAnsi="宋体" w:cs="宋体" w:hint="eastAsia"/>
+      <w:rFonts w:hint="eastAsia" w:ascii="宋体" w:hAnsi="宋体" w:eastAsia="宋体" w:cs="宋体"/>
       <w:kern w:val="0"/>
       <w:sz w:val="24"/>
       <w:szCs w:val="24"/>
       <w:lang w:val="en-US" w:eastAsia="zh-CN"/>
     </w:rPr>
   </w:style>
-  <w:style w:type="paragraph" w:styleId="NormalWeb">
+  <w:style w:type="paragraph" w:styleId="20">
     <w:name w:val="Normal (Web)"/>
-    <w:basedOn w:val="Normal"/>
+    <w:basedOn w:val="1"/>
     <w:qFormat/>
+    <w:uiPriority w:val="0"/>
     <w:rPr>
       <w:sz w:val="24"/>
     </w:rPr>
   </w:style>
-  <w:style w:type="paragraph" w:styleId="Title">
+  <w:style w:type="paragraph" w:styleId="21">
     <w:name w:val="Title"/>
-    <w:basedOn w:val="Normal"/>
+    <w:basedOn w:val="1"/>
     <w:qFormat/>
+    <w:uiPriority w:val="0"/>
     <w:pPr>
       <w:spacing w:before="240" w:beforeLines="0" w:beforeAutospacing="0" w:after="60" w:afterLines="0" w:afterAutospacing="0"/>
       <w:jc w:val="center"/>
@@ -8118,68 +8358,73 @@
       <w:sz w:val="32"/>
     </w:rPr>
   </w:style>
-  <w:style w:type="table" w:styleId="TableGrid">
+  <w:style w:type="table" w:styleId="23">
     <w:name w:val="Table Grid"/>
-    <w:basedOn w:val="TableNormal"/>
+    <w:basedOn w:val="22"/>
     <w:qFormat/>
+    <w:uiPriority w:val="0"/>
     <w:pPr>
       <w:widowControl w:val="0"/>
       <w:jc w:val="both"/>
     </w:pPr>
     <w:tblPr>
       <w:tblBorders>
-        <w:top w:val="single" w:sz="4" w:space="0" w:color="auto"/>
-        <w:left w:val="single" w:sz="4" w:space="0" w:color="auto"/>
-        <w:bottom w:val="single" w:sz="4" w:space="0" w:color="auto"/>
-        <w:right w:val="single" w:sz="4" w:space="0" w:color="auto"/>
-        <w:insideH w:val="single" w:sz="4" w:space="0" w:color="auto"/>
-        <w:insideV w:val="single" w:sz="4" w:space="0" w:color="auto"/>
+        <w:top w:val="single" w:color="auto" w:sz="4" w:space="0"/>
+        <w:left w:val="single" w:color="auto" w:sz="4" w:space="0"/>
+        <w:bottom w:val="single" w:color="auto" w:sz="4" w:space="0"/>
+        <w:right w:val="single" w:color="auto" w:sz="4" w:space="0"/>
+        <w:insideH w:val="single" w:color="auto" w:sz="4" w:space="0"/>
+        <w:insideV w:val="single" w:color="auto" w:sz="4" w:space="0"/>
       </w:tblBorders>
     </w:tblPr>
   </w:style>
-  <w:style w:type="character" w:styleId="Strong">
+  <w:style w:type="character" w:styleId="25">
     <w:name w:val="Strong"/>
-    <w:basedOn w:val="DefaultParagraphFont"/>
+    <w:basedOn w:val="24"/>
     <w:qFormat/>
+    <w:uiPriority w:val="0"/>
     <w:rPr>
       <w:b/>
     </w:rPr>
   </w:style>
-  <w:style w:type="paragraph" w:customStyle="1" w:styleId="a">
+  <w:style w:type="paragraph" w:customStyle="1" w:styleId="26">
     <w:name w:val="柴_公司名"/>
-    <w:basedOn w:val="Title"/>
+    <w:basedOn w:val="21"/>
     <w:qFormat/>
+    <w:uiPriority w:val="0"/>
     <w:pPr>
       <w:spacing w:after="600" w:afterLines="600"/>
     </w:pPr>
     <w:rPr>
-      <w:rFonts w:ascii="宋体" w:eastAsia="宋体" w:hAnsi="宋体" w:cs="宋体" w:hint="eastAsia"/>
+      <w:rFonts w:hint="eastAsia" w:ascii="宋体" w:hAnsi="宋体" w:eastAsia="宋体" w:cs="宋体"/>
       <w:bCs/>
       <w:spacing w:val="-6"/>
       <w:sz w:val="52"/>
       <w:szCs w:val="52"/>
     </w:rPr>
   </w:style>
-  <w:style w:type="paragraph" w:customStyle="1" w:styleId="a0">
+  <w:style w:type="paragraph" w:customStyle="1" w:styleId="27">
     <w:name w:val="柴_文档名"/>
-    <w:basedOn w:val="Title"/>
+    <w:basedOn w:val="21"/>
     <w:qFormat/>
+    <w:uiPriority w:val="0"/>
     <w:pPr>
       <w:spacing w:after="900" w:afterLines="900"/>
     </w:pPr>
     <w:rPr>
-      <w:rFonts w:ascii="黑体" w:eastAsia="黑体" w:hAnsi="黑体" w:cs="黑体"/>
+      <w:rFonts w:ascii="黑体" w:hAnsi="黑体" w:eastAsia="黑体" w:cs="黑体"/>
       <w:bCs/>
       <w:spacing w:val="-7"/>
       <w:sz w:val="52"/>
       <w:szCs w:val="52"/>
     </w:rPr>
   </w:style>
-  <w:style w:type="table" w:customStyle="1" w:styleId="TableNormal0">
+  <w:style w:type="table" w:customStyle="1" w:styleId="28">
     <w:name w:val="Table Normal_0"/>
     <w:semiHidden/>
     <w:unhideWhenUsed/>
     <w:qFormat/>
+    <w:uiPriority w:val="0"/>
     <w:tblPr>
       <w:tblCellMar>
         <w:top w:w="0" w:type="dxa"/>
@@ -8189,82 +8434,88 @@
       </w:tblCellMar>
     </w:tblPr>
   </w:style>
-  <w:style w:type="paragraph" w:customStyle="1" w:styleId="TableText">
+  <w:style w:type="paragraph" w:customStyle="1" w:styleId="29">
     <w:name w:val="Table Text"/>
-    <w:basedOn w:val="Normal"/>
+    <w:basedOn w:val="1"/>
     <w:semiHidden/>
     <w:qFormat/>
+    <w:uiPriority w:val="0"/>
     <w:rPr>
-      <w:rFonts w:ascii="宋体" w:eastAsia="宋体" w:hAnsi="宋体" w:cs="宋体"/>
+      <w:rFonts w:ascii="宋体" w:hAnsi="宋体" w:eastAsia="宋体" w:cs="宋体"/>
       <w:sz w:val="21"/>
       <w:szCs w:val="21"/>
       <w:lang w:val="en-US" w:eastAsia="en-US" w:bidi="ar-SA"/>
     </w:rPr>
   </w:style>
-  <w:style w:type="paragraph" w:customStyle="1" w:styleId="1">
+  <w:style w:type="paragraph" w:customStyle="1" w:styleId="30">
     <w:name w:val="柴_标题1"/>
-    <w:basedOn w:val="Heading1"/>
-    <w:next w:val="a1"/>
-    <w:link w:val="1Char"/>
+    <w:basedOn w:val="2"/>
+    <w:next w:val="31"/>
+    <w:link w:val="40"/>
     <w:qFormat/>
+    <w:uiPriority w:val="0"/>
     <w:pPr>
       <w:spacing w:before="100" w:after="90" w:line="360" w:lineRule="auto"/>
     </w:pPr>
     <w:rPr>
-      <w:rFonts w:ascii="Arial" w:eastAsia="宋体" w:hAnsi="Arial"/>
+      <w:rFonts w:ascii="Arial" w:hAnsi="Arial" w:eastAsia="宋体"/>
       <w:sz w:val="32"/>
     </w:rPr>
   </w:style>
-  <w:style w:type="paragraph" w:customStyle="1" w:styleId="a1">
+  <w:style w:type="paragraph" w:customStyle="1" w:styleId="31">
     <w:name w:val="柴_正文"/>
-    <w:basedOn w:val="BodyText"/>
-    <w:link w:val="Char"/>
+    <w:basedOn w:val="12"/>
+    <w:link w:val="43"/>
     <w:qFormat/>
+    <w:uiPriority w:val="0"/>
     <w:pPr>
       <w:spacing w:line="360" w:lineRule="auto"/>
       <w:ind w:firstLine="470" w:firstLineChars="200"/>
     </w:pPr>
     <w:rPr>
-      <w:rFonts w:ascii="Arial" w:eastAsia="宋体" w:hAnsi="Arial"/>
+      <w:rFonts w:ascii="Arial" w:hAnsi="Arial" w:eastAsia="宋体"/>
       <w:sz w:val="24"/>
       <w:lang w:eastAsia="zh-CN"/>
     </w:rPr>
   </w:style>
-  <w:style w:type="paragraph" w:customStyle="1" w:styleId="2">
+  <w:style w:type="paragraph" w:customStyle="1" w:styleId="32">
     <w:name w:val="柴_标题2"/>
-    <w:basedOn w:val="Heading2"/>
-    <w:next w:val="a1"/>
-    <w:link w:val="2Char"/>
+    <w:basedOn w:val="3"/>
+    <w:next w:val="31"/>
+    <w:link w:val="46"/>
     <w:qFormat/>
+    <w:uiPriority w:val="0"/>
     <w:pPr>
       <w:spacing w:line="360" w:lineRule="auto"/>
     </w:pPr>
     <w:rPr>
-      <w:rFonts w:ascii="Arial" w:eastAsia="宋体" w:hAnsi="Arial"/>
+      <w:rFonts w:ascii="Arial" w:hAnsi="Arial" w:eastAsia="宋体"/>
       <w:sz w:val="28"/>
     </w:rPr>
   </w:style>
-  <w:style w:type="paragraph" w:customStyle="1" w:styleId="3">
+  <w:style w:type="paragraph" w:customStyle="1" w:styleId="33">
     <w:name w:val="柴_标题3"/>
-    <w:basedOn w:val="Heading3"/>
-    <w:next w:val="a1"/>
+    <w:basedOn w:val="4"/>
+    <w:next w:val="31"/>
     <w:qFormat/>
+    <w:uiPriority w:val="0"/>
     <w:pPr>
       <w:spacing w:line="360" w:lineRule="auto"/>
       <w:ind w:left="0" w:firstLine="472" w:firstLineChars="200"/>
     </w:pPr>
     <w:rPr>
-      <w:rFonts w:ascii="宋体" w:eastAsia="宋体" w:hAnsi="宋体" w:cs="宋体"/>
+      <w:rFonts w:ascii="宋体" w:hAnsi="宋体" w:eastAsia="宋体" w:cs="宋体"/>
       <w:spacing w:val="-2"/>
       <w:sz w:val="24"/>
       <w:szCs w:val="24"/>
     </w:rPr>
   </w:style>
-  <w:style w:type="paragraph" w:customStyle="1" w:styleId="a2">
+  <w:style w:type="paragraph" w:customStyle="1" w:styleId="34">
     <w:name w:val="柴_目录"/>
-    <w:basedOn w:val="Normal"/>
-    <w:next w:val="BodyText"/>
+    <w:basedOn w:val="1"/>
+    <w:next w:val="12"/>
     <w:qFormat/>
+    <w:uiPriority w:val="0"/>
     <w:pPr>
       <w:tabs>
         <w:tab w:val="right" w:leader="dot" w:pos="8442"/>
@@ -8272,59 +8523,64 @@
       <w:ind w:left="0" w:leftChars="0"/>
     </w:pPr>
     <w:rPr>
-      <w:rFonts w:ascii="Arial" w:eastAsia="Microsoft JhengHei" w:hAnsi="Arial"/>
+      <w:rFonts w:ascii="Arial" w:hAnsi="Arial" w:eastAsia="Microsoft JhengHei"/>
       <w:sz w:val="24"/>
     </w:rPr>
   </w:style>
-  <w:style w:type="paragraph" w:customStyle="1" w:styleId="WPSOffice1">
+  <w:style w:type="paragraph" w:customStyle="1" w:styleId="35">
     <w:name w:val="WPSOffice手动目录 1"/>
     <w:qFormat/>
+    <w:uiPriority w:val="0"/>
     <w:pPr>
       <w:ind w:leftChars="0"/>
     </w:pPr>
     <w:rPr>
-      <w:rFonts w:ascii="Times New Roman" w:eastAsia="宋体" w:hAnsi="Times New Roman" w:cs="Times New Roman"/>
+      <w:rFonts w:ascii="Times New Roman" w:hAnsi="Times New Roman" w:eastAsia="宋体" w:cs="Times New Roman"/>
       <w:sz w:val="20"/>
       <w:szCs w:val="20"/>
     </w:rPr>
   </w:style>
-  <w:style w:type="paragraph" w:customStyle="1" w:styleId="WPSOffice2">
+  <w:style w:type="paragraph" w:customStyle="1" w:styleId="36">
     <w:name w:val="WPSOffice手动目录 2"/>
     <w:qFormat/>
+    <w:uiPriority w:val="0"/>
     <w:pPr>
       <w:ind w:leftChars="200"/>
     </w:pPr>
     <w:rPr>
-      <w:rFonts w:ascii="Times New Roman" w:eastAsia="宋体" w:hAnsi="Times New Roman" w:cs="Times New Roman"/>
+      <w:rFonts w:ascii="Times New Roman" w:hAnsi="Times New Roman" w:eastAsia="宋体" w:cs="Times New Roman"/>
       <w:sz w:val="20"/>
       <w:szCs w:val="20"/>
     </w:rPr>
   </w:style>
-  <w:style w:type="paragraph" w:customStyle="1" w:styleId="WPSOffice3">
+  <w:style w:type="paragraph" w:customStyle="1" w:styleId="37">
     <w:name w:val="WPSOffice手动目录 3"/>
     <w:qFormat/>
+    <w:uiPriority w:val="0"/>
     <w:pPr>
       <w:ind w:leftChars="400"/>
     </w:pPr>
     <w:rPr>
-      <w:rFonts w:ascii="Times New Roman" w:eastAsia="宋体" w:hAnsi="Times New Roman" w:cs="Times New Roman"/>
+      <w:rFonts w:ascii="Times New Roman" w:hAnsi="Times New Roman" w:eastAsia="宋体" w:cs="Times New Roman"/>
       <w:sz w:val="20"/>
       <w:szCs w:val="20"/>
     </w:rPr>
   </w:style>
-  <w:style w:type="paragraph" w:customStyle="1" w:styleId="Compact">
+  <w:style w:type="paragraph" w:customStyle="1" w:styleId="38">
     <w:name w:val="Compact"/>
-    <w:basedOn w:val="BodyText"/>
+    <w:basedOn w:val="12"/>
     <w:qFormat/>
+    <w:uiPriority w:val="0"/>
     <w:pPr>
       <w:spacing w:before="36" w:after="36"/>
     </w:pPr>
   </w:style>
-  <w:style w:type="table" w:customStyle="1" w:styleId="Table">
+  <w:style w:type="table" w:customStyle="1" w:styleId="39">
     <w:name w:val="Table"/>
     <w:semiHidden/>
     <w:unhideWhenUsed/>
     <w:qFormat/>
+    <w:uiPriority w:val="0"/>
     <w:tblPr>
       <w:tblCellMar>
         <w:top w:w="0" w:type="dxa"/>
@@ -8336,26 +8592,28 @@
     <w:tblStylePr w:type="firstRow">
       <w:tcPr>
         <w:tcBorders>
-          <w:bottom w:val="single" w:sz="0" w:space="0" w:color="auto"/>
+          <w:bottom w:val="single" w:color="auto" w:sz="0" w:space="0"/>
         </w:tcBorders>
         <w:vAlign w:val="bottom"/>
       </w:tcPr>
     </w:tblStylePr>
   </w:style>
-  <w:style w:type="character" w:customStyle="1" w:styleId="1Char">
+  <w:style w:type="character" w:customStyle="1" w:styleId="40">
     <w:name w:val="柴_标题1 Char"/>
-    <w:link w:val="1"/>
+    <w:link w:val="30"/>
     <w:qFormat/>
+    <w:uiPriority w:val="0"/>
     <w:rPr>
-      <w:rFonts w:ascii="Arial" w:eastAsia="宋体" w:hAnsi="Arial"/>
+      <w:rFonts w:ascii="Arial" w:hAnsi="Arial" w:eastAsia="宋体"/>
       <w:sz w:val="32"/>
     </w:rPr>
   </w:style>
-  <w:style w:type="paragraph" w:customStyle="1" w:styleId="a3">
+  <w:style w:type="paragraph" w:customStyle="1" w:styleId="41">
     <w:name w:val="柴_正文_无缩进"/>
-    <w:basedOn w:val="Normal"/>
-    <w:link w:val="Char0"/>
+    <w:basedOn w:val="1"/>
+    <w:link w:val="45"/>
     <w:qFormat/>
+    <w:uiPriority w:val="0"/>
     <w:pPr>
       <w:ind w:firstLine="0" w:firstLineChars="0"/>
     </w:pPr>
@@ -8365,38 +8623,41 @@
       <w:lang w:eastAsia="zh-CN"/>
     </w:rPr>
   </w:style>
-  <w:style w:type="paragraph" w:customStyle="1" w:styleId="4">
+  <w:style w:type="paragraph" w:customStyle="1" w:styleId="42">
     <w:name w:val="柴_标题4"/>
-    <w:basedOn w:val="Heading4"/>
-    <w:next w:val="Normal"/>
+    <w:basedOn w:val="5"/>
+    <w:next w:val="1"/>
     <w:qFormat/>
+    <w:uiPriority w:val="0"/>
     <w:pPr>
       <w:widowControl w:val="0"/>
       <w:spacing w:before="160" w:line="360" w:lineRule="auto"/>
-      <w:ind w:left="981" w:hanging="862" w:leftChars="300"/>
+      <w:ind w:left="981" w:leftChars="300" w:hanging="862"/>
     </w:pPr>
     <w:rPr>
-      <w:rFonts w:ascii="Calibri" w:eastAsia="宋体" w:hAnsi="Calibri" w:cs="宋体" w:hint="eastAsia"/>
+      <w:rFonts w:hint="eastAsia" w:ascii="Calibri" w:hAnsi="Calibri" w:eastAsia="宋体" w:cs="宋体"/>
       <w:sz w:val="24"/>
       <w:szCs w:val="24"/>
       <w:lang w:eastAsia="zh-CN" w:bidi="zh-CN"/>
     </w:rPr>
   </w:style>
-  <w:style w:type="character" w:customStyle="1" w:styleId="Char">
+  <w:style w:type="character" w:customStyle="1" w:styleId="43">
     <w:name w:val="柴_正文 Char"/>
-    <w:link w:val="a1"/>
+    <w:link w:val="31"/>
     <w:qFormat/>
+    <w:uiPriority w:val="0"/>
     <w:rPr>
-      <w:rFonts w:ascii="Arial" w:eastAsia="宋体" w:hAnsi="Arial"/>
+      <w:rFonts w:ascii="Arial" w:hAnsi="Arial" w:eastAsia="宋体"/>
       <w:sz w:val="24"/>
       <w:lang w:eastAsia="zh-CN"/>
     </w:rPr>
   </w:style>
-  <w:style w:type="table" w:customStyle="1" w:styleId="TableNormal00">
+  <w:style w:type="table" w:customStyle="1" w:styleId="44">
     <w:name w:val="Table Normal_0_0"/>
     <w:semiHidden/>
     <w:unhideWhenUsed/>
     <w:qFormat/>
+    <w:uiPriority w:val="0"/>
     <w:tblPr>
       <w:tblCellMar>
         <w:top w:w="0" w:type="dxa"/>
@@ -8406,41 +8667,45 @@
       </w:tblCellMar>
     </w:tblPr>
   </w:style>
-  <w:style w:type="character" w:customStyle="1" w:styleId="Char0">
+  <w:style w:type="character" w:customStyle="1" w:styleId="45">
     <w:name w:val="柴_正文_无缩进 Char"/>
-    <w:link w:val="a3"/>
+    <w:link w:val="41"/>
     <w:qFormat/>
+    <w:uiPriority w:val="0"/>
     <w:rPr>
       <w:rFonts w:ascii="Arial" w:hAnsi="Arial"/>
       <w:sz w:val="24"/>
       <w:lang w:eastAsia="zh-CN"/>
     </w:rPr>
   </w:style>
-  <w:style w:type="character" w:customStyle="1" w:styleId="2Char">
+  <w:style w:type="character" w:customStyle="1" w:styleId="46">
     <w:name w:val="柴_标题2 Char"/>
-    <w:link w:val="2"/>
+    <w:link w:val="32"/>
     <w:qFormat/>
+    <w:uiPriority w:val="0"/>
     <w:rPr>
-      <w:rFonts w:ascii="Arial" w:eastAsia="宋体" w:hAnsi="Arial"/>
+      <w:rFonts w:ascii="Arial" w:hAnsi="Arial" w:eastAsia="宋体"/>
       <w:sz w:val="28"/>
     </w:rPr>
   </w:style>
-  <w:style w:type="character" w:customStyle="1" w:styleId="Char1">
+  <w:style w:type="character" w:customStyle="1" w:styleId="47">
     <w:name w:val="柴_题注 Char"/>
-    <w:link w:val="a4"/>
+    <w:link w:val="48"/>
     <w:qFormat/>
+    <w:uiPriority w:val="0"/>
   </w:style>
-  <w:style w:type="paragraph" w:customStyle="1" w:styleId="a4">
+  <w:style w:type="paragraph" w:customStyle="1" w:styleId="48">
     <w:name w:val="柴_题注"/>
-    <w:basedOn w:val="HTMLPreformatted"/>
-    <w:link w:val="Char1"/>
+    <w:basedOn w:val="19"/>
+    <w:link w:val="47"/>
     <w:qFormat/>
+    <w:uiPriority w:val="0"/>
     <w:pPr>
       <w:pBdr>
-        <w:top w:val="nil"/>
-        <w:left w:val="nil"/>
-        <w:bottom w:val="nil"/>
-        <w:right w:val="nil"/>
+        <w:top w:val="none" w:color="auto" w:sz="0" w:space="0"/>
+        <w:left w:val="none" w:color="auto" w:sz="0" w:space="0"/>
+        <w:bottom w:val="none" w:color="auto" w:sz="0" w:space="0"/>
+        <w:right w:val="none" w:color="auto" w:sz="0" w:space="0"/>
       </w:pBdr>
       <w:wordWrap w:val="0"/>
       <w:spacing w:line="264" w:lineRule="atLeast"/>

--- a/4-质量管理/运行记录类文件/HFSJ-ITSS-0413-2025年度管评计划.docx
+++ b/4-质量管理/运行记录类文件/HFSJ-ITSS-0413-2025年度管评计划.docx
@@ -3664,8 +3664,8 @@
         <w:pStyle w:val="30"/>
         <w:bidi w:val="0"/>
       </w:pPr>
-      <w:bookmarkStart w:id="1" w:name="_Toc20553"/>
-      <w:bookmarkStart w:id="2" w:name="heading_2"/>
+      <w:bookmarkStart w:id="1" w:name="heading_2"/>
+      <w:bookmarkStart w:id="2" w:name="_Toc20553"/>
       <w:r>
         <w:t>评审目的</w:t>
       </w:r>
@@ -3686,8 +3686,8 @@
         <w:pStyle w:val="30"/>
         <w:bidi w:val="0"/>
       </w:pPr>
-      <w:bookmarkStart w:id="3" w:name="_Toc28353"/>
-      <w:bookmarkStart w:id="4" w:name="heading_3"/>
+      <w:bookmarkStart w:id="3" w:name="heading_3"/>
+      <w:bookmarkStart w:id="4" w:name="_Toc28353"/>
       <w:r>
         <w:t>评审参加部门和人员</w:t>
       </w:r>
@@ -4571,10 +4571,20 @@
               <w:spacing w:line="240" w:lineRule="auto"/>
               <w:ind w:left="0" w:leftChars="0" w:right="0" w:rightChars="0" w:firstLine="0" w:firstLineChars="0"/>
               <w:jc w:val="center"/>
-            </w:pPr>
-            <w:r>
-              <w:t>石宝升</w:t>
-            </w:r>
+              <w:rPr>
+                <w:rFonts w:hint="eastAsia" w:eastAsia="宋体"/>
+                <w:lang w:val="en-US" w:eastAsia="zh-CN"/>
+              </w:rPr>
+            </w:pPr>
+            <w:r>
+              <w:rPr>
+                <w:rFonts w:hint="eastAsia"/>
+                <w:lang w:val="en-US" w:eastAsia="zh-CN"/>
+              </w:rPr>
+              <w:t>黄正宇</w:t>
+            </w:r>
+            <w:bookmarkStart w:id="21" w:name="_GoBack"/>
+            <w:bookmarkEnd w:id="21"/>
           </w:p>
         </w:tc>
         <w:tc>
@@ -4970,8 +4980,8 @@
         <w:pStyle w:val="30"/>
         <w:bidi w:val="0"/>
       </w:pPr>
-      <w:bookmarkStart w:id="9" w:name="_Toc25151"/>
-      <w:bookmarkStart w:id="10" w:name="heading_5"/>
+      <w:bookmarkStart w:id="9" w:name="heading_5"/>
+      <w:bookmarkStart w:id="10" w:name="_Toc25151"/>
       <w:r>
         <w:t>评审地点</w:t>
       </w:r>
@@ -4992,8 +5002,8 @@
         <w:pStyle w:val="30"/>
         <w:bidi w:val="0"/>
       </w:pPr>
-      <w:bookmarkStart w:id="11" w:name="_Toc27077"/>
-      <w:bookmarkStart w:id="12" w:name="heading_6"/>
+      <w:bookmarkStart w:id="11" w:name="heading_6"/>
+      <w:bookmarkStart w:id="12" w:name="_Toc27077"/>
       <w:r>
         <w:t>资料准备</w:t>
       </w:r>
@@ -5686,8 +5696,6 @@
               </w:rPr>
               <w:t>18</w:t>
             </w:r>
-            <w:bookmarkStart w:id="21" w:name="_GoBack"/>
-            <w:bookmarkEnd w:id="21"/>
             <w:r>
               <w:t>日</w:t>
             </w:r>
@@ -6780,8 +6788,8 @@
         <w:pStyle w:val="30"/>
         <w:bidi w:val="0"/>
       </w:pPr>
-      <w:bookmarkStart w:id="16" w:name="_Toc27520"/>
-      <w:bookmarkStart w:id="17" w:name="heading_8"/>
+      <w:bookmarkStart w:id="16" w:name="heading_8"/>
+      <w:bookmarkStart w:id="17" w:name="_Toc27520"/>
       <w:r>
         <w:t>会议安排</w:t>
       </w:r>
